--- a/Printed Exam Notes/Ch 24 Index.docx
+++ b/Printed Exam Notes/Ch 24 Index.docx
@@ -48,7 +48,7 @@
         <w:fldChar w:fldCharType="begin"/>
       </w:r>
       <w:r>
-        <w:instrText xml:space="preserve"> PAGEREF lkLkClues \h </w:instrText>
+        <w:instrText xml:space="preserve"> PAGEREF lk24LkClues \h </w:instrText>
       </w:r>
       <w:r>
         <w:fldChar w:fldCharType="separate"/>
@@ -76,7 +76,7 @@
         <w:fldChar w:fldCharType="begin"/>
       </w:r>
       <w:r>
-        <w:instrText xml:space="preserve"> PAGEREF lkLkGloss \h </w:instrText>
+        <w:instrText xml:space="preserve"> PAGEREF lk24LkGloss \h </w:instrText>
       </w:r>
       <w:r>
         <w:fldChar w:fldCharType="separate"/>
@@ -104,7 +104,7 @@
         <w:fldChar w:fldCharType="begin"/>
       </w:r>
       <w:r>
-        <w:instrText xml:space="preserve"> PAGEREF lkLkIndex \h </w:instrText>
+        <w:instrText xml:space="preserve"> PAGEREF lk24LkIndex \h </w:instrText>
       </w:r>
       <w:r>
         <w:fldChar w:fldCharType="separate"/>
@@ -120,7 +120,7 @@
       <w:pPr>
         <w:pStyle w:val="Lookupheading"/>
       </w:pPr>
-      <w:bookmarkStart w:id="1" w:name="lkLkClues"/>
+      <w:bookmarkStart w:id="1" w:name="lk24LkClues"/>
       <w:r>
         <w:rPr>
           <w:rStyle w:val="Slidecode"/>
@@ -1337,7 +1337,7 @@
       <w:pPr>
         <w:pStyle w:val="Lookupheading"/>
       </w:pPr>
-      <w:bookmarkStart w:id="2" w:name="lkLkGloss"/>
+      <w:bookmarkStart w:id="2" w:name="lk24LkGloss"/>
       <w:r>
         <w:rPr>
           <w:rStyle w:val="Slidecode"/>
@@ -1635,7 +1635,7 @@
       <w:pPr>
         <w:pStyle w:val="Lookupheading"/>
       </w:pPr>
-      <w:bookmarkStart w:id="3" w:name="lkLkIndex"/>
+      <w:bookmarkStart w:id="3" w:name="lk24LkIndex"/>
       <w:r>
         <w:rPr>
           <w:rStyle w:val="Slidecode"/>

--- a/Printed Exam Notes/Ch 24 Index.docx
+++ b/Printed Exam Notes/Ch 24 Index.docx
@@ -163,7 +163,7 @@
       </w:pPr>
       <w:r>
         <w:rPr/>
-        <w:t xml:space="preserve">outer layer that becomes the epidermis / ground tissue / vascular tissue → </w:t>
+        <w:t xml:space="preserve">primary meristem that makes the epidermis / ground tissue / vascular tissue → </w:t>
       </w:r>
       <w:r>
         <w:rPr>
@@ -1159,13 +1159,13 @@
       </w:pPr>
       <w:r>
         <w:rPr/>
-        <w:t xml:space="preserve">two leaves at each node / several at each node → </w:t>
+        <w:t xml:space="preserve">one leaf / two leaves / several leaves at each node → </w:t>
       </w:r>
       <w:r>
         <w:rPr>
           <w:b/>
         </w:rPr>
-        <w:t>opposite / whorled</w:t>
+        <w:t>alternate / opposite / whorled</w:t>
       </w:r>
       <w:r>
         <w:rPr/>
@@ -2976,7 +2976,7 @@
       </w:r>
       <w:r>
         <w:rPr/>
-        <w:t xml:space="preserve"> 24.4.45, 24.4.43, 24.4.46, 24.4.48</w:t>
+        <w:t xml:space="preserve"> 24.4.45, 24.4.42–43, 24.4.46, 24.4.48</w:t>
       </w:r>
     </w:p>
     <w:p>
@@ -3042,79 +3042,79 @@
     </w:pPr>
     <w:r>
       <w:rPr>
-        <w:sz w:val="18"/>
+        <w:sz w:val="17"/>
       </w:rPr>
     </w:r>
     <w:r>
       <w:rPr>
-        <w:sz w:val="16"/>
+        <w:sz w:val="15"/>
       </w:rPr>
       <w:t>BIO II printed notes: Ch 24 (index)</w:t>
       <w:tab/>
     </w:r>
     <w:r>
       <w:rPr>
-        <w:sz w:val="18"/>
+        <w:sz w:val="17"/>
       </w:rPr>
       <w:fldChar w:fldCharType="begin"/>
     </w:r>
     <w:r>
       <w:rPr>
-        <w:sz w:val="18"/>
+        <w:sz w:val="17"/>
       </w:rPr>
       <w:instrText xml:space="preserve"> STYLEREF "Slide code" </w:instrText>
     </w:r>
     <w:r>
       <w:rPr>
-        <w:sz w:val="18"/>
+        <w:sz w:val="17"/>
       </w:rPr>
       <w:fldChar w:fldCharType="separate"/>
     </w:r>
     <w:r>
       <w:rPr>
-        <w:sz w:val="18"/>
+        <w:sz w:val="17"/>
       </w:rPr>
       <w:t/>
     </w:r>
     <w:r>
       <w:rPr>
-        <w:sz w:val="18"/>
+        <w:sz w:val="17"/>
       </w:rPr>
       <w:fldChar w:fldCharType="end"/>
     </w:r>
     <w:r>
       <w:rPr>
-        <w:sz w:val="18"/>
+        <w:sz w:val="17"/>
       </w:rPr>
       <w:t xml:space="preserve"> – </w:t>
     </w:r>
     <w:r>
       <w:rPr>
-        <w:sz w:val="18"/>
+        <w:sz w:val="17"/>
       </w:rPr>
       <w:fldChar w:fldCharType="begin"/>
     </w:r>
     <w:r>
       <w:rPr>
-        <w:sz w:val="18"/>
+        <w:sz w:val="17"/>
       </w:rPr>
       <w:instrText xml:space="preserve"> STYLEREF "Slide code" \l </w:instrText>
     </w:r>
     <w:r>
       <w:rPr>
-        <w:sz w:val="18"/>
+        <w:sz w:val="17"/>
       </w:rPr>
       <w:fldChar w:fldCharType="separate"/>
     </w:r>
     <w:r>
       <w:rPr>
-        <w:sz w:val="18"/>
+        <w:sz w:val="17"/>
       </w:rPr>
       <w:t/>
     </w:r>
     <w:r>
       <w:rPr>
-        <w:sz w:val="18"/>
+        <w:sz w:val="17"/>
       </w:rPr>
       <w:fldChar w:fldCharType="end"/>
     </w:r>
@@ -3302,7 +3302,7 @@
       <w:lvlText w:val="•"/>
       <w:lvlJc w:val="left"/>
       <w:pPr>
-        <w:ind w:left="183" w:hanging="183"/>
+        <w:ind w:left="172" w:hanging="172"/>
       </w:pPr>
       <w:rPr>
         <w:rFonts w:ascii="Arial Narrow" w:hAnsi="Arial Narrow" w:cs="Arial Narrow"/>
@@ -3314,7 +3314,7 @@
       <w:lvlText w:val="–"/>
       <w:lvlJc w:val="left"/>
       <w:pPr>
-        <w:ind w:left="379" w:hanging="183"/>
+        <w:ind w:left="356" w:hanging="172"/>
       </w:pPr>
       <w:rPr>
         <w:rFonts w:ascii="Arial Narrow" w:hAnsi="Arial Narrow" w:cs="Arial Narrow"/>
@@ -3326,7 +3326,7 @@
       <w:lvlText w:val="–"/>
       <w:lvlJc w:val="left"/>
       <w:pPr>
-        <w:ind w:left="575" w:hanging="183"/>
+        <w:ind w:left="540" w:hanging="172"/>
       </w:pPr>
       <w:rPr>
         <w:rFonts w:ascii="Arial Narrow" w:hAnsi="Arial Narrow" w:cs="Arial Narrow"/>
@@ -3338,7 +3338,7 @@
       <w:lvlText w:val="–"/>
       <w:lvlJc w:val="left"/>
       <w:pPr>
-        <w:ind w:left="771" w:hanging="183"/>
+        <w:ind w:left="724" w:hanging="172"/>
       </w:pPr>
       <w:rPr>
         <w:rFonts w:ascii="Arial Narrow" w:hAnsi="Arial Narrow" w:cs="Arial Narrow"/>
@@ -3350,7 +3350,7 @@
       <w:lvlText w:val="–"/>
       <w:lvlJc w:val="left"/>
       <w:pPr>
-        <w:ind w:left="967" w:hanging="183"/>
+        <w:ind w:left="908" w:hanging="172"/>
       </w:pPr>
       <w:rPr>
         <w:rFonts w:ascii="Arial Narrow" w:hAnsi="Arial Narrow" w:cs="Arial Narrow"/>
@@ -3362,7 +3362,7 @@
       <w:lvlText w:val="–"/>
       <w:lvlJc w:val="left"/>
       <w:pPr>
-        <w:ind w:left="1163" w:hanging="183"/>
+        <w:ind w:left="1092" w:hanging="172"/>
       </w:pPr>
       <w:rPr>
         <w:rFonts w:ascii="Arial Narrow" w:hAnsi="Arial Narrow" w:cs="Arial Narrow"/>
@@ -3374,7 +3374,7 @@
       <w:lvlText w:val="–"/>
       <w:lvlJc w:val="left"/>
       <w:pPr>
-        <w:ind w:left="1359" w:hanging="183"/>
+        <w:ind w:left="1276" w:hanging="172"/>
       </w:pPr>
       <w:rPr>
         <w:rFonts w:ascii="Arial Narrow" w:hAnsi="Arial Narrow" w:cs="Arial Narrow"/>
@@ -3386,7 +3386,7 @@
       <w:lvlText w:val="–"/>
       <w:lvlJc w:val="left"/>
       <w:pPr>
-        <w:ind w:left="1555" w:hanging="183"/>
+        <w:ind w:left="1460" w:hanging="172"/>
       </w:pPr>
       <w:rPr>
         <w:rFonts w:ascii="Arial Narrow" w:hAnsi="Arial Narrow" w:cs="Arial Narrow"/>
@@ -3398,7 +3398,7 @@
       <w:lvlText w:val="–"/>
       <w:lvlJc w:val="left"/>
       <w:pPr>
-        <w:ind w:left="1751" w:hanging="183"/>
+        <w:ind w:left="1644" w:hanging="172"/>
       </w:pPr>
       <w:rPr>
         <w:rFonts w:ascii="Arial Narrow" w:hAnsi="Arial Narrow" w:cs="Arial Narrow"/>
@@ -3603,7 +3603,7 @@
     </w:pPr>
     <w:rPr>
       <w:rFonts w:ascii="Arial Narrow" w:hAnsi="Arial Narrow" w:eastAsia="Arial Narrow"/>
-      <w:sz w:val="24"/>
+      <w:sz w:val="23"/>
     </w:rPr>
   </w:style>
   <w:style w:type="paragraph" w:styleId="Header">
@@ -15291,11 +15291,11 @@
     <w:name w:val="Notes title"/>
     <w:basedOn w:val="Normal"/>
     <w:pPr>
-      <w:spacing w:before="0" w:after="49"/>
+      <w:spacing w:before="0" w:after="46"/>
     </w:pPr>
     <w:rPr>
       <w:b/>
-      <w:sz w:val="30"/>
+      <w:sz w:val="29"/>
     </w:rPr>
   </w:style>
   <w:style w:type="paragraph" w:customStyle="1" w:styleId="Howto">
@@ -15323,7 +15323,7 @@
         <w:right w:val="single" w:sz="4" w:space="2" w:color="auto"/>
       </w:pBdr>
       <w:spacing w:before="0" w:after="0"/>
-      <w:ind w:left="245" w:hanging="245"/>
+      <w:ind w:left="230" w:hanging="230"/>
     </w:pPr>
     <w:rPr/>
   </w:style>
@@ -15332,7 +15332,7 @@
     <w:basedOn w:val="Normal"/>
     <w:pPr>
       <w:keepNext/>
-      <w:spacing w:before="86" w:after="0"/>
+      <w:spacing w:before="80" w:after="0"/>
     </w:pPr>
     <w:rPr>
       <w:b/>
@@ -15343,7 +15343,7 @@
     <w:basedOn w:val="Normal"/>
     <w:pPr>
       <w:spacing w:before="0" w:after="0"/>
-      <w:ind w:left="183" w:hanging="183"/>
+      <w:ind w:left="172" w:hanging="172"/>
     </w:pPr>
     <w:rPr/>
   </w:style>
@@ -15352,11 +15352,11 @@
     <w:basedOn w:val="Normal"/>
     <w:pPr>
       <w:keepNext/>
-      <w:spacing w:before="122" w:after="61"/>
+      <w:spacing w:before="115" w:after="57"/>
     </w:pPr>
     <w:rPr>
       <w:b/>
-      <w:sz w:val="33"/>
+      <w:sz w:val="32"/>
     </w:rPr>
   </w:style>
   <w:style w:type="paragraph" w:customStyle="1" w:styleId="Sectionheading">
@@ -15364,138 +15364,138 @@
     <w:basedOn w:val="Normal"/>
     <w:pPr>
       <w:keepNext/>
-      <w:spacing w:before="110" w:after="24"/>
-    </w:pPr>
-    <w:rPr>
-      <w:b/>
-      <w:sz w:val="28"/>
-    </w:rPr>
-  </w:style>
-  <w:style w:type="paragraph" w:customStyle="1" w:styleId="Pointer">
-    <w:name w:val="Pointer"/>
-    <w:basedOn w:val="Normal"/>
-    <w:pPr>
-      <w:spacing w:before="0" w:after="24"/>
-    </w:pPr>
-    <w:rPr>
-      <w:i/>
-    </w:rPr>
-  </w:style>
-  <w:style w:type="paragraph" w:customStyle="1" w:styleId="Slideheading">
-    <w:name w:val="Slide heading"/>
-    <w:basedOn w:val="Normal"/>
-    <w:pPr>
-      <w:keepNext/>
-      <w:spacing w:before="73" w:after="0"/>
-    </w:pPr>
-    <w:rPr/>
-  </w:style>
-  <w:style w:type="paragraph" w:customStyle="1" w:styleId="Bullet">
-    <w:name w:val="Bullet"/>
-    <w:basedOn w:val="Normal"/>
-    <w:pPr>
-      <w:spacing w:before="0" w:after="0"/>
-    </w:pPr>
-    <w:rPr/>
-  </w:style>
-  <w:style w:type="paragraph" w:customStyle="1" w:styleId="Figure">
-    <w:name w:val="Figure"/>
-    <w:basedOn w:val="Normal"/>
-    <w:pPr>
-      <w:spacing w:before="0" w:after="0"/>
-      <w:ind w:left="183" w:hanging="183"/>
-    </w:pPr>
-    <w:rPr/>
-  </w:style>
-  <w:style w:type="paragraph" w:customStyle="1" w:styleId="Correction">
-    <w:name w:val="Correction"/>
-    <w:basedOn w:val="Normal"/>
-    <w:pPr>
-      <w:spacing w:before="0" w:after="0"/>
-      <w:ind w:left="183" w:hanging="183"/>
-    </w:pPr>
-    <w:rPr/>
-  </w:style>
-  <w:style w:type="paragraph" w:customStyle="1" w:styleId="Tabletext">
-    <w:name w:val="Table text"/>
-    <w:basedOn w:val="Normal"/>
-    <w:pPr>
-      <w:spacing w:before="0" w:after="29"/>
-    </w:pPr>
-    <w:rPr/>
-  </w:style>
-  <w:style w:type="paragraph" w:customStyle="1" w:styleId="Lookupheading">
-    <w:name w:val="Lookup heading"/>
-    <w:basedOn w:val="Normal"/>
-    <w:pPr>
-      <w:keepNext/>
-      <w:spacing w:before="98" w:after="49"/>
-    </w:pPr>
-    <w:rPr>
-      <w:b/>
-      <w:sz w:val="33"/>
-    </w:rPr>
-  </w:style>
-  <w:style w:type="paragraph" w:customStyle="1" w:styleId="Tabletitle">
-    <w:name w:val="Table title"/>
-    <w:basedOn w:val="Normal"/>
-    <w:pPr>
-      <w:keepNext/>
-      <w:spacing w:before="110" w:after="0"/>
-    </w:pPr>
-    <w:rPr/>
-  </w:style>
-  <w:style w:type="paragraph" w:customStyle="1" w:styleId="Groupheading">
-    <w:name w:val="Group heading"/>
-    <w:basedOn w:val="Normal"/>
-    <w:pPr>
-      <w:keepNext/>
-      <w:spacing w:before="98" w:after="24"/>
-    </w:pPr>
-    <w:rPr>
-      <w:b/>
-      <w:sz w:val="25"/>
-    </w:rPr>
-  </w:style>
-  <w:style w:type="paragraph" w:customStyle="1" w:styleId="Entry">
-    <w:name w:val="Entry"/>
-    <w:basedOn w:val="Normal"/>
-    <w:pPr>
-      <w:spacing w:before="0" w:after="0"/>
-      <w:ind w:left="183" w:hanging="183"/>
-    </w:pPr>
-    <w:rPr/>
-  </w:style>
-  <w:style w:type="paragraph" w:customStyle="1" w:styleId="Guideheading">
-    <w:name w:val="Guide heading"/>
-    <w:basedOn w:val="Normal"/>
-    <w:pPr>
-      <w:keepNext/>
-      <w:spacing w:before="49" w:after="37"/>
-    </w:pPr>
-    <w:rPr>
-      <w:b/>
-      <w:sz w:val="30"/>
-    </w:rPr>
-  </w:style>
-  <w:style w:type="paragraph" w:customStyle="1" w:styleId="Guidepart">
-    <w:name w:val="Guide part"/>
-    <w:basedOn w:val="Normal"/>
-    <w:pPr>
-      <w:keepNext/>
-      <w:spacing w:before="98" w:after="24"/>
+      <w:spacing w:before="103" w:after="23"/>
     </w:pPr>
     <w:rPr>
       <w:b/>
       <w:sz w:val="27"/>
     </w:rPr>
   </w:style>
+  <w:style w:type="paragraph" w:customStyle="1" w:styleId="Pointer">
+    <w:name w:val="Pointer"/>
+    <w:basedOn w:val="Normal"/>
+    <w:pPr>
+      <w:spacing w:before="0" w:after="23"/>
+    </w:pPr>
+    <w:rPr>
+      <w:i/>
+    </w:rPr>
+  </w:style>
+  <w:style w:type="paragraph" w:customStyle="1" w:styleId="Slideheading">
+    <w:name w:val="Slide heading"/>
+    <w:basedOn w:val="Normal"/>
+    <w:pPr>
+      <w:keepNext/>
+      <w:spacing w:before="69" w:after="0"/>
+    </w:pPr>
+    <w:rPr/>
+  </w:style>
+  <w:style w:type="paragraph" w:customStyle="1" w:styleId="Bullet">
+    <w:name w:val="Bullet"/>
+    <w:basedOn w:val="Normal"/>
+    <w:pPr>
+      <w:spacing w:before="0" w:after="0"/>
+    </w:pPr>
+    <w:rPr/>
+  </w:style>
+  <w:style w:type="paragraph" w:customStyle="1" w:styleId="Figure">
+    <w:name w:val="Figure"/>
+    <w:basedOn w:val="Normal"/>
+    <w:pPr>
+      <w:spacing w:before="0" w:after="0"/>
+      <w:ind w:left="172" w:hanging="172"/>
+    </w:pPr>
+    <w:rPr/>
+  </w:style>
+  <w:style w:type="paragraph" w:customStyle="1" w:styleId="Correction">
+    <w:name w:val="Correction"/>
+    <w:basedOn w:val="Normal"/>
+    <w:pPr>
+      <w:spacing w:before="0" w:after="0"/>
+      <w:ind w:left="172" w:hanging="172"/>
+    </w:pPr>
+    <w:rPr/>
+  </w:style>
+  <w:style w:type="paragraph" w:customStyle="1" w:styleId="Tabletext">
+    <w:name w:val="Table text"/>
+    <w:basedOn w:val="Normal"/>
+    <w:pPr>
+      <w:spacing w:before="0" w:after="28"/>
+    </w:pPr>
+    <w:rPr/>
+  </w:style>
+  <w:style w:type="paragraph" w:customStyle="1" w:styleId="Lookupheading">
+    <w:name w:val="Lookup heading"/>
+    <w:basedOn w:val="Normal"/>
+    <w:pPr>
+      <w:keepNext/>
+      <w:spacing w:before="92" w:after="46"/>
+    </w:pPr>
+    <w:rPr>
+      <w:b/>
+      <w:sz w:val="32"/>
+    </w:rPr>
+  </w:style>
+  <w:style w:type="paragraph" w:customStyle="1" w:styleId="Tabletitle">
+    <w:name w:val="Table title"/>
+    <w:basedOn w:val="Normal"/>
+    <w:pPr>
+      <w:keepNext/>
+      <w:spacing w:before="103" w:after="0"/>
+    </w:pPr>
+    <w:rPr/>
+  </w:style>
+  <w:style w:type="paragraph" w:customStyle="1" w:styleId="Groupheading">
+    <w:name w:val="Group heading"/>
+    <w:basedOn w:val="Normal"/>
+    <w:pPr>
+      <w:keepNext/>
+      <w:spacing w:before="92" w:after="23"/>
+    </w:pPr>
+    <w:rPr>
+      <w:b/>
+      <w:sz w:val="24"/>
+    </w:rPr>
+  </w:style>
+  <w:style w:type="paragraph" w:customStyle="1" w:styleId="Entry">
+    <w:name w:val="Entry"/>
+    <w:basedOn w:val="Normal"/>
+    <w:pPr>
+      <w:spacing w:before="0" w:after="0"/>
+      <w:ind w:left="172" w:hanging="172"/>
+    </w:pPr>
+    <w:rPr/>
+  </w:style>
+  <w:style w:type="paragraph" w:customStyle="1" w:styleId="Guideheading">
+    <w:name w:val="Guide heading"/>
+    <w:basedOn w:val="Normal"/>
+    <w:pPr>
+      <w:keepNext/>
+      <w:spacing w:before="46" w:after="34"/>
+    </w:pPr>
+    <w:rPr>
+      <w:b/>
+      <w:sz w:val="29"/>
+    </w:rPr>
+  </w:style>
+  <w:style w:type="paragraph" w:customStyle="1" w:styleId="Guidepart">
+    <w:name w:val="Guide part"/>
+    <w:basedOn w:val="Normal"/>
+    <w:pPr>
+      <w:keepNext/>
+      <w:spacing w:before="92" w:after="23"/>
+    </w:pPr>
+    <w:rPr>
+      <w:b/>
+      <w:sz w:val="26"/>
+    </w:rPr>
+  </w:style>
   <w:style w:type="paragraph" w:customStyle="1" w:styleId="Guidesubheading">
     <w:name w:val="Guide subheading"/>
     <w:basedOn w:val="Normal"/>
     <w:pPr>
       <w:keepNext/>
-      <w:spacing w:before="61" w:after="0"/>
+      <w:spacing w:before="57" w:after="0"/>
     </w:pPr>
     <w:rPr>
       <w:b/>
@@ -15505,7 +15505,7 @@
     <w:name w:val="Guide text"/>
     <w:basedOn w:val="Normal"/>
     <w:pPr>
-      <w:spacing w:before="0" w:after="61"/>
+      <w:spacing w:before="0" w:after="57"/>
     </w:pPr>
     <w:rPr/>
   </w:style>

--- a/Printed Exam Notes/Ch 24 Index.docx
+++ b/Printed Exam Notes/Ch 24 Index.docx
@@ -8,7 +8,7 @@
       </w:pPr>
       <w:r>
         <w:rPr/>
-        <w:t>BIO II printed notes: Ch 24 (index)</w:t>
+        <w:t>Ch. 24: Flowering Plants: Structure and Organization (index)</w:t>
       </w:r>
     </w:p>
     <w:p>
@@ -29,7 +29,16 @@
       </w:pPr>
       <w:r>
         <w:rPr/>
-        <w:t>Contents</w:t>
+        <w:t>Contents (pages in the main notes)</w:t>
+      </w:r>
+    </w:p>
+    <w:p>
+      <w:pPr>
+        <w:pStyle w:val="Mapsection"/>
+      </w:pPr>
+      <w:r>
+        <w:rPr/>
+        <w:t>24.1 Cells and Tissues of Flowering Plants</w:t>
       </w:r>
     </w:p>
     <w:p>
@@ -41,23 +50,11 @@
       </w:pPr>
       <w:r>
         <w:rPr/>
-        <w:t>Clue index: description → answer</w:t>
+        <w:t>24.1.3 Apical Meristem Gives Rise to Differing Plant Tissues</w:t>
         <w:tab/>
       </w:r>
       <w:r>
-        <w:fldChar w:fldCharType="begin"/>
-      </w:r>
-      <w:r>
-        <w:instrText xml:space="preserve"> PAGEREF lk24LkClues \h </w:instrText>
-      </w:r>
-      <w:r>
-        <w:fldChar w:fldCharType="separate"/>
-      </w:r>
-      <w:r>
         <w:t>1</w:t>
-      </w:r>
-      <w:r>
-        <w:fldChar w:fldCharType="end"/>
       </w:r>
     </w:p>
     <w:p>
@@ -69,23 +66,11 @@
       </w:pPr>
       <w:r>
         <w:rPr/>
-        <w:t>Glossary: terms no slide explains</w:t>
+        <w:t>24.1.4 Cells and Tissues of Flowering Plants</w:t>
         <w:tab/>
       </w:r>
       <w:r>
-        <w:fldChar w:fldCharType="begin"/>
-      </w:r>
-      <w:r>
-        <w:instrText xml:space="preserve"> PAGEREF lk24LkGloss \h </w:instrText>
-      </w:r>
-      <w:r>
-        <w:fldChar w:fldCharType="separate"/>
-      </w:r>
-      <w:r>
-        <w:t>2</w:t>
-      </w:r>
-      <w:r>
-        <w:fldChar w:fldCharType="end"/>
+        <w:t>1</w:t>
       </w:r>
     </w:p>
     <w:p>
@@ -97,6 +82,932 @@
       </w:pPr>
       <w:r>
         <w:rPr/>
+        <w:t>24.1.5 Meristem Cell Division</w:t>
+        <w:tab/>
+      </w:r>
+      <w:r>
+        <w:t>1</w:t>
+      </w:r>
+    </w:p>
+    <w:p>
+      <w:pPr>
+        <w:pStyle w:val="Mapentry"/>
+        <w:tabs>
+          <w:tab w:pos="5400" w:val="right"/>
+        </w:tabs>
+      </w:pPr>
+      <w:r>
+        <w:rPr/>
+        <w:t>24.1.6 Meristem Development</w:t>
+        <w:tab/>
+      </w:r>
+      <w:r>
+        <w:t>1</w:t>
+      </w:r>
+    </w:p>
+    <w:p>
+      <w:pPr>
+        <w:pStyle w:val="Mapentry"/>
+        <w:tabs>
+          <w:tab w:pos="5400" w:val="right"/>
+        </w:tabs>
+      </w:pPr>
+      <w:r>
+        <w:rPr/>
+        <w:t>24.1.7–8 Epidermal Tissue</w:t>
+        <w:tab/>
+      </w:r>
+      <w:r>
+        <w:t>1</w:t>
+      </w:r>
+    </w:p>
+    <w:p>
+      <w:pPr>
+        <w:pStyle w:val="Mapentry"/>
+        <w:tabs>
+          <w:tab w:pos="5400" w:val="right"/>
+        </w:tabs>
+      </w:pPr>
+      <w:r>
+        <w:rPr/>
+        <w:t>24.1.9 Modifications of Epidermal Tissue</w:t>
+        <w:tab/>
+      </w:r>
+      <w:r>
+        <w:t>1</w:t>
+      </w:r>
+    </w:p>
+    <w:p>
+      <w:pPr>
+        <w:pStyle w:val="Mapentry"/>
+        <w:tabs>
+          <w:tab w:pos="5400" w:val="right"/>
+        </w:tabs>
+      </w:pPr>
+      <w:r>
+        <w:rPr/>
+        <w:t>24.1.10–11 Ground Tissue</w:t>
+        <w:tab/>
+      </w:r>
+      <w:r>
+        <w:t>1</w:t>
+      </w:r>
+    </w:p>
+    <w:p>
+      <w:pPr>
+        <w:pStyle w:val="Mapentry"/>
+        <w:tabs>
+          <w:tab w:pos="5400" w:val="right"/>
+        </w:tabs>
+      </w:pPr>
+      <w:r>
+        <w:rPr/>
+        <w:t>24.1.12 Ground Tissue Cells</w:t>
+        <w:tab/>
+      </w:r>
+      <w:r>
+        <w:t>1</w:t>
+      </w:r>
+    </w:p>
+    <w:p>
+      <w:pPr>
+        <w:pStyle w:val="Mapentry"/>
+        <w:tabs>
+          <w:tab w:pos="5400" w:val="right"/>
+        </w:tabs>
+      </w:pPr>
+      <w:r>
+        <w:rPr/>
+        <w:t>24.1.13 Vascular Tissue</w:t>
+        <w:tab/>
+      </w:r>
+      <w:r>
+        <w:t>1</w:t>
+      </w:r>
+    </w:p>
+    <w:p>
+      <w:pPr>
+        <w:pStyle w:val="Mapentry"/>
+        <w:tabs>
+          <w:tab w:pos="5400" w:val="right"/>
+        </w:tabs>
+      </w:pPr>
+      <w:r>
+        <w:rPr/>
+        <w:t>24.1.14 Xylem Structure</w:t>
+        <w:tab/>
+      </w:r>
+      <w:r>
+        <w:t>1</w:t>
+      </w:r>
+    </w:p>
+    <w:p>
+      <w:pPr>
+        <w:pStyle w:val="Mapentry"/>
+        <w:tabs>
+          <w:tab w:pos="5400" w:val="right"/>
+        </w:tabs>
+      </w:pPr>
+      <w:r>
+        <w:rPr/>
+        <w:t>24.1.15 Tracheids and Vessel Elements</w:t>
+        <w:tab/>
+      </w:r>
+      <w:r>
+        <w:t>1</w:t>
+      </w:r>
+    </w:p>
+    <w:p>
+      <w:pPr>
+        <w:pStyle w:val="Mapentry"/>
+        <w:tabs>
+          <w:tab w:pos="5400" w:val="right"/>
+        </w:tabs>
+      </w:pPr>
+      <w:r>
+        <w:rPr/>
+        <w:t>24.1.16 Sieve-Tube Members</w:t>
+        <w:tab/>
+      </w:r>
+      <w:r>
+        <w:t>2</w:t>
+      </w:r>
+    </w:p>
+    <w:p>
+      <w:pPr>
+        <w:pStyle w:val="Mapentry"/>
+        <w:tabs>
+          <w:tab w:pos="5400" w:val="right"/>
+        </w:tabs>
+      </w:pPr>
+      <w:r>
+        <w:rPr/>
+        <w:t>24.1.17 Phloem Structure</w:t>
+        <w:tab/>
+      </w:r>
+      <w:r>
+        <w:t>2</w:t>
+      </w:r>
+    </w:p>
+    <w:p>
+      <w:pPr>
+        <w:pStyle w:val="Mapsection"/>
+      </w:pPr>
+      <w:r>
+        <w:rPr/>
+        <w:t>24.2 Organs of Flowering Plants</w:t>
+      </w:r>
+    </w:p>
+    <w:p>
+      <w:pPr>
+        <w:pStyle w:val="Mapentry"/>
+        <w:tabs>
+          <w:tab w:pos="5400" w:val="right"/>
+        </w:tabs>
+      </w:pPr>
+      <w:r>
+        <w:rPr/>
+        <w:t>24.2.18 Organs of Flowering Plants</w:t>
+        <w:tab/>
+      </w:r>
+      <w:r>
+        <w:t>2</w:t>
+      </w:r>
+    </w:p>
+    <w:p>
+      <w:pPr>
+        <w:pStyle w:val="Mapentry"/>
+        <w:tabs>
+          <w:tab w:pos="5400" w:val="right"/>
+        </w:tabs>
+      </w:pPr>
+      <w:r>
+        <w:rPr/>
+        <w:t>24.2.19 Organization of Plant Body</w:t>
+        <w:tab/>
+      </w:r>
+      <w:r>
+        <w:t>2</w:t>
+      </w:r>
+    </w:p>
+    <w:p>
+      <w:pPr>
+        <w:pStyle w:val="Mapentry"/>
+        <w:tabs>
+          <w:tab w:pos="5400" w:val="right"/>
+        </w:tabs>
+      </w:pPr>
+      <w:r>
+        <w:rPr/>
+        <w:t>24.2.20 Shoot System</w:t>
+        <w:tab/>
+      </w:r>
+      <w:r>
+        <w:t>2</w:t>
+      </w:r>
+    </w:p>
+    <w:p>
+      <w:pPr>
+        <w:pStyle w:val="Mapentry"/>
+        <w:tabs>
+          <w:tab w:pos="5400" w:val="right"/>
+        </w:tabs>
+      </w:pPr>
+      <w:r>
+        <w:rPr/>
+        <w:t>24.2.21 A Terminal Bud</w:t>
+        <w:tab/>
+      </w:r>
+      <w:r>
+        <w:t>2</w:t>
+      </w:r>
+    </w:p>
+    <w:p>
+      <w:pPr>
+        <w:pStyle w:val="Mapentry"/>
+        <w:tabs>
+          <w:tab w:pos="5400" w:val="right"/>
+        </w:tabs>
+      </w:pPr>
+      <w:r>
+        <w:rPr/>
+        <w:t>24.2.22 Monocots</w:t>
+        <w:tab/>
+      </w:r>
+      <w:r>
+        <w:t>2</w:t>
+      </w:r>
+    </w:p>
+    <w:p>
+      <w:pPr>
+        <w:pStyle w:val="Mapentry"/>
+        <w:tabs>
+          <w:tab w:pos="5400" w:val="right"/>
+        </w:tabs>
+      </w:pPr>
+      <w:r>
+        <w:rPr/>
+        <w:t>24.2.23 Eudicots</w:t>
+        <w:tab/>
+      </w:r>
+      <w:r>
+        <w:t>2</w:t>
+      </w:r>
+    </w:p>
+    <w:p>
+      <w:pPr>
+        <w:pStyle w:val="Mapentry"/>
+        <w:tabs>
+          <w:tab w:pos="5400" w:val="right"/>
+        </w:tabs>
+      </w:pPr>
+      <w:r>
+        <w:rPr/>
+        <w:t>24.2.24 Flowering Plants Are Either Monocots or Eudicots</w:t>
+        <w:tab/>
+      </w:r>
+      <w:r>
+        <w:t>2</w:t>
+      </w:r>
+    </w:p>
+    <w:p>
+      <w:pPr>
+        <w:pStyle w:val="Mapentry"/>
+        <w:tabs>
+          <w:tab w:pos="5400" w:val="right"/>
+        </w:tabs>
+      </w:pPr>
+      <w:r>
+        <w:rPr/>
+        <w:t>24.2.25 Vegetative Organs and Plant Life Cycles</w:t>
+        <w:tab/>
+      </w:r>
+      <w:r>
+        <w:t>2</w:t>
+      </w:r>
+    </w:p>
+    <w:p>
+      <w:pPr>
+        <w:pStyle w:val="Mapsection"/>
+      </w:pPr>
+      <w:r>
+        <w:rPr/>
+        <w:t>24.3 Organization and Diversity of Roots</w:t>
+      </w:r>
+    </w:p>
+    <w:p>
+      <w:pPr>
+        <w:pStyle w:val="Mapentry"/>
+        <w:tabs>
+          <w:tab w:pos="5400" w:val="right"/>
+        </w:tabs>
+      </w:pPr>
+      <w:r>
+        <w:rPr/>
+        <w:t>24.3.26 Organization and Diversity of Roots</w:t>
+        <w:tab/>
+      </w:r>
+      <w:r>
+        <w:t>2</w:t>
+      </w:r>
+    </w:p>
+    <w:p>
+      <w:pPr>
+        <w:pStyle w:val="Mapentry"/>
+        <w:tabs>
+          <w:tab w:pos="5400" w:val="right"/>
+        </w:tabs>
+      </w:pPr>
+      <w:r>
+        <w:rPr/>
+        <w:t>24.3.27 Tissues of Eudicot Root</w:t>
+        <w:tab/>
+      </w:r>
+      <w:r>
+        <w:t>3</w:t>
+      </w:r>
+    </w:p>
+    <w:p>
+      <w:pPr>
+        <w:pStyle w:val="Mapentry"/>
+        <w:tabs>
+          <w:tab w:pos="5400" w:val="right"/>
+        </w:tabs>
+      </w:pPr>
+      <w:r>
+        <w:rPr/>
+        <w:t>24.3.28 Eudicot Root Tip</w:t>
+        <w:tab/>
+      </w:r>
+      <w:r>
+        <w:t>3</w:t>
+      </w:r>
+    </w:p>
+    <w:p>
+      <w:pPr>
+        <w:pStyle w:val="Mapentry"/>
+        <w:tabs>
+          <w:tab w:pos="5400" w:val="right"/>
+        </w:tabs>
+      </w:pPr>
+      <w:r>
+        <w:rPr/>
+        <w:t>24.3.29 Branching of a Eudicot Root</w:t>
+        <w:tab/>
+      </w:r>
+      <w:r>
+        <w:t>3</w:t>
+      </w:r>
+    </w:p>
+    <w:p>
+      <w:pPr>
+        <w:pStyle w:val="Mapentry"/>
+        <w:tabs>
+          <w:tab w:pos="5400" w:val="right"/>
+        </w:tabs>
+      </w:pPr>
+      <w:r>
+        <w:rPr/>
+        <w:t>24.3.30 Organization of Monocot Roots</w:t>
+        <w:tab/>
+      </w:r>
+      <w:r>
+        <w:t>3</w:t>
+      </w:r>
+    </w:p>
+    <w:p>
+      <w:pPr>
+        <w:pStyle w:val="Mapentry"/>
+        <w:tabs>
+          <w:tab w:pos="5400" w:val="right"/>
+        </w:tabs>
+      </w:pPr>
+      <w:r>
+        <w:rPr/>
+        <w:t>24.3.31 Monocot Root</w:t>
+        <w:tab/>
+      </w:r>
+      <w:r>
+        <w:t>3</w:t>
+      </w:r>
+    </w:p>
+    <w:p>
+      <w:pPr>
+        <w:pStyle w:val="Mapentry"/>
+        <w:tabs>
+          <w:tab w:pos="5400" w:val="right"/>
+        </w:tabs>
+      </w:pPr>
+      <w:r>
+        <w:rPr/>
+        <w:t>24.3.32 Root Diversity</w:t>
+        <w:tab/>
+      </w:r>
+      <w:r>
+        <w:t>3</w:t>
+      </w:r>
+    </w:p>
+    <w:p>
+      <w:pPr>
+        <w:pStyle w:val="Mapentry"/>
+        <w:tabs>
+          <w:tab w:pos="5400" w:val="right"/>
+        </w:tabs>
+      </w:pPr>
+      <w:r>
+        <w:rPr/>
+        <w:t>24.3.33 Root Specializations</w:t>
+        <w:tab/>
+      </w:r>
+      <w:r>
+        <w:t>3</w:t>
+      </w:r>
+    </w:p>
+    <w:p>
+      <w:pPr>
+        <w:pStyle w:val="Mapentry"/>
+        <w:tabs>
+          <w:tab w:pos="5400" w:val="right"/>
+        </w:tabs>
+      </w:pPr>
+      <w:r>
+        <w:rPr/>
+        <w:t>24.3.34 Root Symbiotic Relationships</w:t>
+        <w:tab/>
+      </w:r>
+      <w:r>
+        <w:t>3</w:t>
+      </w:r>
+    </w:p>
+    <w:p>
+      <w:pPr>
+        <w:pStyle w:val="Mapsection"/>
+      </w:pPr>
+      <w:r>
+        <w:rPr/>
+        <w:t>24.4 Organization and Diversity of Stems</w:t>
+      </w:r>
+    </w:p>
+    <w:p>
+      <w:pPr>
+        <w:pStyle w:val="Mapentry"/>
+        <w:tabs>
+          <w:tab w:pos="5400" w:val="right"/>
+        </w:tabs>
+      </w:pPr>
+      <w:r>
+        <w:rPr/>
+        <w:t>24.4.35 Organization and Diversity of Stems</w:t>
+        <w:tab/>
+      </w:r>
+      <w:r>
+        <w:t>3</w:t>
+      </w:r>
+    </w:p>
+    <w:p>
+      <w:pPr>
+        <w:pStyle w:val="Mapentry"/>
+        <w:tabs>
+          <w:tab w:pos="5400" w:val="right"/>
+        </w:tabs>
+      </w:pPr>
+      <w:r>
+        <w:rPr/>
+        <w:t>24.4.36 Woody Twig</w:t>
+        <w:tab/>
+      </w:r>
+      <w:r>
+        <w:t>3</w:t>
+      </w:r>
+    </w:p>
+    <w:p>
+      <w:pPr>
+        <w:pStyle w:val="Mapentry"/>
+        <w:tabs>
+          <w:tab w:pos="5400" w:val="right"/>
+        </w:tabs>
+      </w:pPr>
+      <w:r>
+        <w:rPr/>
+        <w:t>24.4.37 Shoot Tip and Primary Meristems</w:t>
+        <w:tab/>
+      </w:r>
+      <w:r>
+        <w:t>3</w:t>
+      </w:r>
+    </w:p>
+    <w:p>
+      <w:pPr>
+        <w:pStyle w:val="Mapentry"/>
+        <w:tabs>
+          <w:tab w:pos="5400" w:val="right"/>
+        </w:tabs>
+      </w:pPr>
+      <w:r>
+        <w:rPr/>
+        <w:t>24.4.38 Herbaceous Stems</w:t>
+        <w:tab/>
+      </w:r>
+      <w:r>
+        <w:t>4</w:t>
+      </w:r>
+    </w:p>
+    <w:p>
+      <w:pPr>
+        <w:pStyle w:val="Mapentry"/>
+        <w:tabs>
+          <w:tab w:pos="5400" w:val="right"/>
+        </w:tabs>
+      </w:pPr>
+      <w:r>
+        <w:rPr/>
+        <w:t>24.4.39 Herbaceous Eudicot Stem</w:t>
+        <w:tab/>
+      </w:r>
+      <w:r>
+        <w:t>4</w:t>
+      </w:r>
+    </w:p>
+    <w:p>
+      <w:pPr>
+        <w:pStyle w:val="Mapentry"/>
+        <w:tabs>
+          <w:tab w:pos="5400" w:val="right"/>
+        </w:tabs>
+      </w:pPr>
+      <w:r>
+        <w:rPr/>
+        <w:t>24.4.40 Monocot Stem</w:t>
+        <w:tab/>
+      </w:r>
+      <w:r>
+        <w:t>4</w:t>
+      </w:r>
+    </w:p>
+    <w:p>
+      <w:pPr>
+        <w:pStyle w:val="Mapentry"/>
+        <w:tabs>
+          <w:tab w:pos="5400" w:val="right"/>
+        </w:tabs>
+      </w:pPr>
+      <w:r>
+        <w:rPr/>
+        <w:t>24.4.41 Woody Stems</w:t>
+        <w:tab/>
+      </w:r>
+      <w:r>
+        <w:t>4</w:t>
+      </w:r>
+    </w:p>
+    <w:p>
+      <w:pPr>
+        <w:pStyle w:val="Mapentry"/>
+        <w:tabs>
+          <w:tab w:pos="5400" w:val="right"/>
+        </w:tabs>
+      </w:pPr>
+      <w:r>
+        <w:rPr/>
+        <w:t>24.4.42 Woody Stem Characteristics</w:t>
+        <w:tab/>
+      </w:r>
+      <w:r>
+        <w:t>4</w:t>
+      </w:r>
+    </w:p>
+    <w:p>
+      <w:pPr>
+        <w:pStyle w:val="Mapentry"/>
+        <w:tabs>
+          <w:tab w:pos="5400" w:val="right"/>
+        </w:tabs>
+      </w:pPr>
+      <w:r>
+        <w:rPr/>
+        <w:t>24.4.43 Diagrams of Secondary Growth of Stems</w:t>
+        <w:tab/>
+      </w:r>
+      <w:r>
+        <w:t>4</w:t>
+      </w:r>
+    </w:p>
+    <w:p>
+      <w:pPr>
+        <w:pStyle w:val="Mapentry"/>
+        <w:tabs>
+          <w:tab w:pos="5400" w:val="right"/>
+        </w:tabs>
+      </w:pPr>
+      <w:r>
+        <w:rPr/>
+        <w:t>24.4.44 Bark</w:t>
+        <w:tab/>
+      </w:r>
+      <w:r>
+        <w:t>4</w:t>
+      </w:r>
+    </w:p>
+    <w:p>
+      <w:pPr>
+        <w:pStyle w:val="Mapentry"/>
+        <w:tabs>
+          <w:tab w:pos="5400" w:val="right"/>
+        </w:tabs>
+      </w:pPr>
+      <w:r>
+        <w:rPr/>
+        <w:t>24.4.45 Wood</w:t>
+        <w:tab/>
+      </w:r>
+      <w:r>
+        <w:t>4</w:t>
+      </w:r>
+    </w:p>
+    <w:p>
+      <w:pPr>
+        <w:pStyle w:val="Mapentry"/>
+        <w:tabs>
+          <w:tab w:pos="5400" w:val="right"/>
+        </w:tabs>
+      </w:pPr>
+      <w:r>
+        <w:rPr/>
+        <w:t>24.4.46 Three-Year-Old Woody Twig</w:t>
+        <w:tab/>
+      </w:r>
+      <w:r>
+        <w:t>4</w:t>
+      </w:r>
+    </w:p>
+    <w:p>
+      <w:pPr>
+        <w:pStyle w:val="Mapentry"/>
+        <w:tabs>
+          <w:tab w:pos="5400" w:val="right"/>
+        </w:tabs>
+      </w:pPr>
+      <w:r>
+        <w:rPr/>
+        <w:t>24.4.47 Tree Trunk</w:t>
+        <w:tab/>
+      </w:r>
+      <w:r>
+        <w:t>4</w:t>
+      </w:r>
+    </w:p>
+    <w:p>
+      <w:pPr>
+        <w:pStyle w:val="Mapentry"/>
+        <w:tabs>
+          <w:tab w:pos="5400" w:val="right"/>
+        </w:tabs>
+      </w:pPr>
+      <w:r>
+        <w:rPr/>
+        <w:t>24.4.48–49 Stem Diversity</w:t>
+        <w:tab/>
+      </w:r>
+      <w:r>
+        <w:t>4</w:t>
+      </w:r>
+    </w:p>
+    <w:p>
+      <w:pPr>
+        <w:pStyle w:val="Mapsection"/>
+      </w:pPr>
+      <w:r>
+        <w:rPr/>
+        <w:t>24.5 Organization and Diversity of Leaves</w:t>
+      </w:r>
+    </w:p>
+    <w:p>
+      <w:pPr>
+        <w:pStyle w:val="Mapentry"/>
+        <w:tabs>
+          <w:tab w:pos="5400" w:val="right"/>
+        </w:tabs>
+      </w:pPr>
+      <w:r>
+        <w:rPr/>
+        <w:t>24.5.50 Organization and Diversity of Leaves</w:t>
+        <w:tab/>
+      </w:r>
+      <w:r>
+        <w:t>4</w:t>
+      </w:r>
+    </w:p>
+    <w:p>
+      <w:pPr>
+        <w:pStyle w:val="Mapentry"/>
+        <w:tabs>
+          <w:tab w:pos="5400" w:val="right"/>
+        </w:tabs>
+      </w:pPr>
+      <w:r>
+        <w:rPr/>
+        <w:t>24.5.51 Leaf Morphology</w:t>
+        <w:tab/>
+      </w:r>
+      <w:r>
+        <w:t>5</w:t>
+      </w:r>
+    </w:p>
+    <w:p>
+      <w:pPr>
+        <w:pStyle w:val="Mapentry"/>
+        <w:tabs>
+          <w:tab w:pos="5400" w:val="right"/>
+        </w:tabs>
+      </w:pPr>
+      <w:r>
+        <w:rPr/>
+        <w:t>24.5.52 Leaf Structure</w:t>
+        <w:tab/>
+      </w:r>
+      <w:r>
+        <w:t>5</w:t>
+      </w:r>
+    </w:p>
+    <w:p>
+      <w:pPr>
+        <w:pStyle w:val="Mapentry"/>
+        <w:tabs>
+          <w:tab w:pos="5400" w:val="right"/>
+        </w:tabs>
+      </w:pPr>
+      <w:r>
+        <w:rPr/>
+        <w:t>24.5.53 Diversity of Leaves</w:t>
+        <w:tab/>
+      </w:r>
+      <w:r>
+        <w:t>5</w:t>
+      </w:r>
+    </w:p>
+    <w:p>
+      <w:pPr>
+        <w:pStyle w:val="Mapentry"/>
+        <w:tabs>
+          <w:tab w:pos="5400" w:val="right"/>
+        </w:tabs>
+      </w:pPr>
+      <w:r>
+        <w:rPr/>
+        <w:t>24.5.54 Classification of Leaves</w:t>
+        <w:tab/>
+      </w:r>
+      <w:r>
+        <w:t>5</w:t>
+      </w:r>
+    </w:p>
+    <w:p>
+      <w:pPr>
+        <w:pStyle w:val="Mapentry"/>
+        <w:tabs>
+          <w:tab w:pos="5400" w:val="right"/>
+        </w:tabs>
+      </w:pPr>
+      <w:r>
+        <w:rPr/>
+        <w:t>24.5.55 Leaf Diversity</w:t>
+        <w:tab/>
+      </w:r>
+      <w:r>
+        <w:t>5</w:t>
+      </w:r>
+    </w:p>
+    <w:p>
+      <w:pPr>
+        <w:pStyle w:val="Mapsection"/>
+      </w:pPr>
+      <w:r>
+        <w:rPr/>
+        <w:t>Lookup tables</w:t>
+      </w:r>
+    </w:p>
+    <w:p>
+      <w:pPr>
+        <w:pStyle w:val="Mapentry"/>
+        <w:tabs>
+          <w:tab w:pos="5400" w:val="right"/>
+        </w:tabs>
+      </w:pPr>
+      <w:r>
+        <w:rPr/>
+        <w:t>Comparison tables</w:t>
+        <w:tab/>
+      </w:r>
+      <w:r>
+        <w:t>5</w:t>
+      </w:r>
+    </w:p>
+    <w:p>
+      <w:pPr>
+        <w:pStyle w:val="Mapentry"/>
+        <w:tabs>
+          <w:tab w:pos="5400" w:val="right"/>
+        </w:tabs>
+      </w:pPr>
+      <w:r>
+        <w:rPr/>
+        <w:t>Sequences</w:t>
+        <w:tab/>
+      </w:r>
+      <w:r>
+        <w:t>7</w:t>
+      </w:r>
+    </w:p>
+    <w:p>
+      <w:pPr>
+        <w:pStyle w:val="Mapentry"/>
+        <w:tabs>
+          <w:tab w:pos="5400" w:val="right"/>
+        </w:tabs>
+      </w:pPr>
+      <w:r>
+        <w:rPr/>
+        <w:t>Uses</w:t>
+        <w:tab/>
+      </w:r>
+      <w:r>
+        <w:t>7</w:t>
+      </w:r>
+    </w:p>
+    <w:p>
+      <w:pPr>
+        <w:pStyle w:val="Mapsection"/>
+      </w:pPr>
+      <w:r>
+        <w:rPr/>
+        <w:t>In this index</w:t>
+      </w:r>
+    </w:p>
+    <w:p>
+      <w:pPr>
+        <w:pStyle w:val="Mapentry"/>
+        <w:tabs>
+          <w:tab w:pos="5400" w:val="right"/>
+        </w:tabs>
+      </w:pPr>
+      <w:r>
+        <w:rPr/>
+        <w:t>Clue index: description → answer</w:t>
+        <w:tab/>
+      </w:r>
+      <w:r>
+        <w:fldChar w:fldCharType="begin"/>
+      </w:r>
+      <w:r>
+        <w:instrText xml:space="preserve"> PAGEREF lk24LkClues \h </w:instrText>
+      </w:r>
+      <w:r>
+        <w:fldChar w:fldCharType="separate"/>
+      </w:r>
+      <w:r>
+        <w:t>1</w:t>
+      </w:r>
+      <w:r>
+        <w:fldChar w:fldCharType="end"/>
+      </w:r>
+    </w:p>
+    <w:p>
+      <w:pPr>
+        <w:pStyle w:val="Mapentry"/>
+        <w:tabs>
+          <w:tab w:pos="5400" w:val="right"/>
+        </w:tabs>
+      </w:pPr>
+      <w:r>
+        <w:rPr/>
+        <w:t>Glossary: key terms</w:t>
+        <w:tab/>
+      </w:r>
+      <w:r>
+        <w:fldChar w:fldCharType="begin"/>
+      </w:r>
+      <w:r>
+        <w:instrText xml:space="preserve"> PAGEREF lk24LkGloss \h </w:instrText>
+      </w:r>
+      <w:r>
+        <w:fldChar w:fldCharType="separate"/>
+      </w:r>
+      <w:r>
+        <w:t>2</w:t>
+      </w:r>
+      <w:r>
+        <w:fldChar w:fldCharType="end"/>
+      </w:r>
+    </w:p>
+    <w:p>
+      <w:pPr>
+        <w:pStyle w:val="Mapentry"/>
+        <w:tabs>
+          <w:tab w:pos="5400" w:val="right"/>
+        </w:tabs>
+      </w:pPr>
+      <w:r>
+        <w:rPr/>
         <w:t>Term index</w:t>
         <w:tab/>
       </w:r>
@@ -110,7 +1021,7 @@
         <w:fldChar w:fldCharType="separate"/>
       </w:r>
       <w:r>
-        <w:t>2</w:t>
+        <w:t>3</w:t>
       </w:r>
       <w:r>
         <w:fldChar w:fldCharType="end"/>
@@ -1342,7 +2253,7 @@
         <w:rPr>
           <w:rStyle w:val="Slidecode"/>
         </w:rPr>
-        <w:t>Glossary: terms no slide explains</w:t>
+        <w:t>Glossary: key terms</w:t>
       </w:r>
       <w:bookmarkEnd w:id="2"/>
     </w:p>
@@ -1369,11 +2280,146 @@
         <w:rPr>
           <w:b/>
         </w:rPr>
+        <w:t>Alternate / opposite / whorled leaves</w:t>
+      </w:r>
+      <w:r>
+        <w:rPr/>
+        <w:t>: one leaf per node / two per node / three or more per node (textbook) 24.5.53</w:t>
+      </w:r>
+    </w:p>
+    <w:p>
+      <w:pPr>
+        <w:pStyle w:val="Entry"/>
+      </w:pPr>
+      <w:r>
+        <w:rPr>
+          <w:b/>
+        </w:rPr>
+        <w:t>Annual / perennial</w:t>
+      </w:r>
+      <w:r>
+        <w:rPr/>
+        <w:t>: lives one growing season / three or more seasons 24.2.25</w:t>
+      </w:r>
+    </w:p>
+    <w:p>
+      <w:pPr>
+        <w:pStyle w:val="Entry"/>
+      </w:pPr>
+      <w:r>
+        <w:rPr>
+          <w:b/>
+        </w:rPr>
+        <w:t>Annual ring</w:t>
+      </w:r>
+      <w:r>
+        <w:rPr/>
+        <w:t>: one year's xylem: spring wood (more vessels) + summer wood (fewer vessels) 24.4.45</w:t>
+      </w:r>
+    </w:p>
+    <w:p>
+      <w:pPr>
+        <w:pStyle w:val="Entry"/>
+      </w:pPr>
+      <w:r>
+        <w:rPr>
+          <w:b/>
+        </w:rPr>
+        <w:t>Apical meristem</w:t>
+      </w:r>
+      <w:r>
+        <w:rPr/>
+        <w:t>: meristem at the tips of stems and roots; increases their length (primary growth) 24.1.6</w:t>
+      </w:r>
+    </w:p>
+    <w:p>
+      <w:pPr>
+        <w:pStyle w:val="Entry"/>
+      </w:pPr>
+      <w:r>
+        <w:rPr>
+          <w:b/>
+        </w:rPr>
+        <w:t>Bark / wood</w:t>
+      </w:r>
+      <w:r>
+        <w:rPr/>
+        <w:t>: cork, cork cambium, cortex and phloem / secondary xylem that builds up year after year 24.4.44</w:t>
+      </w:r>
+    </w:p>
+    <w:p>
+      <w:pPr>
+        <w:pStyle w:val="Entry"/>
+      </w:pPr>
+      <w:r>
+        <w:rPr>
+          <w:b/>
+        </w:rPr>
+        <w:t>Blade / petiole</w:t>
+      </w:r>
+      <w:r>
+        <w:rPr/>
+        <w:t>: wide part of a leaf / stalk attaching the blade to the stem 24.5.50</w:t>
+      </w:r>
+    </w:p>
+    <w:p>
+      <w:pPr>
+        <w:pStyle w:val="Entry"/>
+      </w:pPr>
+      <w:r>
+        <w:rPr>
+          <w:b/>
+        </w:rPr>
+        <w:t>Bud scales</w:t>
+      </w:r>
+      <w:r>
+        <w:rPr/>
+        <w:t>: protect the terminal bud; they drop each spring, leaving a scar (one per year of growth) 24.4.35</w:t>
+      </w:r>
+    </w:p>
+    <w:p>
+      <w:pPr>
+        <w:pStyle w:val="Entry"/>
+      </w:pPr>
+      <w:r>
+        <w:rPr>
+          <w:b/>
+        </w:rPr>
+        <w:t>Cortex</w:t>
+      </w:r>
+      <w:r>
+        <w:rPr/>
+        <w:t>: parenchyma tissue inside the epidermis; water and minerals move through it 24.3.27</w:t>
+      </w:r>
+    </w:p>
+    <w:p>
+      <w:pPr>
+        <w:pStyle w:val="Entry"/>
+      </w:pPr>
+      <w:r>
+        <w:rPr>
+          <w:b/>
+        </w:rPr>
         <w:t>Cotyledon</w:t>
       </w:r>
       <w:r>
         <w:rPr/>
-        <w:t>: a seed leaf of the embryo; provides nutrients before photosynthesis begins (textbook) 24.2.22–23</w:t>
+        <w:t>: a seed leaf of the embryo; it provides nutrients (textbook) 24.2.22</w:t>
+      </w:r>
+    </w:p>
+    <w:p>
+      <w:pPr>
+        <w:pStyle w:val="Entry"/>
+      </w:pPr>
+      <w:r>
+        <w:rPr>
+          <w:b/>
+        </w:rPr>
+        <w:t>Deciduous / evergreen</w:t>
+      </w:r>
+      <w:r>
+        <w:rPr/>
+        <w:t>: loses all its leaves / bears leaves the entire year 24.5.50</w:t>
       </w:r>
     </w:p>
     <w:p>
@@ -1388,7 +2434,22 @@
       </w:r>
       <w:r>
         <w:rPr/>
-        <w:t>: a cell that has specialized in structure and job (textbook) 24.1.5–6, 24.3.26</w:t>
+        <w:t>: a cell specialized in structure and job (textbook) 24.1.5</w:t>
+      </w:r>
+    </w:p>
+    <w:p>
+      <w:pPr>
+        <w:pStyle w:val="Entry"/>
+      </w:pPr>
+      <w:r>
+        <w:rPr>
+          <w:b/>
+        </w:rPr>
+        <w:t>Endodermis / Casparian strip</w:t>
+      </w:r>
+      <w:r>
+        <w:rPr/>
+        <w:t>: boundary layer between cortex and vascular cylinder / its band of lignin and suberin that forces water and minerals through the endodermal cells 24.3.27</w:t>
       </w:r>
     </w:p>
     <w:p>
@@ -1403,7 +2464,52 @@
       </w:r>
       <w:r>
         <w:rPr/>
-        <w:t>: the seed's food-storage tissue, made when a sperm joins the polar nuclei (textbook) 24.2.22</w:t>
+        <w:t>: the seed's food-storage tissue; monocot cotyledons transfer its nutrients 24.2.22</w:t>
+      </w:r>
+    </w:p>
+    <w:p>
+      <w:pPr>
+        <w:pStyle w:val="Entry"/>
+      </w:pPr>
+      <w:r>
+        <w:rPr>
+          <w:b/>
+        </w:rPr>
+        <w:t>Epidermis</w:t>
+      </w:r>
+      <w:r>
+        <w:rPr/>
+        <w:t>: outer protective covering of closely packed cells; covered by a waxy cuticle where exposed to air 24.1.7</w:t>
+      </w:r>
+    </w:p>
+    <w:p>
+      <w:pPr>
+        <w:pStyle w:val="Entry"/>
+      </w:pPr>
+      <w:r>
+        <w:rPr>
+          <w:b/>
+        </w:rPr>
+        <w:t>Fibers / sclereids</w:t>
+      </w:r>
+      <w:r>
+        <w:rPr/>
+        <w:t>: long, slender sclerenchyma cells in bundles (hemp, rope) / shorter, varied ones (seed coats, nutshells) 24.1.11</w:t>
+      </w:r>
+    </w:p>
+    <w:p>
+      <w:pPr>
+        <w:pStyle w:val="Entry"/>
+      </w:pPr>
+      <w:r>
+        <w:rPr>
+          <w:b/>
+        </w:rPr>
+        <w:t>Girdling</w:t>
+      </w:r>
+      <w:r>
+        <w:rPr/>
+        <w:t>: removing the bark around a tree; it kills the tree (no organic nutrient transport) 24.4.44</w:t>
       </w:r>
     </w:p>
     <w:p>
@@ -1418,7 +2524,37 @@
       </w:r>
       <w:r>
         <w:rPr/>
-        <w:t>: the two cells around each stoma; changes in their turgor open and close it (textbook) 24.1.9, 24.5.52</w:t>
+        <w:t>: the two cells around each stoma; changes in their turgor open and close it (textbook) 24.1.9</w:t>
+      </w:r>
+    </w:p>
+    <w:p>
+      <w:pPr>
+        <w:pStyle w:val="Entry"/>
+      </w:pPr>
+      <w:r>
+        <w:rPr>
+          <w:b/>
+        </w:rPr>
+        <w:t>Heartwood / sapwood</w:t>
+      </w:r>
+      <w:r>
+        <w:rPr/>
+        <w:t>: inner, older rings that no longer transport water / outer rings that still do (textbook) 24.4.45</w:t>
+      </w:r>
+    </w:p>
+    <w:p>
+      <w:pPr>
+        <w:pStyle w:val="Entry"/>
+      </w:pPr>
+      <w:r>
+        <w:rPr>
+          <w:b/>
+        </w:rPr>
+        <w:t>Herbaceous / woody stem</w:t>
+      </w:r>
+      <w:r>
+        <w:rPr/>
+        <w:t>: nonwoody, primary growth only / primary and secondary growth (wood) 24.4.38</w:t>
       </w:r>
     </w:p>
     <w:p>
@@ -1433,7 +2569,37 @@
       </w:r>
       <w:r>
         <w:rPr/>
-        <w:t>: animals eating plants (textbook) 24.1.8</w:t>
+        <w:t>: animals eating plants 24.1.8</w:t>
+      </w:r>
+    </w:p>
+    <w:p>
+      <w:pPr>
+        <w:pStyle w:val="Entry"/>
+      </w:pPr>
+      <w:r>
+        <w:rPr>
+          <w:b/>
+        </w:rPr>
+        <w:t>Lateral meristems</w:t>
+      </w:r>
+      <w:r>
+        <w:rPr/>
+        <w:t>: meristems that produce secondary tissues, increasing girth (secondary growth), e.g. the vascular cambium 24.4.41</w:t>
+      </w:r>
+    </w:p>
+    <w:p>
+      <w:pPr>
+        <w:pStyle w:val="Entry"/>
+      </w:pPr>
+      <w:r>
+        <w:rPr>
+          <w:b/>
+        </w:rPr>
+        <w:t>Leaf axil</w:t>
+      </w:r>
+      <w:r>
+        <w:rPr/>
+        <w:t>: upper angle between petiole and stem, where the axillary bud is 24.5.50</w:t>
       </w:r>
     </w:p>
     <w:p>
@@ -1448,22 +2614,7 @@
       </w:r>
       <w:r>
         <w:rPr/>
-        <w:t>: immature leaves wrapped around the shoot apical meristem in the terminal bud (textbook) 24.4.35, 24.4.37</w:t>
-      </w:r>
-    </w:p>
-    <w:p>
-      <w:pPr>
-        <w:pStyle w:val="Entry"/>
-      </w:pPr>
-      <w:r>
-        <w:rPr>
-          <w:b/>
-        </w:rPr>
-        <w:t>Leaf scar, bundle scars</w:t>
-      </w:r>
-      <w:r>
-        <w:rPr/>
-        <w:t>: marks on a twig where a leaf dropped and where its vascular bundles were (textbook) 24.4.36</w:t>
+        <w:t>: immature leaves around the shoot apical meristem (textbook) 24.4.35</w:t>
       </w:r>
     </w:p>
     <w:p>
@@ -1478,7 +2629,1130 @@
       </w:r>
       <w:r>
         <w:rPr/>
-        <w:t>: loose patches of cork cells without suberin, where gases pass in and out of a woody stem (textbook) 24.1.9, 24.4.36, 24.4.44</w:t>
+        <w:t>: spots in the cork where gas exchange can occur 24.4.44</w:t>
+      </w:r>
+    </w:p>
+    <w:p>
+      <w:pPr>
+        <w:pStyle w:val="Entry"/>
+      </w:pPr>
+      <w:r>
+        <w:rPr>
+          <w:b/>
+        </w:rPr>
+        <w:t>Lignin / suberin</w:t>
+      </w:r>
+      <w:r>
+        <w:rPr/>
+        <w:t>: a chemical that hardens cell walls (not a protein) / a waxy, waterproof lipid in cork cells; both are in the Casparian strip (textbook) 24.3.27</w:t>
+      </w:r>
+    </w:p>
+    <w:p>
+      <w:pPr>
+        <w:pStyle w:val="Entry"/>
+      </w:pPr>
+      <w:r>
+        <w:rPr>
+          <w:b/>
+        </w:rPr>
+        <w:t>Meristem</w:t>
+      </w:r>
+      <w:r>
+        <w:rPr/>
+        <w:t>: undifferentiated cells that divide indefinitely and give rise to differentiated cells; lets the plant grow throughout its life 24.1.6</w:t>
+      </w:r>
+    </w:p>
+    <w:p>
+      <w:pPr>
+        <w:pStyle w:val="Entry"/>
+      </w:pPr>
+      <w:r>
+        <w:rPr>
+          <w:b/>
+        </w:rPr>
+        <w:t>Mesophyll (palisade / spongy)</w:t>
+      </w:r>
+      <w:r>
+        <w:rPr/>
+        <w:t>: leaf tissue: elongated cells under the upper epidermis / irregular cells with air spaces 24.5.51</w:t>
+      </w:r>
+    </w:p>
+    <w:p>
+      <w:pPr>
+        <w:pStyle w:val="Entry"/>
+      </w:pPr>
+      <w:r>
+        <w:rPr>
+          <w:b/>
+        </w:rPr>
+        <w:t>Monocots / eudicots</w:t>
+      </w:r>
+      <w:r>
+        <w:rPr/>
+        <w:t>: one cotyledon, parallel veins, parts in threes, scattered stem bundles, root xylem and phloem in a ring / two cotyledons, net veins, parts in fours or fives, stem bundles in a ring, root phloem between xylem arms 24.2.24</w:t>
+      </w:r>
+    </w:p>
+    <w:p>
+      <w:pPr>
+        <w:pStyle w:val="Entry"/>
+      </w:pPr>
+      <w:r>
+        <w:rPr>
+          <w:b/>
+        </w:rPr>
+        <w:t>Mutualism</w:t>
+      </w:r>
+      <w:r>
+        <w:rPr/>
+        <w:t>: a relationship in which both species benefit (textbook) 24.3.34</w:t>
+      </w:r>
+    </w:p>
+    <w:p>
+      <w:pPr>
+        <w:pStyle w:val="Entry"/>
+      </w:pPr>
+      <w:r>
+        <w:rPr>
+          <w:b/>
+        </w:rPr>
+        <w:t>Mycorrhizae / root nodules</w:t>
+      </w:r>
+      <w:r>
+        <w:rPr/>
+        <w:t>: mutualistic root–fungus partnership that helps water and mineral uptake / swellings that house nitrogen-fixing bacteria 24.3.34</w:t>
+      </w:r>
+    </w:p>
+    <w:p>
+      <w:pPr>
+        <w:pStyle w:val="Entry"/>
+      </w:pPr>
+      <w:r>
+        <w:rPr>
+          <w:b/>
+        </w:rPr>
+        <w:t>Nitrogen fixation</w:t>
+      </w:r>
+      <w:r>
+        <w:rPr/>
+        <w:t>: bacteria turning nitrogen gas from the air into compounds plants can use (textbook) 24.3.34</w:t>
+      </w:r>
+    </w:p>
+    <w:p>
+      <w:pPr>
+        <w:pStyle w:val="Entry"/>
+      </w:pPr>
+      <w:r>
+        <w:rPr>
+          <w:b/>
+        </w:rPr>
+        <w:t>Node / internode</w:t>
+      </w:r>
+      <w:r>
+        <w:rPr/>
+        <w:t>: where leaves attach to the stem / the stem region between nodes 24.2.20</w:t>
+      </w:r>
+    </w:p>
+    <w:p>
+      <w:pPr>
+        <w:pStyle w:val="Entry"/>
+      </w:pPr>
+      <w:r>
+        <w:rPr>
+          <w:b/>
+        </w:rPr>
+        <w:t>Parenchyma / collenchyma / sclerenchyma</w:t>
+      </w:r>
+      <w:r>
+        <w:rPr/>
+        <w:t>: least specialized, most abundant, can photosynthesize and divide / thicker primary walls, flexible support (celery strands) / thick lignified secondary walls, mostly dead at maturity, support 24.1.10</w:t>
+      </w:r>
+    </w:p>
+    <w:p>
+      <w:pPr>
+        <w:pStyle w:val="Entry"/>
+      </w:pPr>
+      <w:r>
+        <w:rPr>
+          <w:b/>
+        </w:rPr>
+        <w:t>Pericycle</w:t>
+      </w:r>
+      <w:r>
+        <w:rPr/>
+        <w:t>: mitotically active layer inside the endodermis, where branch (lateral) roots start 24.3.27</w:t>
+      </w:r>
+    </w:p>
+    <w:p>
+      <w:pPr>
+        <w:pStyle w:val="Entry"/>
+      </w:pPr>
+      <w:r>
+        <w:rPr>
+          <w:b/>
+        </w:rPr>
+        <w:t>Periderm / cork / cork cambium</w:t>
+      </w:r>
+      <w:r>
+        <w:rPr/>
+        <w:t>: replaces the epidermis on older woody stems / its main part, cells impregnated with suberin / the meristem that makes new cork 24.1.8</w:t>
+      </w:r>
+    </w:p>
+    <w:p>
+      <w:pPr>
+        <w:pStyle w:val="Entry"/>
+      </w:pPr>
+      <w:r>
+        <w:rPr>
+          <w:b/>
+        </w:rPr>
+        <w:t>Pith</w:t>
+      </w:r>
+      <w:r>
+        <w:rPr/>
+        <w:t>: parenchyma at the center of a stem or a monocot root (textbook) 24.3.30</w:t>
+      </w:r>
+    </w:p>
+    <w:p>
+      <w:pPr>
+        <w:pStyle w:val="Entry"/>
+      </w:pPr>
+      <w:r>
+        <w:rPr>
+          <w:b/>
+        </w:rPr>
+        <w:t>Pits / perforation plates</w:t>
+      </w:r>
+      <w:r>
+        <w:rPr/>
+        <w:t>: thin spots in a tracheid's wall where water passes / end walls of vessel elements, with openings (textbook) 24.1.15</w:t>
+      </w:r>
+    </w:p>
+    <w:p>
+      <w:pPr>
+        <w:pStyle w:val="Entry"/>
+      </w:pPr>
+      <w:r>
+        <w:rPr>
+          <w:b/>
+        </w:rPr>
+        <w:t>Plasmodesmata</w:t>
+      </w:r>
+      <w:r>
+        <w:rPr/>
+        <w:t>: narrow channels through cell walls that connect neighboring cells' cytoplasm (textbook) 24.1.16</w:t>
+      </w:r>
+    </w:p>
+    <w:p>
+      <w:pPr>
+        <w:pStyle w:val="Entry"/>
+      </w:pPr>
+      <w:r>
+        <w:rPr>
+          <w:b/>
+        </w:rPr>
+        <w:t>Primary / secondary growth</w:t>
+      </w:r>
+      <w:r>
+        <w:rPr/>
+        <w:t>: increase in length (apical meristems) / increase in girth (lateral meristems) 24.4.42</w:t>
+      </w:r>
+    </w:p>
+    <w:p>
+      <w:pPr>
+        <w:pStyle w:val="Entry"/>
+      </w:pPr>
+      <w:r>
+        <w:rPr>
+          <w:b/>
+        </w:rPr>
+        <w:t>Prop roots / pneumatophores / aerial roots</w:t>
+      </w:r>
+      <w:r>
+        <w:rPr/>
+        <w:t>: support in high winds (corn) / rise above the water to get oxygen (mangrove) / support, uptake, even photosynthesis (orchids) 24.3.33</w:t>
+      </w:r>
+    </w:p>
+    <w:p>
+      <w:pPr>
+        <w:pStyle w:val="Entry"/>
+      </w:pPr>
+      <w:r>
+        <w:rPr>
+          <w:b/>
+        </w:rPr>
+        <w:t>Protoderm / ground meristem / procambium</w:t>
+      </w:r>
+      <w:r>
+        <w:rPr/>
+        <w:t>: the three primary meristems; they give rise to epidermal / ground / vascular tissue 24.1.3</w:t>
+      </w:r>
+    </w:p>
+    <w:p>
+      <w:pPr>
+        <w:pStyle w:val="Entry"/>
+      </w:pPr>
+      <w:r>
+        <w:rPr>
+          <w:b/>
+        </w:rPr>
+        <w:t>Root cap</w:t>
+      </w:r>
+      <w:r>
+        <w:rPr/>
+        <w:t>: covers and protects the root tip; its cells are replaced as soil wears them off (textbook) 24.3.26</w:t>
+      </w:r>
+    </w:p>
+    <w:p>
+      <w:pPr>
+        <w:pStyle w:val="Entry"/>
+      </w:pPr>
+      <w:r>
+        <w:rPr>
+          <w:b/>
+        </w:rPr>
+        <w:t>Root hairs</w:t>
+      </w:r>
+      <w:r>
+        <w:rPr/>
+        <w:t>: extensions of root epidermal cells that increase surface area for water absorption 24.1.7</w:t>
+      </w:r>
+    </w:p>
+    <w:p>
+      <w:pPr>
+        <w:pStyle w:val="Entry"/>
+      </w:pPr>
+      <w:r>
+        <w:rPr>
+          <w:b/>
+        </w:rPr>
+        <w:t>Root system / shoot system</w:t>
+      </w:r>
+      <w:r>
+        <w:rPr/>
+        <w:t>: the roots / the stem and leaves 24.2.18</w:t>
+      </w:r>
+    </w:p>
+    <w:p>
+      <w:pPr>
+        <w:pStyle w:val="Entry"/>
+      </w:pPr>
+      <w:r>
+        <w:rPr>
+          <w:b/>
+        </w:rPr>
+        <w:t>Root zones</w:t>
+      </w:r>
+      <w:r>
+        <w:rPr/>
+        <w:t>: cell division (primary meristems) → elongation (cells lengthen and specialize) → maturation (fully differentiated cells) 24.3.26</w:t>
+      </w:r>
+    </w:p>
+    <w:p>
+      <w:pPr>
+        <w:pStyle w:val="Entry"/>
+      </w:pPr>
+      <w:r>
+        <w:rPr>
+          <w:b/>
+        </w:rPr>
+        <w:t>Sieve plate</w:t>
+      </w:r>
+      <w:r>
+        <w:rPr/>
+        <w:t>: cluster of pores in the wall of a sieve-tube member 24.1.16</w:t>
+      </w:r>
+    </w:p>
+    <w:p>
+      <w:pPr>
+        <w:pStyle w:val="Entry"/>
+      </w:pPr>
+      <w:r>
+        <w:rPr>
+          <w:b/>
+        </w:rPr>
+        <w:t>Sieve-tube member / companion cell</w:t>
+      </w:r>
+      <w:r>
+        <w:rPr/>
+        <w:t>: phloem's conducting cell, with cytoplasm but no nucleus / its partner cell, with a nucleus, connected to it by plasmodesmata 24.1.16</w:t>
+      </w:r>
+    </w:p>
+    <w:p>
+      <w:pPr>
+        <w:pStyle w:val="Entry"/>
+      </w:pPr>
+      <w:r>
+        <w:rPr>
+          <w:b/>
+        </w:rPr>
+        <w:t>Simple / compound leaf</w:t>
+      </w:r>
+      <w:r>
+        <w:rPr/>
+        <w:t>: one undivided blade / blade divided into leaflets (textbook) 24.5.53</w:t>
+      </w:r>
+    </w:p>
+    <w:p>
+      <w:pPr>
+        <w:pStyle w:val="Entry"/>
+      </w:pPr>
+      <w:r>
+        <w:rPr>
+          <w:b/>
+        </w:rPr>
+        <w:t>Spines / tendrils</w:t>
+      </w:r>
+      <w:r>
+        <w:rPr/>
+        <w:t>: modified leaves that protect the stem (cactus) / that attach the plant to a support (cucumber) 24.5.55</w:t>
+      </w:r>
+    </w:p>
+    <w:p>
+      <w:pPr>
+        <w:pStyle w:val="Entry"/>
+      </w:pPr>
+      <w:r>
+        <w:rPr>
+          <w:b/>
+        </w:rPr>
+        <w:t>Stolon / rhizome</w:t>
+      </w:r>
+      <w:r>
+        <w:rPr/>
+        <w:t>: aboveground horizontal stem (new plants where nodes touch the ground) / underground horizontal stem 24.4.48</w:t>
+      </w:r>
+    </w:p>
+    <w:p>
+      <w:pPr>
+        <w:pStyle w:val="Entry"/>
+      </w:pPr>
+      <w:r>
+        <w:rPr>
+          <w:b/>
+        </w:rPr>
+        <w:t>Taproot / fibrous root system</w:t>
+      </w:r>
+      <w:r>
+        <w:rPr/>
+        <w:t>: fleshy main root growing straight down, stores food / slender roots and branches that anchor the plant (monocots) 24.3.32</w:t>
+      </w:r>
+    </w:p>
+    <w:p>
+      <w:pPr>
+        <w:pStyle w:val="Entry"/>
+      </w:pPr>
+      <w:r>
+        <w:rPr>
+          <w:b/>
+        </w:rPr>
+        <w:t>Terminal bud / axillary bud</w:t>
+      </w:r>
+      <w:r>
+        <w:rPr/>
+        <w:t>: bud at the stem tip, with the apical meristem / bud in the leaf axil; lateral branches grow from it 24.2.20</w:t>
+      </w:r>
+    </w:p>
+    <w:p>
+      <w:pPr>
+        <w:pStyle w:val="Entry"/>
+      </w:pPr>
+      <w:r>
+        <w:rPr>
+          <w:b/>
+        </w:rPr>
+        <w:t>Tissue / organ</w:t>
+      </w:r>
+      <w:r>
+        <w:rPr/>
+        <w:t>: specialized cells that perform a particular function / a structure made of several tissues 24.1.4</w:t>
+      </w:r>
+    </w:p>
+    <w:p>
+      <w:pPr>
+        <w:pStyle w:val="Entry"/>
+      </w:pPr>
+      <w:r>
+        <w:rPr>
+          <w:b/>
+        </w:rPr>
+        <w:t>Tracheids / vessel elements</w:t>
+      </w:r>
+      <w:r>
+        <w:rPr/>
+        <w:t>: long xylem cells with tapered ends; water crosses pits / larger xylem cells with perforation plates, forming a continuous vessel 24.1.15</w:t>
+      </w:r>
+    </w:p>
+    <w:p>
+      <w:pPr>
+        <w:pStyle w:val="Entry"/>
+      </w:pPr>
+      <w:r>
+        <w:rPr>
+          <w:b/>
+        </w:rPr>
+        <w:t>Trichomes</w:t>
+      </w:r>
+      <w:r>
+        <w:rPr/>
+        <w:t>: hairs on the epidermis of stems, leaves and reproductive organs; protect from sun and moisture loss, discourage herbivory 24.1.8</w:t>
+      </w:r>
+    </w:p>
+    <w:p>
+      <w:pPr>
+        <w:pStyle w:val="Entry"/>
+      </w:pPr>
+      <w:r>
+        <w:rPr>
+          <w:b/>
+        </w:rPr>
+        <w:t>Tuber / corm</w:t>
+      </w:r>
+      <w:r>
+        <w:rPr/>
+        <w:t>: enlarged stem part for food storage (potato) / underground stem that makes new plants the next season 24.4.48</w:t>
+      </w:r>
+    </w:p>
+    <w:p>
+      <w:pPr>
+        <w:pStyle w:val="Entry"/>
+      </w:pPr>
+      <w:r>
+        <w:rPr>
+          <w:b/>
+        </w:rPr>
+        <w:t>Vascular cambium</w:t>
+      </w:r>
+      <w:r>
+        <w:rPr/>
+        <w:t>: lateral meristem that produces secondary xylem and secondary phloem each year 24.4.43</w:t>
+      </w:r>
+    </w:p>
+    <w:p>
+      <w:pPr>
+        <w:pStyle w:val="Entry"/>
+      </w:pPr>
+      <w:r>
+        <w:rPr>
+          <w:b/>
+        </w:rPr>
+        <w:t>Vascular cylinder / vascular bundles</w:t>
+      </w:r>
+      <w:r>
+        <w:rPr/>
+        <w:t>: vascular tissue in the center of a root / strands of xylem and phloem in a stem 24.1.13</w:t>
+      </w:r>
+    </w:p>
+    <w:p>
+      <w:pPr>
+        <w:pStyle w:val="Entry"/>
+      </w:pPr>
+      <w:r>
+        <w:rPr>
+          <w:b/>
+        </w:rPr>
+        <w:t>Vascular rays</w:t>
+      </w:r>
+      <w:r>
+        <w:rPr/>
+        <w:t>: conduct water across the width of the plant, between rows of tracheids 24.1.15</w:t>
+      </w:r>
+    </w:p>
+    <w:p>
+      <w:pPr>
+        <w:pStyle w:val="Entry"/>
+      </w:pPr>
+      <w:r>
+        <w:rPr>
+          <w:b/>
+        </w:rPr>
+        <w:t>Vegetative organs</w:t>
+      </w:r>
+      <w:r>
+        <w:rPr/>
+        <w:t>: roots, stems and leaves: all parts except the reproductive structures (flowers, seeds, fruits) 24.2.18</w:t>
+      </w:r>
+    </w:p>
+    <w:p>
+      <w:pPr>
+        <w:pStyle w:val="Entry"/>
+      </w:pPr>
+      <w:r>
+        <w:rPr>
+          <w:b/>
+        </w:rPr>
+        <w:t>Xylem / phloem</w:t>
+      </w:r>
+      <w:r>
+        <w:rPr/>
+        <w:t>: transports water and minerals from the roots to the leaves / transports sucrose and other organic compounds 24.1.13</w:t>
+      </w:r>
+    </w:p>
+    <w:p>
+      <w:pPr>
+        <w:pStyle w:val="Lookupheading"/>
+      </w:pPr>
+      <w:bookmarkStart w:id="3" w:name="lk24LkIndex"/>
+      <w:r>
+        <w:rPr>
+          <w:rStyle w:val="Slidecode"/>
+        </w:rPr>
+        <w:t>Term index</w:t>
+      </w:r>
+      <w:bookmarkEnd w:id="3"/>
+    </w:p>
+    <w:p>
+      <w:pPr>
+        <w:pStyle w:val="Entry"/>
+      </w:pPr>
+      <w:r>
+        <w:rPr>
+          <w:b/>
+        </w:rPr>
+        <w:t>Adventitious roots</w:t>
+      </w:r>
+      <w:r>
+        <w:rPr/>
+        <w:t xml:space="preserve"> see Glossary</w:t>
+      </w:r>
+    </w:p>
+    <w:p>
+      <w:pPr>
+        <w:pStyle w:val="Entry"/>
+      </w:pPr>
+      <w:r>
+        <w:rPr>
+          <w:b/>
+        </w:rPr>
+        <w:t>Annual / perennial</w:t>
+      </w:r>
+      <w:r>
+        <w:rPr/>
+        <w:t xml:space="preserve"> 24.2.25 (def.)</w:t>
+      </w:r>
+    </w:p>
+    <w:p>
+      <w:pPr>
+        <w:pStyle w:val="Entry"/>
+      </w:pPr>
+      <w:r>
+        <w:rPr>
+          <w:b/>
+        </w:rPr>
+        <w:t>Annual ring</w:t>
+      </w:r>
+      <w:r>
+        <w:rPr/>
+        <w:t xml:space="preserve"> 24.4.45 (def.)</w:t>
+      </w:r>
+    </w:p>
+    <w:p>
+      <w:pPr>
+        <w:pStyle w:val="Entry"/>
+      </w:pPr>
+      <w:r>
+        <w:rPr>
+          <w:b/>
+        </w:rPr>
+        <w:t>Apical meristem</w:t>
+      </w:r>
+      <w:r>
+        <w:rPr/>
+        <w:t xml:space="preserve"> 24.1.6 (def.), 24.1.3 (three meristems), 24.3.26 (root tip), 24.4.35 (shoot tip)</w:t>
+      </w:r>
+    </w:p>
+    <w:p>
+      <w:pPr>
+        <w:pStyle w:val="Entry"/>
+      </w:pPr>
+      <w:r>
+        <w:rPr>
+          <w:b/>
+        </w:rPr>
+        <w:t>Axillary (lateral) bud</w:t>
+      </w:r>
+      <w:r>
+        <w:rPr/>
+        <w:t xml:space="preserve"> 24.5.50 (def.), 24.2.21 (lateral branches), 24.4.36 (woody twig)</w:t>
+      </w:r>
+    </w:p>
+    <w:p>
+      <w:pPr>
+        <w:pStyle w:val="Entry"/>
+      </w:pPr>
+      <w:r>
+        <w:rPr>
+          <w:b/>
+        </w:rPr>
+        <w:t>Bark</w:t>
+      </w:r>
+      <w:r>
+        <w:rPr/>
+        <w:t xml:space="preserve"> 24.4.44 (def.), 24.4.48 (uses)</w:t>
+      </w:r>
+    </w:p>
+    <w:p>
+      <w:pPr>
+        <w:pStyle w:val="Entry"/>
+      </w:pPr>
+      <w:r>
+        <w:rPr>
+          <w:b/>
+        </w:rPr>
+        <w:t>Blade, petiole</w:t>
+      </w:r>
+      <w:r>
+        <w:rPr/>
+        <w:t xml:space="preserve"> 24.5.50 (def.), 24.2.19 (plant body), 24.5.53 (simple, compound)</w:t>
+      </w:r>
+    </w:p>
+    <w:p>
+      <w:pPr>
+        <w:pStyle w:val="Entry"/>
+      </w:pPr>
+      <w:r>
+        <w:rPr>
+          <w:b/>
+        </w:rPr>
+        <w:t>Branch (lateral) roots</w:t>
+      </w:r>
+      <w:r>
+        <w:rPr/>
+        <w:t xml:space="preserve"> 24.3.27 (from pericycle), 24.2.19 (root system)</w:t>
+      </w:r>
+    </w:p>
+    <w:p>
+      <w:pPr>
+        <w:pStyle w:val="Entry"/>
+      </w:pPr>
+      <w:r>
+        <w:rPr>
+          <w:b/>
+        </w:rPr>
+        <w:t>Bud scales</w:t>
+      </w:r>
+      <w:r>
+        <w:rPr/>
+        <w:t xml:space="preserve"> 24.4.35 (def.)</w:t>
+      </w:r>
+    </w:p>
+    <w:p>
+      <w:pPr>
+        <w:pStyle w:val="Entry"/>
+      </w:pPr>
+      <w:r>
+        <w:rPr>
+          <w:b/>
+        </w:rPr>
+        <w:t>Casparian strip</w:t>
+      </w:r>
+      <w:r>
+        <w:rPr/>
+        <w:t xml:space="preserve"> 24.3.27 (def.), 24.3.31 (monocot root)</w:t>
+      </w:r>
+    </w:p>
+    <w:p>
+      <w:pPr>
+        <w:pStyle w:val="Entry"/>
+      </w:pPr>
+      <w:r>
+        <w:rPr>
+          <w:b/>
+        </w:rPr>
+        <w:t>Collenchyma</w:t>
+      </w:r>
+      <w:r>
+        <w:rPr/>
+        <w:t xml:space="preserve"> 24.1.10 (def.), 24.4.39 (eudicot stem)</w:t>
+      </w:r>
+    </w:p>
+    <w:p>
+      <w:pPr>
+        <w:pStyle w:val="Entry"/>
+      </w:pPr>
+      <w:r>
+        <w:rPr>
+          <w:b/>
+        </w:rPr>
+        <w:t>Companion cell</w:t>
+      </w:r>
+      <w:r>
+        <w:rPr/>
+        <w:t xml:space="preserve"> 24.1.16 (def.), 24.4.40 (monocot stem)</w:t>
+      </w:r>
+    </w:p>
+    <w:p>
+      <w:pPr>
+        <w:pStyle w:val="Entry"/>
+      </w:pPr>
+      <w:r>
+        <w:rPr>
+          <w:b/>
+        </w:rPr>
+        <w:t>Cork, cork cambium</w:t>
+      </w:r>
+      <w:r>
+        <w:rPr/>
+        <w:t xml:space="preserve"> 24.1.8 (def.), 24.4.44 (bark, suberin)</w:t>
+      </w:r>
+    </w:p>
+    <w:p>
+      <w:pPr>
+        <w:pStyle w:val="Entry"/>
+      </w:pPr>
+      <w:r>
+        <w:rPr>
+          <w:b/>
+        </w:rPr>
+        <w:t>Corm</w:t>
+      </w:r>
+      <w:r>
+        <w:rPr/>
+        <w:t xml:space="preserve"> (gladiolus) 24.4.48 (def.)</w:t>
+      </w:r>
+    </w:p>
+    <w:p>
+      <w:pPr>
+        <w:pStyle w:val="Entry"/>
+      </w:pPr>
+      <w:r>
+        <w:rPr>
+          <w:b/>
+        </w:rPr>
+        <w:t>Cortex</w:t>
+      </w:r>
+      <w:r>
+        <w:rPr/>
+        <w:t xml:space="preserve"> 24.3.27 (def.), 24.4.35 (from ground meristem), 24.4.44 (in bark)</w:t>
+      </w:r>
+    </w:p>
+    <w:p>
+      <w:pPr>
+        <w:pStyle w:val="Entry"/>
+      </w:pPr>
+      <w:r>
+        <w:rPr>
+          <w:b/>
+        </w:rPr>
+        <w:t>Cotyledons</w:t>
+      </w:r>
+      <w:r>
+        <w:rPr/>
+        <w:t xml:space="preserve"> 24.2.22 (monocots)</w:t>
+      </w:r>
+    </w:p>
+    <w:p>
+      <w:pPr>
+        <w:pStyle w:val="Entry"/>
+      </w:pPr>
+      <w:r>
+        <w:rPr>
+          <w:b/>
+        </w:rPr>
+        <w:t>Cuticle</w:t>
+      </w:r>
+      <w:r>
+        <w:rPr/>
+        <w:t xml:space="preserve"> 24.1.7 (epidermis), 24.4.38 (herbaceous stems), 24.5.51 (leaves)</w:t>
+      </w:r>
+    </w:p>
+    <w:p>
+      <w:pPr>
+        <w:pStyle w:val="Entry"/>
+      </w:pPr>
+      <w:r>
+        <w:rPr>
+          <w:b/>
+        </w:rPr>
+        <w:t>Deciduous, evergreen</w:t>
+      </w:r>
+      <w:r>
+        <w:rPr/>
+        <w:t xml:space="preserve"> 24.5.50 (def.)</w:t>
+      </w:r>
+    </w:p>
+    <w:p>
+      <w:pPr>
+        <w:pStyle w:val="Entry"/>
+      </w:pPr>
+      <w:r>
+        <w:rPr>
+          <w:b/>
+        </w:rPr>
+        <w:t>Differentiated cell</w:t>
+      </w:r>
+      <w:r>
+        <w:rPr/>
+        <w:t xml:space="preserve"> see Glossary</w:t>
+      </w:r>
+    </w:p>
+    <w:p>
+      <w:pPr>
+        <w:pStyle w:val="Entry"/>
+      </w:pPr>
+      <w:r>
+        <w:rPr>
+          <w:b/>
+        </w:rPr>
+        <w:t>Endodermis</w:t>
+      </w:r>
+      <w:r>
+        <w:rPr/>
+        <w:t xml:space="preserve"> 24.3.27 (def.), 24.3.31 (monocot root)</w:t>
+      </w:r>
+    </w:p>
+    <w:p>
+      <w:pPr>
+        <w:pStyle w:val="Entry"/>
+      </w:pPr>
+      <w:r>
+        <w:rPr>
+          <w:b/>
+        </w:rPr>
+        <w:t>Endosperm</w:t>
+      </w:r>
+      <w:r>
+        <w:rPr/>
+        <w:t xml:space="preserve"> 24.2.22 (monocots)</w:t>
+      </w:r>
+    </w:p>
+    <w:p>
+      <w:pPr>
+        <w:pStyle w:val="Entry"/>
+      </w:pPr>
+      <w:r>
+        <w:rPr>
+          <w:b/>
+        </w:rPr>
+        <w:t>Epidermis, epidermal tissue</w:t>
+      </w:r>
+      <w:r>
+        <w:rPr/>
+        <w:t xml:space="preserve"> 24.1.7 (def.), 24.1.3 (from protoderm), 24.3.27 (root), 24.5.51 (leaf)</w:t>
+      </w:r>
+    </w:p>
+    <w:p>
+      <w:pPr>
+        <w:pStyle w:val="Entry"/>
+      </w:pPr>
+      <w:r>
+        <w:rPr>
+          <w:b/>
+        </w:rPr>
+        <w:t>Eudicots</w:t>
+      </w:r>
+      <w:r>
+        <w:rPr/>
+        <w:t xml:space="preserve"> 24.2.23 (def.), 24.3.27 (root tissues), 24.4.38 (stem bundles), 24.5.51 (leaf mesophyll)</w:t>
+      </w:r>
+    </w:p>
+    <w:p>
+      <w:pPr>
+        <w:pStyle w:val="Entry"/>
+      </w:pPr>
+      <w:r>
+        <w:rPr>
+          <w:b/>
+        </w:rPr>
+        <w:t>Fibers, sclereids</w:t>
+      </w:r>
+      <w:r>
+        <w:rPr/>
+        <w:t xml:space="preserve"> 24.1.11 (def.)</w:t>
+      </w:r>
+    </w:p>
+    <w:p>
+      <w:pPr>
+        <w:pStyle w:val="Entry"/>
+      </w:pPr>
+      <w:r>
+        <w:rPr>
+          <w:b/>
+        </w:rPr>
+        <w:t>Fibrous root system</w:t>
+      </w:r>
+      <w:r>
+        <w:rPr/>
+        <w:t xml:space="preserve"> 24.3.32 (def.)</w:t>
+      </w:r>
+    </w:p>
+    <w:p>
+      <w:pPr>
+        <w:pStyle w:val="Entry"/>
+      </w:pPr>
+      <w:r>
+        <w:rPr>
+          <w:b/>
+        </w:rPr>
+        <w:t>Girdling</w:t>
+      </w:r>
+      <w:r>
+        <w:rPr/>
+        <w:t xml:space="preserve"> 24.4.44 (def.)</w:t>
+      </w:r>
+    </w:p>
+    <w:p>
+      <w:pPr>
+        <w:pStyle w:val="Entry"/>
+      </w:pPr>
+      <w:r>
+        <w:rPr>
+          <w:b/>
+        </w:rPr>
+        <w:t>Ground meristem</w:t>
+      </w:r>
+      <w:r>
+        <w:rPr/>
+        <w:t xml:space="preserve"> 24.1.3 (def.), 24.3.28 (root tip), 24.4.35 (pith and cortex)</w:t>
+      </w:r>
+    </w:p>
+    <w:p>
+      <w:pPr>
+        <w:pStyle w:val="Entry"/>
+      </w:pPr>
+      <w:r>
+        <w:rPr>
+          <w:b/>
+        </w:rPr>
+        <w:t>Ground tissue</w:t>
+      </w:r>
+      <w:r>
+        <w:rPr/>
+        <w:t xml:space="preserve"> 24.1.10 (def.), 24.1.3 (from ground meristem), 24.3.30 (monocot root pith)</w:t>
+      </w:r>
+    </w:p>
+    <w:p>
+      <w:pPr>
+        <w:pStyle w:val="Entry"/>
+      </w:pPr>
+      <w:r>
+        <w:rPr>
+          <w:b/>
+        </w:rPr>
+        <w:t>Guard cells</w:t>
+      </w:r>
+      <w:r>
+        <w:rPr/>
+        <w:t xml:space="preserve"> 24.5.52 (leaf structure), 24.1.9 (photo)</w:t>
+      </w:r>
+    </w:p>
+    <w:p>
+      <w:pPr>
+        <w:pStyle w:val="Entry"/>
+      </w:pPr>
+      <w:r>
+        <w:rPr>
+          <w:b/>
+        </w:rPr>
+        <w:t>Heartwood, sapwood</w:t>
+      </w:r>
+      <w:r>
+        <w:rPr/>
+        <w:t xml:space="preserve"> 24.4.45 (def.)</w:t>
+      </w:r>
+    </w:p>
+    <w:p>
+      <w:pPr>
+        <w:pStyle w:val="Entry"/>
+      </w:pPr>
+      <w:r>
+        <w:rPr>
+          <w:b/>
+        </w:rPr>
+        <w:t>Herbaceous stems</w:t>
+      </w:r>
+      <w:r>
+        <w:rPr/>
+        <w:t xml:space="preserve"> 24.4.38 (def.)</w:t>
+      </w:r>
+    </w:p>
+    <w:p>
+      <w:pPr>
+        <w:pStyle w:val="Entry"/>
+      </w:pPr>
+      <w:r>
+        <w:rPr>
+          <w:b/>
+        </w:rPr>
+        <w:t>Herbivory</w:t>
+      </w:r>
+      <w:r>
+        <w:rPr/>
+        <w:t xml:space="preserve"> see Glossary</w:t>
+      </w:r>
+    </w:p>
+    <w:p>
+      <w:pPr>
+        <w:pStyle w:val="Entry"/>
+      </w:pPr>
+      <w:r>
+        <w:rPr>
+          <w:b/>
+        </w:rPr>
+        <w:t>Leaf axil</w:t>
+      </w:r>
+      <w:r>
+        <w:rPr/>
+        <w:t xml:space="preserve"> 24.5.50 (def.)</w:t>
+      </w:r>
+    </w:p>
+    <w:p>
+      <w:pPr>
+        <w:pStyle w:val="Entry"/>
+      </w:pPr>
+      <w:r>
+        <w:rPr>
+          <w:b/>
+        </w:rPr>
+        <w:t>Leaf primordia</w:t>
+      </w:r>
+      <w:r>
+        <w:rPr/>
+        <w:t xml:space="preserve"> 24.4.35 (shoot apical meristem)</w:t>
+      </w:r>
+    </w:p>
+    <w:p>
+      <w:pPr>
+        <w:pStyle w:val="Entry"/>
+      </w:pPr>
+      <w:r>
+        <w:rPr>
+          <w:b/>
+        </w:rPr>
+        <w:t>Leaf veins</w:t>
+      </w:r>
+      <w:r>
+        <w:rPr/>
+        <w:t xml:space="preserve"> 24.1.13 (vascular tissue), 24.2.24 (parallel vs net), 24.5.52 (leaf structure)</w:t>
+      </w:r>
+    </w:p>
+    <w:p>
+      <w:pPr>
+        <w:pStyle w:val="Entry"/>
+      </w:pPr>
+      <w:r>
+        <w:rPr>
+          <w:b/>
+        </w:rPr>
+        <w:t>LEAFY, Apetala 1</w:t>
+      </w:r>
+      <w:r>
+        <w:rPr/>
+        <w:t xml:space="preserve"> (flower-inducing genes) 24.2.25 (annual or perennial)</w:t>
+      </w:r>
+    </w:p>
+    <w:p>
+      <w:pPr>
+        <w:pStyle w:val="Entry"/>
+      </w:pPr>
+      <w:r>
+        <w:rPr>
+          <w:b/>
+        </w:rPr>
+        <w:t>Lenticels</w:t>
+      </w:r>
+      <w:r>
+        <w:rPr/>
+        <w:t xml:space="preserve"> 24.4.44 (gas exchange), 24.1.9 (periderm photo), 24.4.36 (woody twig)</w:t>
       </w:r>
     </w:p>
     <w:p>
@@ -1493,7 +3767,52 @@
       </w:r>
       <w:r>
         <w:rPr/>
-        <w:t>: a chemical that hardens the cell walls of land plants (textbook); not a protein 24.1.11, 24.3.27</w:t>
+        <w:t xml:space="preserve"> 24.1.11 (sclerenchyma), 24.3.27 (Casparian strip)</w:t>
+      </w:r>
+    </w:p>
+    <w:p>
+      <w:pPr>
+        <w:pStyle w:val="Entry"/>
+      </w:pPr>
+      <w:r>
+        <w:rPr>
+          <w:b/>
+        </w:rPr>
+        <w:t>Meristem</w:t>
+      </w:r>
+      <w:r>
+        <w:rPr/>
+        <w:t xml:space="preserve"> 24.1.6 (def.), 24.1.3 (three types), 24.3.26 (root tip), 24.4.41 (lateral meristems)</w:t>
+      </w:r>
+    </w:p>
+    <w:p>
+      <w:pPr>
+        <w:pStyle w:val="Entry"/>
+      </w:pPr>
+      <w:r>
+        <w:rPr>
+          <w:b/>
+        </w:rPr>
+        <w:t>Mesophyll (palisade, spongy)</w:t>
+      </w:r>
+      <w:r>
+        <w:rPr/>
+        <w:t xml:space="preserve"> 24.5.51 (def.)</w:t>
+      </w:r>
+    </w:p>
+    <w:p>
+      <w:pPr>
+        <w:pStyle w:val="Entry"/>
+      </w:pPr>
+      <w:r>
+        <w:rPr>
+          <w:b/>
+        </w:rPr>
+        <w:t>Monocots</w:t>
+      </w:r>
+      <w:r>
+        <w:rPr/>
+        <w:t xml:space="preserve"> 24.2.22 (def.), 24.3.30 (roots), 24.4.38 (stem bundles)</w:t>
       </w:r>
     </w:p>
     <w:p>
@@ -1508,7 +3827,22 @@
       </w:r>
       <w:r>
         <w:rPr/>
-        <w:t>: a relationship in which both species benefit (textbook) 24.3.34</w:t>
+        <w:t xml:space="preserve"> see Glossary</w:t>
+      </w:r>
+    </w:p>
+    <w:p>
+      <w:pPr>
+        <w:pStyle w:val="Entry"/>
+      </w:pPr>
+      <w:r>
+        <w:rPr>
+          <w:b/>
+        </w:rPr>
+        <w:t>Mycorrhizae</w:t>
+      </w:r>
+      <w:r>
+        <w:rPr/>
+        <w:t xml:space="preserve"> 24.3.34 (def.)</w:t>
       </w:r>
     </w:p>
     <w:p>
@@ -1523,7 +3857,7 @@
       </w:r>
       <w:r>
         <w:rPr/>
-        <w:t>: bacteria converting nitrogen gas from the air into compounds plants can use, such as ammonium (textbook) 24.3.34</w:t>
+        <w:t xml:space="preserve"> see Glossary</w:t>
       </w:r>
     </w:p>
     <w:p>
@@ -1534,11 +3868,86 @@
         <w:rPr>
           <w:b/>
         </w:rPr>
-        <w:t>Perforation plate</w:t>
-      </w:r>
-      <w:r>
-        <w:rPr/>
-        <w:t>: the end wall of a vessel element, with openings that water flows through (textbook) 24.1.14–15</w:t>
+        <w:t>Node, internode</w:t>
+      </w:r>
+      <w:r>
+        <w:rPr/>
+        <w:t xml:space="preserve"> 24.2.20 (def.), 24.4.36 (woody twig), 24.4.48 (stolons)</w:t>
+      </w:r>
+    </w:p>
+    <w:p>
+      <w:pPr>
+        <w:pStyle w:val="Entry"/>
+      </w:pPr>
+      <w:r>
+        <w:rPr>
+          <w:b/>
+        </w:rPr>
+        <w:t>Organs (vegetative)</w:t>
+      </w:r>
+      <w:r>
+        <w:rPr/>
+        <w:t xml:space="preserve"> 24.2.18 (def.), 24.1.4 (organ), 24.2.25 (annuals, perennials)</w:t>
+      </w:r>
+    </w:p>
+    <w:p>
+      <w:pPr>
+        <w:pStyle w:val="Entry"/>
+      </w:pPr>
+      <w:r>
+        <w:rPr>
+          <w:b/>
+        </w:rPr>
+        <w:t>Parenchyma</w:t>
+      </w:r>
+      <w:r>
+        <w:rPr/>
+        <w:t xml:space="preserve"> 24.1.10 (def.), 24.1.16 (sieve-tube members), 24.3.27 (cortex)</w:t>
+      </w:r>
+    </w:p>
+    <w:p>
+      <w:pPr>
+        <w:pStyle w:val="Entry"/>
+      </w:pPr>
+      <w:r>
+        <w:rPr>
+          <w:b/>
+        </w:rPr>
+        <w:t>Pericycle</w:t>
+      </w:r>
+      <w:r>
+        <w:rPr/>
+        <w:t xml:space="preserve"> 24.3.27 (def.), 24.3.31 (monocot root)</w:t>
+      </w:r>
+    </w:p>
+    <w:p>
+      <w:pPr>
+        <w:pStyle w:val="Entry"/>
+      </w:pPr>
+      <w:r>
+        <w:rPr>
+          <w:b/>
+        </w:rPr>
+        <w:t>Periderm</w:t>
+      </w:r>
+      <w:r>
+        <w:rPr/>
+        <w:t xml:space="preserve"> 24.1.8 (def.), 24.4.43 (bark)</w:t>
+      </w:r>
+    </w:p>
+    <w:p>
+      <w:pPr>
+        <w:pStyle w:val="Entry"/>
+      </w:pPr>
+      <w:r>
+        <w:rPr>
+          <w:b/>
+        </w:rPr>
+        <w:t>Phloem</w:t>
+      </w:r>
+      <w:r>
+        <w:rPr/>
+        <w:t xml:space="preserve"> 24.1.13 (def.), 24.1.16 (sieve-tube members), 24.2.23 (eudicot root), 24.4.43 (secondary phloem)</w:t>
       </w:r>
     </w:p>
     <w:p>
@@ -1553,7 +3962,7 @@
       </w:r>
       <w:r>
         <w:rPr/>
-        <w:t>: parenchyma tissue in the center of some stems and roots (textbook) 24.3.30, 24.4.42</w:t>
+        <w:t xml:space="preserve"> 24.3.30 (monocot root), 24.4.35 (from ground meristem), 24.4.42 (stem regions)</w:t>
       </w:r>
     </w:p>
     <w:p>
@@ -1564,11 +3973,11 @@
         <w:rPr>
           <w:b/>
         </w:rPr>
-        <w:t>Pits</w:t>
-      </w:r>
-      <w:r>
-        <w:rPr/>
-        <w:t>: thin spots in a tracheid's wall, where no secondary wall forms, that let water pass (textbook) 24.1.15</w:t>
+        <w:t>Pits / perforation plates</w:t>
+      </w:r>
+      <w:r>
+        <w:rPr/>
+        <w:t xml:space="preserve"> see Glossary</w:t>
       </w:r>
     </w:p>
     <w:p>
@@ -1583,7 +3992,7 @@
       </w:r>
       <w:r>
         <w:rPr/>
-        <w:t>: narrow channels through cell walls that connect the cytoplasm of neighboring plant cells (textbook) 24.1.16</w:t>
+        <w:t xml:space="preserve"> 24.1.16 (sieve tube, companion cell)</w:t>
       </w:r>
     </w:p>
     <w:p>
@@ -1594,11 +4003,251 @@
         <w:rPr>
           <w:b/>
         </w:rPr>
-        <w:t>Primary / secondary cell wall</w:t>
-      </w:r>
-      <w:r>
-        <w:rPr/>
-        <w:t>: every plant cell has a primary wall; some build a thicker secondary wall inside it, often with lignin (textbook) 24.1.10–11</w:t>
+        <w:t>Pneumatophores, prop roots, aerial roots</w:t>
+      </w:r>
+      <w:r>
+        <w:rPr/>
+        <w:t xml:space="preserve"> 24.3.33 (def.)</w:t>
+      </w:r>
+    </w:p>
+    <w:p>
+      <w:pPr>
+        <w:pStyle w:val="Entry"/>
+      </w:pPr>
+      <w:r>
+        <w:rPr>
+          <w:b/>
+        </w:rPr>
+        <w:t>Primary / secondary growth</w:t>
+      </w:r>
+      <w:r>
+        <w:rPr/>
+        <w:t xml:space="preserve"> 24.4.42 (def.), 24.2.21 (terminal bud), 24.3.30 (monocot roots lack), 24.4.38 (herbaceous stems)</w:t>
+      </w:r>
+    </w:p>
+    <w:p>
+      <w:pPr>
+        <w:pStyle w:val="Entry"/>
+      </w:pPr>
+      <w:r>
+        <w:rPr>
+          <w:b/>
+        </w:rPr>
+        <w:t>Procambium</w:t>
+      </w:r>
+      <w:r>
+        <w:rPr/>
+        <w:t xml:space="preserve"> 24.1.3 (def.), 24.3.28 (root tip), 24.4.35 (primary xylem, phloem)</w:t>
+      </w:r>
+    </w:p>
+    <w:p>
+      <w:pPr>
+        <w:pStyle w:val="Entry"/>
+      </w:pPr>
+      <w:r>
+        <w:rPr>
+          <w:b/>
+        </w:rPr>
+        <w:t>Protoderm</w:t>
+      </w:r>
+      <w:r>
+        <w:rPr/>
+        <w:t xml:space="preserve"> 24.1.3 (def.), 24.3.28 (root tip), 24.4.35 (shoot tip)</w:t>
+      </w:r>
+    </w:p>
+    <w:p>
+      <w:pPr>
+        <w:pStyle w:val="Entry"/>
+      </w:pPr>
+      <w:r>
+        <w:rPr>
+          <w:b/>
+        </w:rPr>
+        <w:t>Rhizome</w:t>
+      </w:r>
+      <w:r>
+        <w:rPr/>
+        <w:t xml:space="preserve"> 24.4.48 (def.)</w:t>
+      </w:r>
+    </w:p>
+    <w:p>
+      <w:pPr>
+        <w:pStyle w:val="Entry"/>
+      </w:pPr>
+      <w:r>
+        <w:rPr>
+          <w:b/>
+        </w:rPr>
+        <w:t>Root cap</w:t>
+      </w:r>
+      <w:r>
+        <w:rPr/>
+        <w:t xml:space="preserve"> 24.3.26 (def.)</w:t>
+      </w:r>
+    </w:p>
+    <w:p>
+      <w:pPr>
+        <w:pStyle w:val="Entry"/>
+      </w:pPr>
+      <w:r>
+        <w:rPr>
+          <w:b/>
+        </w:rPr>
+        <w:t>Root hairs</w:t>
+      </w:r>
+      <w:r>
+        <w:rPr/>
+        <w:t xml:space="preserve"> 24.1.7 (def.), 24.3.28 (water entry)</w:t>
+      </w:r>
+    </w:p>
+    <w:p>
+      <w:pPr>
+        <w:pStyle w:val="Entry"/>
+      </w:pPr>
+      <w:r>
+        <w:rPr>
+          <w:b/>
+        </w:rPr>
+        <w:t>Root nodules</w:t>
+      </w:r>
+      <w:r>
+        <w:rPr/>
+        <w:t xml:space="preserve"> 24.3.34 (def.)</w:t>
+      </w:r>
+    </w:p>
+    <w:p>
+      <w:pPr>
+        <w:pStyle w:val="Entry"/>
+      </w:pPr>
+      <w:r>
+        <w:rPr>
+          <w:b/>
+        </w:rPr>
+        <w:t>Root system, shoot system</w:t>
+      </w:r>
+      <w:r>
+        <w:rPr/>
+        <w:t xml:space="preserve"> 24.2.18 (def.), 24.3.32 (root types)</w:t>
+      </w:r>
+    </w:p>
+    <w:p>
+      <w:pPr>
+        <w:pStyle w:val="Entry"/>
+      </w:pPr>
+      <w:r>
+        <w:rPr>
+          <w:b/>
+        </w:rPr>
+        <w:t>Root zones (division, elongation, maturation)</w:t>
+      </w:r>
+      <w:r>
+        <w:rPr/>
+        <w:t xml:space="preserve"> 24.3.26 (def.)</w:t>
+      </w:r>
+    </w:p>
+    <w:p>
+      <w:pPr>
+        <w:pStyle w:val="Entry"/>
+      </w:pPr>
+      <w:r>
+        <w:rPr>
+          <w:b/>
+        </w:rPr>
+        <w:t>Sclerenchyma</w:t>
+      </w:r>
+      <w:r>
+        <w:rPr/>
+        <w:t xml:space="preserve"> 24.1.11 (def.)</w:t>
+      </w:r>
+    </w:p>
+    <w:p>
+      <w:pPr>
+        <w:pStyle w:val="Entry"/>
+      </w:pPr>
+      <w:r>
+        <w:rPr>
+          <w:b/>
+        </w:rPr>
+        <w:t>Sieve plate, sieve-tube members</w:t>
+      </w:r>
+      <w:r>
+        <w:rPr/>
+        <w:t xml:space="preserve"> 24.1.16 (def.), 24.4.40 (monocot stem)</w:t>
+      </w:r>
+    </w:p>
+    <w:p>
+      <w:pPr>
+        <w:pStyle w:val="Entry"/>
+      </w:pPr>
+      <w:r>
+        <w:rPr>
+          <w:b/>
+        </w:rPr>
+        <w:t>Simple / compound leaves</w:t>
+      </w:r>
+      <w:r>
+        <w:rPr/>
+        <w:t xml:space="preserve"> 24.5.53 (blade types)</w:t>
+      </w:r>
+    </w:p>
+    <w:p>
+      <w:pPr>
+        <w:pStyle w:val="Entry"/>
+      </w:pPr>
+      <w:r>
+        <w:rPr>
+          <w:b/>
+        </w:rPr>
+        <w:t>Spines, tendrils</w:t>
+      </w:r>
+      <w:r>
+        <w:rPr/>
+        <w:t xml:space="preserve"> (modified leaves) 24.5.55 (cactus, cucumber)</w:t>
+      </w:r>
+    </w:p>
+    <w:p>
+      <w:pPr>
+        <w:pStyle w:val="Entry"/>
+      </w:pPr>
+      <w:r>
+        <w:rPr>
+          <w:b/>
+        </w:rPr>
+        <w:t>Spring wood, summer wood</w:t>
+      </w:r>
+      <w:r>
+        <w:rPr/>
+        <w:t xml:space="preserve"> 24.4.45 (def.)</w:t>
+      </w:r>
+    </w:p>
+    <w:p>
+      <w:pPr>
+        <w:pStyle w:val="Entry"/>
+      </w:pPr>
+      <w:r>
+        <w:rPr>
+          <w:b/>
+        </w:rPr>
+        <w:t>Stolon</w:t>
+      </w:r>
+      <w:r>
+        <w:rPr/>
+        <w:t xml:space="preserve"> 24.4.48 (def.)</w:t>
+      </w:r>
+    </w:p>
+    <w:p>
+      <w:pPr>
+        <w:pStyle w:val="Entry"/>
+      </w:pPr>
+      <w:r>
+        <w:rPr>
+          <w:b/>
+        </w:rPr>
+        <w:t>Stomata</w:t>
+      </w:r>
+      <w:r>
+        <w:rPr/>
+        <w:t xml:space="preserve"> 24.5.51 (def.), 24.1.8 (epidermis)</w:t>
       </w:r>
     </w:p>
     <w:p>
@@ -1613,1145 +4262,7 @@
       </w:r>
       <w:r>
         <w:rPr/>
-        <w:t>: a waxy, waterproof lipid in cork cells and the Casparian strip (textbook) 24.3.27, 24.4.44</w:t>
-      </w:r>
-    </w:p>
-    <w:p>
-      <w:pPr>
-        <w:pStyle w:val="Entry"/>
-      </w:pPr>
-      <w:r>
-        <w:rPr>
-          <w:b/>
-        </w:rPr>
-        <w:t>Tendril</w:t>
-      </w:r>
-      <w:r>
-        <w:rPr/>
-        <w:t>: a slender structure (often a modified leaf) that attaches a climbing plant to a support (textbook) 24.5.53, 24.5.55</w:t>
-      </w:r>
-    </w:p>
-    <w:p>
-      <w:pPr>
-        <w:pStyle w:val="Lookupheading"/>
-      </w:pPr>
-      <w:bookmarkStart w:id="3" w:name="lk24LkIndex"/>
-      <w:r>
-        <w:rPr>
-          <w:rStyle w:val="Slidecode"/>
-        </w:rPr>
-        <w:t>Term index</w:t>
-      </w:r>
-      <w:bookmarkEnd w:id="3"/>
-    </w:p>
-    <w:p>
-      <w:pPr>
-        <w:pStyle w:val="Entry"/>
-      </w:pPr>
-      <w:r>
-        <w:rPr>
-          <w:b/>
-        </w:rPr>
-        <w:t>Adventitious roots</w:t>
-      </w:r>
-      <w:r>
-        <w:rPr/>
-        <w:t xml:space="preserve"> see Glossary</w:t>
-      </w:r>
-    </w:p>
-    <w:p>
-      <w:pPr>
-        <w:pStyle w:val="Entry"/>
-      </w:pPr>
-      <w:r>
-        <w:rPr>
-          <w:b/>
-        </w:rPr>
-        <w:t>Annual / perennial</w:t>
-      </w:r>
-      <w:r>
-        <w:rPr/>
-        <w:t xml:space="preserve"> 24.2.25</w:t>
-      </w:r>
-    </w:p>
-    <w:p>
-      <w:pPr>
-        <w:pStyle w:val="Entry"/>
-      </w:pPr>
-      <w:r>
-        <w:rPr>
-          <w:b/>
-        </w:rPr>
-        <w:t>Annual ring</w:t>
-      </w:r>
-      <w:r>
-        <w:rPr/>
-        <w:t xml:space="preserve"> 24.4.45–46, 24.4.43, 24.4.47</w:t>
-      </w:r>
-    </w:p>
-    <w:p>
-      <w:pPr>
-        <w:pStyle w:val="Entry"/>
-      </w:pPr>
-      <w:r>
-        <w:rPr>
-          <w:b/>
-        </w:rPr>
-        <w:t>Apical meristem</w:t>
-      </w:r>
-      <w:r>
-        <w:rPr/>
-        <w:t xml:space="preserve"> 24.1.3, 24.1.6, 24.2.20–21, 24.3.26, 24.3.28 …</w:t>
-      </w:r>
-    </w:p>
-    <w:p>
-      <w:pPr>
-        <w:pStyle w:val="Entry"/>
-      </w:pPr>
-      <w:r>
-        <w:rPr>
-          <w:b/>
-        </w:rPr>
-        <w:t>Axillary (lateral) bud</w:t>
-      </w:r>
-      <w:r>
-        <w:rPr/>
-        <w:t xml:space="preserve"> 24.2.21, 24.5.50, 24.2.19, 24.4.36–37, 24.4.49 …</w:t>
-      </w:r>
-    </w:p>
-    <w:p>
-      <w:pPr>
-        <w:pStyle w:val="Entry"/>
-      </w:pPr>
-      <w:r>
-        <w:rPr>
-          <w:b/>
-        </w:rPr>
-        <w:t>Bark</w:t>
-      </w:r>
-      <w:r>
-        <w:rPr/>
-        <w:t xml:space="preserve"> 24.4.44, 24.4.42–43, 24.4.46, 24.4.48</w:t>
-      </w:r>
-    </w:p>
-    <w:p>
-      <w:pPr>
-        <w:pStyle w:val="Entry"/>
-      </w:pPr>
-      <w:r>
-        <w:rPr>
-          <w:b/>
-        </w:rPr>
-        <w:t>Blade, petiole</w:t>
-      </w:r>
-      <w:r>
-        <w:rPr/>
-        <w:t xml:space="preserve"> 24.5.50, 24.2.19, 24.5.53</w:t>
-      </w:r>
-    </w:p>
-    <w:p>
-      <w:pPr>
-        <w:pStyle w:val="Entry"/>
-      </w:pPr>
-      <w:r>
-        <w:rPr>
-          <w:b/>
-        </w:rPr>
-        <w:t>Branch (lateral) roots</w:t>
-      </w:r>
-      <w:r>
-        <w:rPr/>
-        <w:t xml:space="preserve"> 24.3.27, 24.3.29, 24.2.19</w:t>
-      </w:r>
-    </w:p>
-    <w:p>
-      <w:pPr>
-        <w:pStyle w:val="Entry"/>
-      </w:pPr>
-      <w:r>
-        <w:rPr>
-          <w:b/>
-        </w:rPr>
-        <w:t>Bud scales</w:t>
-      </w:r>
-      <w:r>
-        <w:rPr/>
-        <w:t xml:space="preserve"> 24.4.35–36</w:t>
-      </w:r>
-    </w:p>
-    <w:p>
-      <w:pPr>
-        <w:pStyle w:val="Entry"/>
-      </w:pPr>
-      <w:r>
-        <w:rPr>
-          <w:b/>
-        </w:rPr>
-        <w:t>Casparian strip</w:t>
-      </w:r>
-      <w:r>
-        <w:rPr/>
-        <w:t xml:space="preserve"> 24.3.27–28, 24.3.31</w:t>
-      </w:r>
-    </w:p>
-    <w:p>
-      <w:pPr>
-        <w:pStyle w:val="Entry"/>
-      </w:pPr>
-      <w:r>
-        <w:rPr>
-          <w:b/>
-        </w:rPr>
-        <w:t>Collenchyma</w:t>
-      </w:r>
-      <w:r>
-        <w:rPr/>
-        <w:t xml:space="preserve"> 24.1.10, 24.1.12, 24.4.39</w:t>
-      </w:r>
-    </w:p>
-    <w:p>
-      <w:pPr>
-        <w:pStyle w:val="Entry"/>
-      </w:pPr>
-      <w:r>
-        <w:rPr>
-          <w:b/>
-        </w:rPr>
-        <w:t>Companion cell</w:t>
-      </w:r>
-      <w:r>
-        <w:rPr/>
-        <w:t xml:space="preserve"> 24.1.16–17, 24.4.40</w:t>
-      </w:r>
-    </w:p>
-    <w:p>
-      <w:pPr>
-        <w:pStyle w:val="Entry"/>
-      </w:pPr>
-      <w:r>
-        <w:rPr>
-          <w:b/>
-        </w:rPr>
-        <w:t>Cork, cork cambium</w:t>
-      </w:r>
-      <w:r>
-        <w:rPr/>
-        <w:t xml:space="preserve"> 24.1.8, 24.4.44, 24.1.9, 24.4.46–47</w:t>
-      </w:r>
-    </w:p>
-    <w:p>
-      <w:pPr>
-        <w:pStyle w:val="Entry"/>
-      </w:pPr>
-      <w:r>
-        <w:rPr>
-          <w:b/>
-        </w:rPr>
-        <w:t>Corm</w:t>
-      </w:r>
-      <w:r>
-        <w:rPr/>
-        <w:t xml:space="preserve"> (gladiolus) 24.4.48–49</w:t>
-      </w:r>
-    </w:p>
-    <w:p>
-      <w:pPr>
-        <w:pStyle w:val="Entry"/>
-      </w:pPr>
-      <w:r>
-        <w:rPr>
-          <w:b/>
-        </w:rPr>
-        <w:t>Cortex</w:t>
-      </w:r>
-      <w:r>
-        <w:rPr/>
-        <w:t xml:space="preserve"> 24.3.27–31, 24.4.35 …</w:t>
-      </w:r>
-    </w:p>
-    <w:p>
-      <w:pPr>
-        <w:pStyle w:val="Entry"/>
-      </w:pPr>
-      <w:r>
-        <w:rPr>
-          <w:b/>
-        </w:rPr>
-        <w:t>Cotyledon</w:t>
-      </w:r>
-      <w:r>
-        <w:rPr/>
-        <w:t xml:space="preserve"> see Glossary</w:t>
-      </w:r>
-    </w:p>
-    <w:p>
-      <w:pPr>
-        <w:pStyle w:val="Entry"/>
-      </w:pPr>
-      <w:r>
-        <w:rPr>
-          <w:b/>
-        </w:rPr>
-        <w:t>Cuticle</w:t>
-      </w:r>
-      <w:r>
-        <w:rPr/>
-        <w:t xml:space="preserve"> 24.1.7, 24.4.38, 24.5.51–52</w:t>
-      </w:r>
-    </w:p>
-    <w:p>
-      <w:pPr>
-        <w:pStyle w:val="Entry"/>
-      </w:pPr>
-      <w:r>
-        <w:rPr>
-          <w:b/>
-        </w:rPr>
-        <w:t>Deciduous, evergreen</w:t>
-      </w:r>
-      <w:r>
-        <w:rPr/>
-        <w:t xml:space="preserve"> 24.5.50</w:t>
-      </w:r>
-    </w:p>
-    <w:p>
-      <w:pPr>
-        <w:pStyle w:val="Entry"/>
-      </w:pPr>
-      <w:r>
-        <w:rPr>
-          <w:b/>
-        </w:rPr>
-        <w:t>Differentiated cell</w:t>
-      </w:r>
-      <w:r>
-        <w:rPr/>
-        <w:t xml:space="preserve"> see Glossary</w:t>
-      </w:r>
-    </w:p>
-    <w:p>
-      <w:pPr>
-        <w:pStyle w:val="Entry"/>
-      </w:pPr>
-      <w:r>
-        <w:rPr>
-          <w:b/>
-        </w:rPr>
-        <w:t>Endodermis</w:t>
-      </w:r>
-      <w:r>
-        <w:rPr/>
-        <w:t xml:space="preserve"> 24.3.27–31</w:t>
-      </w:r>
-    </w:p>
-    <w:p>
-      <w:pPr>
-        <w:pStyle w:val="Entry"/>
-      </w:pPr>
-      <w:r>
-        <w:rPr>
-          <w:b/>
-        </w:rPr>
-        <w:t>Endosperm</w:t>
-      </w:r>
-      <w:r>
-        <w:rPr/>
-        <w:t xml:space="preserve"> see Glossary</w:t>
-      </w:r>
-    </w:p>
-    <w:p>
-      <w:pPr>
-        <w:pStyle w:val="Entry"/>
-      </w:pPr>
-      <w:r>
-        <w:rPr>
-          <w:b/>
-        </w:rPr>
-        <w:t>Epidermis, epidermal tissue</w:t>
-      </w:r>
-      <w:r>
-        <w:rPr/>
-        <w:t xml:space="preserve"> 24.1.7, 24.1.3, 24.1.6, 24.1.8–10 …</w:t>
-      </w:r>
-    </w:p>
-    <w:p>
-      <w:pPr>
-        <w:pStyle w:val="Entry"/>
-      </w:pPr>
-      <w:r>
-        <w:rPr>
-          <w:b/>
-        </w:rPr>
-        <w:t>Eudicots</w:t>
-      </w:r>
-      <w:r>
-        <w:rPr/>
-        <w:t xml:space="preserve"> 24.2.23–24, 24.2.22, 24.3.26–28 …</w:t>
-      </w:r>
-    </w:p>
-    <w:p>
-      <w:pPr>
-        <w:pStyle w:val="Entry"/>
-      </w:pPr>
-      <w:r>
-        <w:rPr>
-          <w:b/>
-        </w:rPr>
-        <w:t>Fibers, sclereids</w:t>
-      </w:r>
-      <w:r>
-        <w:rPr/>
-        <w:t xml:space="preserve"> 24.1.11, 24.4.39</w:t>
-      </w:r>
-    </w:p>
-    <w:p>
-      <w:pPr>
-        <w:pStyle w:val="Entry"/>
-      </w:pPr>
-      <w:r>
-        <w:rPr>
-          <w:b/>
-        </w:rPr>
-        <w:t>Fibrous root system</w:t>
-      </w:r>
-      <w:r>
-        <w:rPr/>
-        <w:t xml:space="preserve"> 24.3.32</w:t>
-      </w:r>
-    </w:p>
-    <w:p>
-      <w:pPr>
-        <w:pStyle w:val="Entry"/>
-      </w:pPr>
-      <w:r>
-        <w:rPr>
-          <w:b/>
-        </w:rPr>
-        <w:t>Girdling</w:t>
-      </w:r>
-      <w:r>
-        <w:rPr/>
-        <w:t xml:space="preserve"> 24.4.44</w:t>
-      </w:r>
-    </w:p>
-    <w:p>
-      <w:pPr>
-        <w:pStyle w:val="Entry"/>
-      </w:pPr>
-      <w:r>
-        <w:rPr>
-          <w:b/>
-        </w:rPr>
-        <w:t>Ground meristem</w:t>
-      </w:r>
-      <w:r>
-        <w:rPr/>
-        <w:t xml:space="preserve"> 24.1.3, 24.4.35, 24.3.28, 24.4.37</w:t>
-      </w:r>
-    </w:p>
-    <w:p>
-      <w:pPr>
-        <w:pStyle w:val="Entry"/>
-      </w:pPr>
-      <w:r>
-        <w:rPr>
-          <w:b/>
-        </w:rPr>
-        <w:t>Ground tissue</w:t>
-      </w:r>
-      <w:r>
-        <w:rPr/>
-        <w:t xml:space="preserve"> 24.1.10, 24.1.3, 24.1.6, 24.1.11–12, 24.3.30 …</w:t>
-      </w:r>
-    </w:p>
-    <w:p>
-      <w:pPr>
-        <w:pStyle w:val="Entry"/>
-      </w:pPr>
-      <w:r>
-        <w:rPr>
-          <w:b/>
-        </w:rPr>
-        <w:t>Guard cells</w:t>
-      </w:r>
-      <w:r>
-        <w:rPr/>
-        <w:t xml:space="preserve"> see Glossary</w:t>
-      </w:r>
-    </w:p>
-    <w:p>
-      <w:pPr>
-        <w:pStyle w:val="Entry"/>
-      </w:pPr>
-      <w:r>
-        <w:rPr>
-          <w:b/>
-        </w:rPr>
-        <w:t>Heartwood, sapwood</w:t>
-      </w:r>
-      <w:r>
-        <w:rPr/>
-        <w:t xml:space="preserve"> 24.4.45, 24.4.47</w:t>
-      </w:r>
-    </w:p>
-    <w:p>
-      <w:pPr>
-        <w:pStyle w:val="Entry"/>
-      </w:pPr>
-      <w:r>
-        <w:rPr>
-          <w:b/>
-        </w:rPr>
-        <w:t>Herbaceous stems</w:t>
-      </w:r>
-      <w:r>
-        <w:rPr/>
-        <w:t xml:space="preserve"> 24.4.38–39</w:t>
-      </w:r>
-    </w:p>
-    <w:p>
-      <w:pPr>
-        <w:pStyle w:val="Entry"/>
-      </w:pPr>
-      <w:r>
-        <w:rPr>
-          <w:b/>
-        </w:rPr>
-        <w:t>Herbivory</w:t>
-      </w:r>
-      <w:r>
-        <w:rPr/>
-        <w:t xml:space="preserve"> see Glossary</w:t>
-      </w:r>
-    </w:p>
-    <w:p>
-      <w:pPr>
-        <w:pStyle w:val="Entry"/>
-      </w:pPr>
-      <w:r>
-        <w:rPr>
-          <w:b/>
-        </w:rPr>
-        <w:t>Leaf axil</w:t>
-      </w:r>
-      <w:r>
-        <w:rPr/>
-        <w:t xml:space="preserve"> 24.5.50</w:t>
-      </w:r>
-    </w:p>
-    <w:p>
-      <w:pPr>
-        <w:pStyle w:val="Entry"/>
-      </w:pPr>
-      <w:r>
-        <w:rPr>
-          <w:b/>
-        </w:rPr>
-        <w:t>Leaf primordia</w:t>
-      </w:r>
-      <w:r>
-        <w:rPr/>
-        <w:t xml:space="preserve"> see Glossary</w:t>
-      </w:r>
-    </w:p>
-    <w:p>
-      <w:pPr>
-        <w:pStyle w:val="Entry"/>
-      </w:pPr>
-      <w:r>
-        <w:rPr>
-          <w:b/>
-        </w:rPr>
-        <w:t>Leaf scar, bundle scars</w:t>
-      </w:r>
-      <w:r>
-        <w:rPr/>
-        <w:t xml:space="preserve"> see Glossary</w:t>
-      </w:r>
-    </w:p>
-    <w:p>
-      <w:pPr>
-        <w:pStyle w:val="Entry"/>
-      </w:pPr>
-      <w:r>
-        <w:rPr>
-          <w:b/>
-        </w:rPr>
-        <w:t>Leaf veins</w:t>
-      </w:r>
-      <w:r>
-        <w:rPr/>
-        <w:t xml:space="preserve"> 24.1.13, 24.5.52, 24.2.19, 24.2.22–24</w:t>
-      </w:r>
-    </w:p>
-    <w:p>
-      <w:pPr>
-        <w:pStyle w:val="Entry"/>
-      </w:pPr>
-      <w:r>
-        <w:rPr>
-          <w:b/>
-        </w:rPr>
-        <w:t>LEAFY, Apetala 1</w:t>
-      </w:r>
-      <w:r>
-        <w:rPr/>
-        <w:t xml:space="preserve"> (flower-inducing genes) 24.2.25</w:t>
-      </w:r>
-    </w:p>
-    <w:p>
-      <w:pPr>
-        <w:pStyle w:val="Entry"/>
-      </w:pPr>
-      <w:r>
-        <w:rPr>
-          <w:b/>
-        </w:rPr>
-        <w:t>Lenticels</w:t>
-      </w:r>
-      <w:r>
-        <w:rPr/>
-        <w:t xml:space="preserve"> see Glossary</w:t>
-      </w:r>
-    </w:p>
-    <w:p>
-      <w:pPr>
-        <w:pStyle w:val="Entry"/>
-      </w:pPr>
-      <w:r>
-        <w:rPr>
-          <w:b/>
-        </w:rPr>
-        <w:t>Lignin</w:t>
-      </w:r>
-      <w:r>
-        <w:rPr/>
-        <w:t xml:space="preserve"> see Glossary</w:t>
-      </w:r>
-    </w:p>
-    <w:p>
-      <w:pPr>
-        <w:pStyle w:val="Entry"/>
-      </w:pPr>
-      <w:r>
-        <w:rPr>
-          <w:b/>
-        </w:rPr>
-        <w:t>Meristem</w:t>
-      </w:r>
-      <w:r>
-        <w:rPr/>
-        <w:t xml:space="preserve"> 24.1.6, 24.1.3, 24.1.5, 24.2.20–21, 24.3.26 …</w:t>
-      </w:r>
-    </w:p>
-    <w:p>
-      <w:pPr>
-        <w:pStyle w:val="Entry"/>
-      </w:pPr>
-      <w:r>
-        <w:rPr>
-          <w:b/>
-        </w:rPr>
-        <w:t>Mesophyll (palisade, spongy)</w:t>
-      </w:r>
-      <w:r>
-        <w:rPr/>
-        <w:t xml:space="preserve"> 24.5.51–52</w:t>
-      </w:r>
-    </w:p>
-    <w:p>
-      <w:pPr>
-        <w:pStyle w:val="Entry"/>
-      </w:pPr>
-      <w:r>
-        <w:rPr>
-          <w:b/>
-        </w:rPr>
-        <w:t>Monocots</w:t>
-      </w:r>
-      <w:r>
-        <w:rPr/>
-        <w:t xml:space="preserve"> 24.2.22, 24.2.24, 24.3.30–32, 24.4.38 …</w:t>
-      </w:r>
-    </w:p>
-    <w:p>
-      <w:pPr>
-        <w:pStyle w:val="Entry"/>
-      </w:pPr>
-      <w:r>
-        <w:rPr>
-          <w:b/>
-        </w:rPr>
-        <w:t>Mutualism</w:t>
-      </w:r>
-      <w:r>
-        <w:rPr/>
-        <w:t xml:space="preserve"> see Glossary</w:t>
-      </w:r>
-    </w:p>
-    <w:p>
-      <w:pPr>
-        <w:pStyle w:val="Entry"/>
-      </w:pPr>
-      <w:r>
-        <w:rPr>
-          <w:b/>
-        </w:rPr>
-        <w:t>Mycorrhizae</w:t>
-      </w:r>
-      <w:r>
-        <w:rPr/>
-        <w:t xml:space="preserve"> 24.3.34</w:t>
-      </w:r>
-    </w:p>
-    <w:p>
-      <w:pPr>
-        <w:pStyle w:val="Entry"/>
-      </w:pPr>
-      <w:r>
-        <w:rPr>
-          <w:b/>
-        </w:rPr>
-        <w:t>Nitrogen fixation</w:t>
-      </w:r>
-      <w:r>
-        <w:rPr/>
-        <w:t xml:space="preserve"> see Glossary</w:t>
-      </w:r>
-    </w:p>
-    <w:p>
-      <w:pPr>
-        <w:pStyle w:val="Entry"/>
-      </w:pPr>
-      <w:r>
-        <w:rPr>
-          <w:b/>
-        </w:rPr>
-        <w:t>Node, internode</w:t>
-      </w:r>
-      <w:r>
-        <w:rPr/>
-        <w:t xml:space="preserve"> 24.2.20, 24.2.19, 24.4.36, 24.4.48–49</w:t>
-      </w:r>
-    </w:p>
-    <w:p>
-      <w:pPr>
-        <w:pStyle w:val="Entry"/>
-      </w:pPr>
-      <w:r>
-        <w:rPr>
-          <w:b/>
-        </w:rPr>
-        <w:t>Organs (vegetative)</w:t>
-      </w:r>
-      <w:r>
-        <w:rPr/>
-        <w:t xml:space="preserve"> 24.1.4, 24.2.18, 24.1.8, 24.1.10, 24.2.22, 24.2.25</w:t>
-      </w:r>
-    </w:p>
-    <w:p>
-      <w:pPr>
-        <w:pStyle w:val="Entry"/>
-      </w:pPr>
-      <w:r>
-        <w:rPr>
-          <w:b/>
-        </w:rPr>
-        <w:t>Parenchyma</w:t>
-      </w:r>
-      <w:r>
-        <w:rPr/>
-        <w:t xml:space="preserve"> 24.1.10, 24.1.12, 24.1.14, 24.1.16–17, 24.3.27 …</w:t>
-      </w:r>
-    </w:p>
-    <w:p>
-      <w:pPr>
-        <w:pStyle w:val="Entry"/>
-      </w:pPr>
-      <w:r>
-        <w:rPr>
-          <w:b/>
-        </w:rPr>
-        <w:t>Perforation plate</w:t>
-      </w:r>
-      <w:r>
-        <w:rPr/>
-        <w:t xml:space="preserve"> see Glossary</w:t>
-      </w:r>
-    </w:p>
-    <w:p>
-      <w:pPr>
-        <w:pStyle w:val="Entry"/>
-      </w:pPr>
-      <w:r>
-        <w:rPr>
-          <w:b/>
-        </w:rPr>
-        <w:t>Pericycle</w:t>
-      </w:r>
-      <w:r>
-        <w:rPr/>
-        <w:t xml:space="preserve"> 24.3.27–31</w:t>
-      </w:r>
-    </w:p>
-    <w:p>
-      <w:pPr>
-        <w:pStyle w:val="Entry"/>
-      </w:pPr>
-      <w:r>
-        <w:rPr>
-          <w:b/>
-        </w:rPr>
-        <w:t>Periderm</w:t>
-      </w:r>
-      <w:r>
-        <w:rPr/>
-        <w:t xml:space="preserve"> 24.1.8–9, 24.4.43</w:t>
-      </w:r>
-    </w:p>
-    <w:p>
-      <w:pPr>
-        <w:pStyle w:val="Entry"/>
-      </w:pPr>
-      <w:r>
-        <w:rPr>
-          <w:b/>
-        </w:rPr>
-        <w:t>Phloem</w:t>
-      </w:r>
-      <w:r>
-        <w:rPr/>
-        <w:t xml:space="preserve"> 24.1.13, 24.1.16–17, 24.2.23–24, 24.3.28 …</w:t>
-      </w:r>
-    </w:p>
-    <w:p>
-      <w:pPr>
-        <w:pStyle w:val="Entry"/>
-      </w:pPr>
-      <w:r>
-        <w:rPr>
-          <w:b/>
-        </w:rPr>
-        <w:t>Pith</w:t>
-      </w:r>
-      <w:r>
-        <w:rPr/>
-        <w:t xml:space="preserve"> see Glossary</w:t>
-      </w:r>
-    </w:p>
-    <w:p>
-      <w:pPr>
-        <w:pStyle w:val="Entry"/>
-      </w:pPr>
-      <w:r>
-        <w:rPr>
-          <w:b/>
-        </w:rPr>
-        <w:t>Pits</w:t>
-      </w:r>
-      <w:r>
-        <w:rPr/>
-        <w:t xml:space="preserve"> see Glossary</w:t>
-      </w:r>
-    </w:p>
-    <w:p>
-      <w:pPr>
-        <w:pStyle w:val="Entry"/>
-      </w:pPr>
-      <w:r>
-        <w:rPr>
-          <w:b/>
-        </w:rPr>
-        <w:t>Plasmodesmata</w:t>
-      </w:r>
-      <w:r>
-        <w:rPr/>
-        <w:t xml:space="preserve"> see Glossary</w:t>
-      </w:r>
-    </w:p>
-    <w:p>
-      <w:pPr>
-        <w:pStyle w:val="Entry"/>
-      </w:pPr>
-      <w:r>
-        <w:rPr>
-          <w:b/>
-        </w:rPr>
-        <w:t>Pneumatophores, prop roots, aerial roots</w:t>
-      </w:r>
-      <w:r>
-        <w:rPr/>
-        <w:t xml:space="preserve"> 24.3.33</w:t>
-      </w:r>
-    </w:p>
-    <w:p>
-      <w:pPr>
-        <w:pStyle w:val="Entry"/>
-      </w:pPr>
-      <w:r>
-        <w:rPr>
-          <w:b/>
-        </w:rPr>
-        <w:t>Primary / secondary cell wall</w:t>
-      </w:r>
-      <w:r>
-        <w:rPr/>
-        <w:t xml:space="preserve"> see Glossary</w:t>
-      </w:r>
-    </w:p>
-    <w:p>
-      <w:pPr>
-        <w:pStyle w:val="Entry"/>
-      </w:pPr>
-      <w:r>
-        <w:rPr>
-          <w:b/>
-        </w:rPr>
-        <w:t>Primary / secondary growth</w:t>
-      </w:r>
-      <w:r>
-        <w:rPr/>
-        <w:t xml:space="preserve"> 24.4.42, 24.2.21, 24.3.30, 24.4.38, 24.4.43</w:t>
-      </w:r>
-    </w:p>
-    <w:p>
-      <w:pPr>
-        <w:pStyle w:val="Entry"/>
-      </w:pPr>
-      <w:r>
-        <w:rPr>
-          <w:b/>
-        </w:rPr>
-        <w:t>Procambium</w:t>
-      </w:r>
-      <w:r>
-        <w:rPr/>
-        <w:t xml:space="preserve"> 24.1.3, 24.4.35, 24.3.28, 24.4.37</w:t>
-      </w:r>
-    </w:p>
-    <w:p>
-      <w:pPr>
-        <w:pStyle w:val="Entry"/>
-      </w:pPr>
-      <w:r>
-        <w:rPr>
-          <w:b/>
-        </w:rPr>
-        <w:t>Protoderm</w:t>
-      </w:r>
-      <w:r>
-        <w:rPr/>
-        <w:t xml:space="preserve"> 24.1.3, 24.4.35, 24.3.28, 24.4.37</w:t>
-      </w:r>
-    </w:p>
-    <w:p>
-      <w:pPr>
-        <w:pStyle w:val="Entry"/>
-      </w:pPr>
-      <w:r>
-        <w:rPr>
-          <w:b/>
-        </w:rPr>
-        <w:t>Rhizome</w:t>
-      </w:r>
-      <w:r>
-        <w:rPr/>
-        <w:t xml:space="preserve"> (iris) 24.4.48–49</w:t>
-      </w:r>
-    </w:p>
-    <w:p>
-      <w:pPr>
-        <w:pStyle w:val="Entry"/>
-      </w:pPr>
-      <w:r>
-        <w:rPr>
-          <w:b/>
-        </w:rPr>
-        <w:t>Root cap</w:t>
-      </w:r>
-      <w:r>
-        <w:rPr/>
-        <w:t xml:space="preserve"> 24.3.26, 24.3.28</w:t>
-      </w:r>
-    </w:p>
-    <w:p>
-      <w:pPr>
-        <w:pStyle w:val="Entry"/>
-      </w:pPr>
-      <w:r>
-        <w:rPr>
-          <w:b/>
-        </w:rPr>
-        <w:t>Root hairs</w:t>
-      </w:r>
-      <w:r>
-        <w:rPr/>
-        <w:t xml:space="preserve"> 24.1.7, 24.1.9, 24.2.19, 24.3.28</w:t>
-      </w:r>
-    </w:p>
-    <w:p>
-      <w:pPr>
-        <w:pStyle w:val="Entry"/>
-      </w:pPr>
-      <w:r>
-        <w:rPr>
-          <w:b/>
-        </w:rPr>
-        <w:t>Root nodules</w:t>
-      </w:r>
-      <w:r>
-        <w:rPr/>
-        <w:t xml:space="preserve"> 24.3.34</w:t>
-      </w:r>
-    </w:p>
-    <w:p>
-      <w:pPr>
-        <w:pStyle w:val="Entry"/>
-      </w:pPr>
-      <w:r>
-        <w:rPr>
-          <w:b/>
-        </w:rPr>
-        <w:t>Root system, shoot system</w:t>
-      </w:r>
-      <w:r>
-        <w:rPr/>
-        <w:t xml:space="preserve"> 24.2.18–20, 24.3.32</w:t>
-      </w:r>
-    </w:p>
-    <w:p>
-      <w:pPr>
-        <w:pStyle w:val="Entry"/>
-      </w:pPr>
-      <w:r>
-        <w:rPr>
-          <w:b/>
-        </w:rPr>
-        <w:t>Root zones (division, elongation, maturation)</w:t>
-      </w:r>
-      <w:r>
-        <w:rPr/>
-        <w:t xml:space="preserve"> 24.3.26, 24.3.28</w:t>
-      </w:r>
-    </w:p>
-    <w:p>
-      <w:pPr>
-        <w:pStyle w:val="Entry"/>
-      </w:pPr>
-      <w:r>
-        <w:rPr>
-          <w:b/>
-        </w:rPr>
-        <w:t>Sclerenchyma</w:t>
-      </w:r>
-      <w:r>
-        <w:rPr/>
-        <w:t xml:space="preserve"> 24.1.11–12</w:t>
-      </w:r>
-    </w:p>
-    <w:p>
-      <w:pPr>
-        <w:pStyle w:val="Entry"/>
-      </w:pPr>
-      <w:r>
-        <w:rPr>
-          <w:b/>
-        </w:rPr>
-        <w:t>Sieve plate, sieve-tube members</w:t>
-      </w:r>
-      <w:r>
-        <w:rPr/>
-        <w:t xml:space="preserve"> 24.1.16–17, 24.4.40</w:t>
-      </w:r>
-    </w:p>
-    <w:p>
-      <w:pPr>
-        <w:pStyle w:val="Entry"/>
-      </w:pPr>
-      <w:r>
-        <w:rPr>
-          <w:b/>
-        </w:rPr>
-        <w:t>Simple / compound leaves</w:t>
-      </w:r>
-      <w:r>
-        <w:rPr/>
-        <w:t xml:space="preserve"> 24.5.53–54</w:t>
-      </w:r>
-    </w:p>
-    <w:p>
-      <w:pPr>
-        <w:pStyle w:val="Entry"/>
-      </w:pPr>
-      <w:r>
-        <w:rPr>
-          <w:b/>
-        </w:rPr>
-        <w:t>Spines, tendrils</w:t>
-      </w:r>
-      <w:r>
-        <w:rPr/>
-        <w:t xml:space="preserve"> (modified leaves) 24.5.53, 24.5.55</w:t>
-      </w:r>
-    </w:p>
-    <w:p>
-      <w:pPr>
-        <w:pStyle w:val="Entry"/>
-      </w:pPr>
-      <w:r>
-        <w:rPr>
-          <w:b/>
-        </w:rPr>
-        <w:t>Spring wood, summer wood</w:t>
-      </w:r>
-      <w:r>
-        <w:rPr/>
-        <w:t xml:space="preserve"> 24.4.45–46</w:t>
-      </w:r>
-    </w:p>
-    <w:p>
-      <w:pPr>
-        <w:pStyle w:val="Entry"/>
-      </w:pPr>
-      <w:r>
-        <w:rPr>
-          <w:b/>
-        </w:rPr>
-        <w:t>Stolon</w:t>
-      </w:r>
-      <w:r>
-        <w:rPr/>
-        <w:t xml:space="preserve"> (strawberry runners) 24.4.48–49</w:t>
-      </w:r>
-    </w:p>
-    <w:p>
-      <w:pPr>
-        <w:pStyle w:val="Entry"/>
-      </w:pPr>
-      <w:r>
-        <w:rPr>
-          <w:b/>
-        </w:rPr>
-        <w:t>Stomata</w:t>
-      </w:r>
-      <w:r>
-        <w:rPr/>
-        <w:t xml:space="preserve"> 24.1.8, 24.5.51, 24.1.9, 24.5.52</w:t>
-      </w:r>
-    </w:p>
-    <w:p>
-      <w:pPr>
-        <w:pStyle w:val="Entry"/>
-      </w:pPr>
-      <w:r>
-        <w:rPr>
-          <w:b/>
-        </w:rPr>
-        <w:t>Suberin</w:t>
-      </w:r>
-      <w:r>
-        <w:rPr/>
-        <w:t xml:space="preserve"> see Glossary</w:t>
+        <w:t xml:space="preserve"> 24.3.27 (Casparian strip), 24.4.44 (cork cells)</w:t>
       </w:r>
     </w:p>
     <w:p>
@@ -2766,7 +4277,7 @@
       </w:r>
       <w:r>
         <w:rPr/>
-        <w:t xml:space="preserve"> (insect-catching leaves) 24.5.53, 24.5.55</w:t>
+        <w:t xml:space="preserve"> (insect-catching leaves) 24.5.55 (traps prey)</w:t>
       </w:r>
     </w:p>
     <w:p>
@@ -2781,22 +4292,7 @@
       </w:r>
       <w:r>
         <w:rPr/>
-        <w:t xml:space="preserve"> 24.3.32</w:t>
-      </w:r>
-    </w:p>
-    <w:p>
-      <w:pPr>
-        <w:pStyle w:val="Entry"/>
-      </w:pPr>
-      <w:r>
-        <w:rPr>
-          <w:b/>
-        </w:rPr>
-        <w:t>Tendril</w:t>
-      </w:r>
-      <w:r>
-        <w:rPr/>
-        <w:t xml:space="preserve"> see Glossary</w:t>
+        <w:t xml:space="preserve"> 24.3.32 (def.)</w:t>
       </w:r>
     </w:p>
     <w:p>
@@ -2811,7 +4307,7 @@
       </w:r>
       <w:r>
         <w:rPr/>
-        <w:t xml:space="preserve"> 24.2.20, 24.4.35, 24.2.19, 24.2.21, 24.4.36</w:t>
+        <w:t xml:space="preserve"> 24.2.20 (def.), 24.4.35 (bud scales)</w:t>
       </w:r>
     </w:p>
     <w:p>
@@ -2826,7 +4322,7 @@
       </w:r>
       <w:r>
         <w:rPr/>
-        <w:t xml:space="preserve"> 24.1.4, 24.1.3, 24.1.6–9 …</w:t>
+        <w:t xml:space="preserve"> 24.1.4 (def.), 24.1.7 (epidermal), 24.1.10 (ground), 24.1.13 (vascular)</w:t>
       </w:r>
     </w:p>
     <w:p>
@@ -2841,7 +4337,7 @@
       </w:r>
       <w:r>
         <w:rPr/>
-        <w:t xml:space="preserve"> 24.1.15, 24.1.13–14</w:t>
+        <w:t xml:space="preserve"> 24.1.15 (def.)</w:t>
       </w:r>
     </w:p>
     <w:p>
@@ -2856,7 +4352,7 @@
       </w:r>
       <w:r>
         <w:rPr/>
-        <w:t xml:space="preserve"> 24.1.8–9, 24.5.51–52</w:t>
+        <w:t xml:space="preserve"> 24.1.8 (def.), 24.5.51 (leaves)</w:t>
       </w:r>
     </w:p>
     <w:p>
@@ -2871,7 +4367,7 @@
       </w:r>
       <w:r>
         <w:rPr/>
-        <w:t xml:space="preserve"> (potato) 24.4.48–49</w:t>
+        <w:t xml:space="preserve"> (potato) 24.4.48 (def.)</w:t>
       </w:r>
     </w:p>
     <w:p>
@@ -2886,7 +4382,7 @@
       </w:r>
       <w:r>
         <w:rPr/>
-        <w:t xml:space="preserve"> 24.1.13, 24.4.38, 24.2.24, 24.4.35, 24.4.37, 24.4.39 …</w:t>
+        <w:t xml:space="preserve"> 24.1.13 (def.), 24.2.24 (ring vs scattered), 24.4.35 (vascular cambium)</w:t>
       </w:r>
     </w:p>
     <w:p>
@@ -2901,7 +4397,7 @@
       </w:r>
       <w:r>
         <w:rPr/>
-        <w:t xml:space="preserve"> 24.4.43, 24.4.35, 24.4.37, 24.4.39, 24.4.45–46 …</w:t>
+        <w:t xml:space="preserve"> 24.4.43 (def.), 24.4.35 (in bundles), 24.4.46 (woody twig)</w:t>
       </w:r>
     </w:p>
     <w:p>
@@ -2916,7 +4412,7 @@
       </w:r>
       <w:r>
         <w:rPr/>
-        <w:t xml:space="preserve"> 24.1.13, 24.3.27–28</w:t>
+        <w:t xml:space="preserve"> 24.1.13 (def.), 24.3.27 (endodermis boundary)</w:t>
       </w:r>
     </w:p>
     <w:p>
@@ -2931,7 +4427,7 @@
       </w:r>
       <w:r>
         <w:rPr/>
-        <w:t xml:space="preserve"> 24.1.15</w:t>
+        <w:t xml:space="preserve"> 24.1.15 (def.)</w:t>
       </w:r>
     </w:p>
     <w:p>
@@ -2946,7 +4442,7 @@
       </w:r>
       <w:r>
         <w:rPr/>
-        <w:t xml:space="preserve"> 24.1.15, 24.1.13–14, 24.4.40</w:t>
+        <w:t xml:space="preserve"> 24.1.15 (def.)</w:t>
       </w:r>
     </w:p>
     <w:p>
@@ -2961,7 +4457,7 @@
       </w:r>
       <w:r>
         <w:rPr/>
-        <w:t xml:space="preserve"> 24.5.53–54</w:t>
+        <w:t xml:space="preserve"> 24.5.53 (leaf arrangement)</w:t>
       </w:r>
     </w:p>
     <w:p>
@@ -2976,7 +4472,7 @@
       </w:r>
       <w:r>
         <w:rPr/>
-        <w:t xml:space="preserve"> 24.4.45, 24.4.42–43, 24.4.46, 24.4.48</w:t>
+        <w:t xml:space="preserve"> 24.4.45 (def.), 24.4.42 (stem regions), 24.4.48 (uses)</w:t>
       </w:r>
     </w:p>
     <w:p>
@@ -2991,7 +4487,7 @@
       </w:r>
       <w:r>
         <w:rPr/>
-        <w:t xml:space="preserve"> 24.1.13–14, 24.2.23–24, 24.3.28, 24.3.31 …</w:t>
+        <w:t xml:space="preserve"> 24.1.13 (def.), 24.2.23 (eudicot root), 24.4.43 (secondary xylem), 24.5.52 (leaf)</w:t>
       </w:r>
     </w:p>
     <w:sectPr>
@@ -3049,7 +4545,7 @@
       <w:rPr>
         <w:sz w:val="15"/>
       </w:rPr>
-      <w:t>BIO II printed notes: Ch 24 (index)</w:t>
+      <w:t>Ch. 24: Flowering Plants: Structure and Organization (index)</w:t>
       <w:tab/>
     </w:r>
     <w:r>
@@ -15369,16 +16865,6 @@
     <w:rPr>
       <w:b/>
       <w:sz w:val="27"/>
-    </w:rPr>
-  </w:style>
-  <w:style w:type="paragraph" w:customStyle="1" w:styleId="Pointer">
-    <w:name w:val="Pointer"/>
-    <w:basedOn w:val="Normal"/>
-    <w:pPr>
-      <w:spacing w:before="0" w:after="23"/>
-    </w:pPr>
-    <w:rPr>
-      <w:i/>
     </w:rPr>
   </w:style>
   <w:style w:type="paragraph" w:customStyle="1" w:styleId="Slideheading">

--- a/Printed Exam Notes/Ch 24 Index.docx
+++ b/Printed Exam Notes/Ch 24 Index.docx
@@ -28,8 +28,14 @@
         <w:pStyle w:val="Mapsection"/>
       </w:pPr>
       <w:r>
-        <w:rPr/>
-        <w:t>Contents (pages in the main notes)</w:t>
+        <w:rPr>
+          <w:rStyle w:val="Slidecode"/>
+        </w:rPr>
+        <w:t>Contents</w:t>
+      </w:r>
+      <w:r>
+        <w:rPr/>
+        <w:t xml:space="preserve"> (pages in the main notes)</w:t>
       </w:r>
     </w:p>
     <w:p>
@@ -2520,6 +2526,21 @@
         <w:rPr>
           <w:b/>
         </w:rPr>
+        <w:t>Ground tissue</w:t>
+      </w:r>
+      <w:r>
+        <w:rPr/>
+        <w:t>: forms the bulk of the plant: parenchyma, collenchyma and sclerenchyma cells 24.1.10</w:t>
+      </w:r>
+    </w:p>
+    <w:p>
+      <w:pPr>
+        <w:pStyle w:val="Entry"/>
+      </w:pPr>
+      <w:r>
+        <w:rPr>
+          <w:b/>
+        </w:rPr>
         <w:t>Guard cells</w:t>
       </w:r>
       <w:r>
@@ -3165,6 +3186,21 @@
         <w:rPr>
           <w:b/>
         </w:rPr>
+        <w:t>Vascular tissue</w:t>
+      </w:r>
+      <w:r>
+        <w:rPr/>
+        <w:t>: xylem and phloem: in the vascular cylinder of roots, vascular bundles of stems and veins of leaves 24.1.13</w:t>
+      </w:r>
+    </w:p>
+    <w:p>
+      <w:pPr>
+        <w:pStyle w:val="Entry"/>
+      </w:pPr>
+      <w:r>
+        <w:rPr>
+          <w:b/>
+        </w:rPr>
         <w:t>Vegetative organs</w:t>
       </w:r>
       <w:r>
@@ -3212,7 +3248,37 @@
       </w:r>
       <w:r>
         <w:rPr/>
-        <w:t xml:space="preserve"> see Glossary</w:t>
+        <w:t xml:space="preserve"> 24.4.49 (stolons, rhizomes)</w:t>
+      </w:r>
+    </w:p>
+    <w:p>
+      <w:pPr>
+        <w:pStyle w:val="Entry"/>
+      </w:pPr>
+      <w:r>
+        <w:rPr>
+          <w:b/>
+        </w:rPr>
+        <w:t>Aerial roots</w:t>
+      </w:r>
+      <w:r>
+        <w:rPr/>
+        <w:t xml:space="preserve"> see Prop roots, pneumatophores, aerial roots</w:t>
+      </w:r>
+    </w:p>
+    <w:p>
+      <w:pPr>
+        <w:pStyle w:val="Entry"/>
+      </w:pPr>
+      <w:r>
+        <w:rPr>
+          <w:b/>
+        </w:rPr>
+        <w:t>Alternate, opposite, whorled leaves</w:t>
+      </w:r>
+      <w:r>
+        <w:rPr/>
+        <w:t xml:space="preserve"> 24.5.53 (leaf arrangement)</w:t>
       </w:r>
     </w:p>
     <w:p>
@@ -3253,6 +3319,21 @@
         <w:rPr>
           <w:b/>
         </w:rPr>
+        <w:t>Apetala 1</w:t>
+      </w:r>
+      <w:r>
+        <w:rPr/>
+        <w:t xml:space="preserve"> see LEAFY, Apetala 1</w:t>
+      </w:r>
+    </w:p>
+    <w:p>
+      <w:pPr>
+        <w:pStyle w:val="Entry"/>
+      </w:pPr>
+      <w:r>
+        <w:rPr>
+          <w:b/>
+        </w:rPr>
         <w:t>Apical meristem</w:t>
       </w:r>
       <w:r>
@@ -3283,11 +3364,71 @@
         <w:rPr>
           <w:b/>
         </w:rPr>
+        <w:t>Bald cypress</w:t>
+      </w:r>
+      <w:r>
+        <w:rPr/>
+        <w:t xml:space="preserve"> see Mangrove, bald cypress</w:t>
+      </w:r>
+    </w:p>
+    <w:p>
+      <w:pPr>
+        <w:pStyle w:val="Entry"/>
+      </w:pPr>
+      <w:r>
+        <w:rPr>
+          <w:b/>
+        </w:rPr>
         <w:t>Bark</w:t>
       </w:r>
       <w:r>
         <w:rPr/>
         <w:t xml:space="preserve"> 24.4.44 (def.), 24.4.48 (uses)</w:t>
+      </w:r>
+    </w:p>
+    <w:p>
+      <w:pPr>
+        <w:pStyle w:val="Entry"/>
+      </w:pPr>
+      <w:r>
+        <w:rPr>
+          <w:b/>
+        </w:rPr>
+        <w:t>Bedstraw</w:t>
+      </w:r>
+      <w:r>
+        <w:rPr/>
+        <w:t xml:space="preserve"> see Beech, bedstraw, maple</w:t>
+      </w:r>
+    </w:p>
+    <w:p>
+      <w:pPr>
+        <w:pStyle w:val="Entry"/>
+      </w:pPr>
+      <w:r>
+        <w:rPr>
+          <w:b/>
+        </w:rPr>
+        <w:t>Beech, bedstraw, maple</w:t>
+      </w:r>
+      <w:r>
+        <w:rPr/>
+        <w:t xml:space="preserve"> 24.5.54 (leaf arrangement)</w:t>
+      </w:r>
+    </w:p>
+    <w:p>
+      <w:pPr>
+        <w:pStyle w:val="Entry"/>
+      </w:pPr>
+      <w:r>
+        <w:rPr>
+          <w:b/>
+        </w:rPr>
+        <w:t>Black walnut</w:t>
+      </w:r>
+      <w:r>
+        <w:rPr/>
+        <w:t xml:space="preserve"> see Magnolia, buckeye, black walnut</w:t>
       </w:r>
     </w:p>
     <w:p>
@@ -3328,11 +3469,56 @@
         <w:rPr>
           <w:b/>
         </w:rPr>
+        <w:t>Buckeye</w:t>
+      </w:r>
+      <w:r>
+        <w:rPr/>
+        <w:t xml:space="preserve"> see Magnolia, buckeye, black walnut</w:t>
+      </w:r>
+    </w:p>
+    <w:p>
+      <w:pPr>
+        <w:pStyle w:val="Entry"/>
+      </w:pPr>
+      <w:r>
+        <w:rPr>
+          <w:b/>
+        </w:rPr>
         <w:t>Bud scales</w:t>
       </w:r>
       <w:r>
         <w:rPr/>
         <w:t xml:space="preserve"> 24.4.35 (def.)</w:t>
+      </w:r>
+    </w:p>
+    <w:p>
+      <w:pPr>
+        <w:pStyle w:val="Entry"/>
+      </w:pPr>
+      <w:r>
+        <w:rPr>
+          <w:b/>
+        </w:rPr>
+        <w:t>Bundle scars</w:t>
+      </w:r>
+      <w:r>
+        <w:rPr/>
+        <w:t xml:space="preserve"> see Leaf scars, bundle scars</w:t>
+      </w:r>
+    </w:p>
+    <w:p>
+      <w:pPr>
+        <w:pStyle w:val="Entry"/>
+      </w:pPr>
+      <w:r>
+        <w:rPr>
+          <w:b/>
+        </w:rPr>
+        <w:t>Cactus, cucumber</w:t>
+      </w:r>
+      <w:r>
+        <w:rPr/>
+        <w:t xml:space="preserve"> 24.5.55 (spines, tendrils)</w:t>
       </w:r>
     </w:p>
     <w:p>
@@ -3358,6 +3544,36 @@
         <w:rPr>
           <w:b/>
         </w:rPr>
+        <w:t>Celery</w:t>
+      </w:r>
+      <w:r>
+        <w:rPr/>
+        <w:t xml:space="preserve"> 24.1.10 (collenchyma)</w:t>
+      </w:r>
+    </w:p>
+    <w:p>
+      <w:pPr>
+        <w:pStyle w:val="Entry"/>
+      </w:pPr>
+      <w:r>
+        <w:rPr>
+          <w:b/>
+        </w:rPr>
+        <w:t>Cinnamon</w:t>
+      </w:r>
+      <w:r>
+        <w:rPr/>
+        <w:t xml:space="preserve"> see Sugar cane, cinnamon, quinine</w:t>
+      </w:r>
+    </w:p>
+    <w:p>
+      <w:pPr>
+        <w:pStyle w:val="Entry"/>
+      </w:pPr>
+      <w:r>
+        <w:rPr>
+          <w:b/>
+        </w:rPr>
         <w:t>Collenchyma</w:t>
       </w:r>
       <w:r>
@@ -3388,6 +3604,21 @@
         <w:rPr>
           <w:b/>
         </w:rPr>
+        <w:t>Compound leaves</w:t>
+      </w:r>
+      <w:r>
+        <w:rPr/>
+        <w:t xml:space="preserve"> see Simple / compound leaves</w:t>
+      </w:r>
+    </w:p>
+    <w:p>
+      <w:pPr>
+        <w:pStyle w:val="Entry"/>
+      </w:pPr>
+      <w:r>
+        <w:rPr>
+          <w:b/>
+        </w:rPr>
         <w:t>Cork, cork cambium</w:t>
       </w:r>
       <w:r>
@@ -3418,6 +3649,21 @@
         <w:rPr>
           <w:b/>
         </w:rPr>
+        <w:t>Corn</w:t>
+      </w:r>
+      <w:r>
+        <w:rPr/>
+        <w:t xml:space="preserve"> 24.3.33 (prop roots)</w:t>
+      </w:r>
+    </w:p>
+    <w:p>
+      <w:pPr>
+        <w:pStyle w:val="Entry"/>
+      </w:pPr>
+      <w:r>
+        <w:rPr>
+          <w:b/>
+        </w:rPr>
         <w:t>Cortex</w:t>
       </w:r>
       <w:r>
@@ -3448,6 +3694,21 @@
         <w:rPr>
           <w:b/>
         </w:rPr>
+        <w:t>Cucumber</w:t>
+      </w:r>
+      <w:r>
+        <w:rPr/>
+        <w:t xml:space="preserve"> see Cactus, cucumber</w:t>
+      </w:r>
+    </w:p>
+    <w:p>
+      <w:pPr>
+        <w:pStyle w:val="Entry"/>
+      </w:pPr>
+      <w:r>
+        <w:rPr>
+          <w:b/>
+        </w:rPr>
         <w:t>Cuticle</w:t>
       </w:r>
       <w:r>
@@ -3478,11 +3739,11 @@
         <w:rPr>
           <w:b/>
         </w:rPr>
-        <w:t>Differentiated cell</w:t>
-      </w:r>
-      <w:r>
-        <w:rPr/>
-        <w:t xml:space="preserve"> see Glossary</w:t>
+        <w:t>Differentiated cells</w:t>
+      </w:r>
+      <w:r>
+        <w:rPr/>
+        <w:t xml:space="preserve"> 24.1.5 (meristem division), 24.3.26 (zone of maturation)</w:t>
       </w:r>
     </w:p>
     <w:p>
@@ -3523,6 +3784,21 @@
         <w:rPr>
           <w:b/>
         </w:rPr>
+        <w:t>English ivy</w:t>
+      </w:r>
+      <w:r>
+        <w:rPr/>
+        <w:t xml:space="preserve"> see Orchids, English ivy</w:t>
+      </w:r>
+    </w:p>
+    <w:p>
+      <w:pPr>
+        <w:pStyle w:val="Entry"/>
+      </w:pPr>
+      <w:r>
+        <w:rPr>
+          <w:b/>
+        </w:rPr>
         <w:t>Epidermis, epidermal tissue</w:t>
       </w:r>
       <w:r>
@@ -3553,6 +3829,21 @@
         <w:rPr>
           <w:b/>
         </w:rPr>
+        <w:t>Evergreen</w:t>
+      </w:r>
+      <w:r>
+        <w:rPr/>
+        <w:t xml:space="preserve"> see Deciduous, evergreen</w:t>
+      </w:r>
+    </w:p>
+    <w:p>
+      <w:pPr>
+        <w:pStyle w:val="Entry"/>
+      </w:pPr>
+      <w:r>
+        <w:rPr>
+          <w:b/>
+        </w:rPr>
         <w:t>Fibers, sclereids</w:t>
       </w:r>
       <w:r>
@@ -3598,6 +3889,21 @@
         <w:rPr>
           <w:b/>
         </w:rPr>
+        <w:t>Gladiolus</w:t>
+      </w:r>
+      <w:r>
+        <w:rPr/>
+        <w:t xml:space="preserve"> 24.4.49 (corm)</w:t>
+      </w:r>
+    </w:p>
+    <w:p>
+      <w:pPr>
+        <w:pStyle w:val="Entry"/>
+      </w:pPr>
+      <w:r>
+        <w:rPr>
+          <w:b/>
+        </w:rPr>
         <w:t>Ground meristem</w:t>
       </w:r>
       <w:r>
@@ -3658,11 +3964,26 @@
         <w:rPr>
           <w:b/>
         </w:rPr>
-        <w:t>Herbaceous stems</w:t>
-      </w:r>
-      <w:r>
-        <w:rPr/>
-        <w:t xml:space="preserve"> 24.4.38 (def.)</w:t>
+        <w:t>Hemp, rope</w:t>
+      </w:r>
+      <w:r>
+        <w:rPr/>
+        <w:t xml:space="preserve"> 24.1.11 (fibers)</w:t>
+      </w:r>
+    </w:p>
+    <w:p>
+      <w:pPr>
+        <w:pStyle w:val="Entry"/>
+      </w:pPr>
+      <w:r>
+        <w:rPr>
+          <w:b/>
+        </w:rPr>
+        <w:t>Herbaceous / woody stems</w:t>
+      </w:r>
+      <w:r>
+        <w:rPr/>
+        <w:t xml:space="preserve"> 24.4.38 (def.), 24.4.42 (primary and secondary)</w:t>
       </w:r>
     </w:p>
     <w:p>
@@ -3677,7 +3998,37 @@
       </w:r>
       <w:r>
         <w:rPr/>
-        <w:t xml:space="preserve"> see Glossary</w:t>
+        <w:t xml:space="preserve"> 24.1.8 (trichomes)</w:t>
+      </w:r>
+    </w:p>
+    <w:p>
+      <w:pPr>
+        <w:pStyle w:val="Entry"/>
+      </w:pPr>
+      <w:r>
+        <w:rPr>
+          <w:b/>
+        </w:rPr>
+        <w:t>Internode</w:t>
+      </w:r>
+      <w:r>
+        <w:rPr/>
+        <w:t xml:space="preserve"> see Node, internode</w:t>
+      </w:r>
+    </w:p>
+    <w:p>
+      <w:pPr>
+        <w:pStyle w:val="Entry"/>
+      </w:pPr>
+      <w:r>
+        <w:rPr>
+          <w:b/>
+        </w:rPr>
+        <w:t>Lateral meristems</w:t>
+      </w:r>
+      <w:r>
+        <w:rPr/>
+        <w:t xml:space="preserve"> 24.4.41 (def.)</w:t>
       </w:r>
     </w:p>
     <w:p>
@@ -3718,6 +4069,21 @@
         <w:rPr>
           <w:b/>
         </w:rPr>
+        <w:t>Leaf scars, bundle scars</w:t>
+      </w:r>
+      <w:r>
+        <w:rPr/>
+        <w:t xml:space="preserve"> 24.4.36 (woody twig)</w:t>
+      </w:r>
+    </w:p>
+    <w:p>
+      <w:pPr>
+        <w:pStyle w:val="Entry"/>
+      </w:pPr>
+      <w:r>
+        <w:rPr>
+          <w:b/>
+        </w:rPr>
         <w:t>Leaf veins</w:t>
       </w:r>
       <w:r>
@@ -3748,6 +4114,21 @@
         <w:rPr>
           <w:b/>
         </w:rPr>
+        <w:t>Leaves</w:t>
+      </w:r>
+      <w:r>
+        <w:rPr/>
+        <w:t xml:space="preserve"> 24.5.50 (def.), 24.5.53 (diversity)</w:t>
+      </w:r>
+    </w:p>
+    <w:p>
+      <w:pPr>
+        <w:pStyle w:val="Entry"/>
+      </w:pPr>
+      <w:r>
+        <w:rPr>
+          <w:b/>
+        </w:rPr>
         <w:t>Lenticels</w:t>
       </w:r>
       <w:r>
@@ -3778,11 +4159,11 @@
         <w:rPr>
           <w:b/>
         </w:rPr>
-        <w:t>Meristem</w:t>
-      </w:r>
-      <w:r>
-        <w:rPr/>
-        <w:t xml:space="preserve"> 24.1.6 (def.), 24.1.3 (three types), 24.3.26 (root tip), 24.4.41 (lateral meristems)</w:t>
+        <w:t>Magnolia, buckeye, black walnut</w:t>
+      </w:r>
+      <w:r>
+        <w:rPr/>
+        <w:t xml:space="preserve"> 24.5.54 (simple, compound)</w:t>
       </w:r>
     </w:p>
     <w:p>
@@ -3793,7 +4174,52 @@
         <w:rPr>
           <w:b/>
         </w:rPr>
-        <w:t>Mesophyll (palisade, spongy)</w:t>
+        <w:t>Mangrove, bald cypress</w:t>
+      </w:r>
+      <w:r>
+        <w:rPr/>
+        <w:t xml:space="preserve"> 24.3.33 (pneumatophores)</w:t>
+      </w:r>
+    </w:p>
+    <w:p>
+      <w:pPr>
+        <w:pStyle w:val="Entry"/>
+      </w:pPr>
+      <w:r>
+        <w:rPr>
+          <w:b/>
+        </w:rPr>
+        <w:t>Maple</w:t>
+      </w:r>
+      <w:r>
+        <w:rPr/>
+        <w:t xml:space="preserve"> see Beech, bedstraw, maple</w:t>
+      </w:r>
+    </w:p>
+    <w:p>
+      <w:pPr>
+        <w:pStyle w:val="Entry"/>
+      </w:pPr>
+      <w:r>
+        <w:rPr>
+          <w:b/>
+        </w:rPr>
+        <w:t>Meristem</w:t>
+      </w:r>
+      <w:r>
+        <w:rPr/>
+        <w:t xml:space="preserve"> 24.1.6 (def.), 24.1.3 (three types), 24.3.26 (root tip), 24.4.41 (lateral meristems)</w:t>
+      </w:r>
+    </w:p>
+    <w:p>
+      <w:pPr>
+        <w:pStyle w:val="Entry"/>
+      </w:pPr>
+      <w:r>
+        <w:rPr>
+          <w:b/>
+        </w:rPr>
+        <w:t>Mesophyll, palisade mesophyll, spongy mesophyll</w:t>
       </w:r>
       <w:r>
         <w:rPr/>
@@ -3827,7 +4253,7 @@
       </w:r>
       <w:r>
         <w:rPr/>
-        <w:t xml:space="preserve"> see Glossary</w:t>
+        <w:t xml:space="preserve"> 24.3.34 (mycorrhizae)</w:t>
       </w:r>
     </w:p>
     <w:p>
@@ -3857,7 +4283,7 @@
       </w:r>
       <w:r>
         <w:rPr/>
-        <w:t xml:space="preserve"> see Glossary</w:t>
+        <w:t xml:space="preserve"> 24.3.34 (root nodules)</w:t>
       </w:r>
     </w:p>
     <w:p>
@@ -3883,11 +4309,71 @@
         <w:rPr>
           <w:b/>
         </w:rPr>
-        <w:t>Organs (vegetative)</w:t>
+        <w:t>Nutshells</w:t>
+      </w:r>
+      <w:r>
+        <w:rPr/>
+        <w:t xml:space="preserve"> see Seed coats, nutshells</w:t>
+      </w:r>
+    </w:p>
+    <w:p>
+      <w:pPr>
+        <w:pStyle w:val="Entry"/>
+      </w:pPr>
+      <w:r>
+        <w:rPr>
+          <w:b/>
+        </w:rPr>
+        <w:t>Opposite</w:t>
+      </w:r>
+      <w:r>
+        <w:rPr/>
+        <w:t xml:space="preserve"> see Alternate, opposite, whorled leaves</w:t>
+      </w:r>
+    </w:p>
+    <w:p>
+      <w:pPr>
+        <w:pStyle w:val="Entry"/>
+      </w:pPr>
+      <w:r>
+        <w:rPr>
+          <w:b/>
+        </w:rPr>
+        <w:t>Orchids, English ivy</w:t>
+      </w:r>
+      <w:r>
+        <w:rPr/>
+        <w:t xml:space="preserve"> 24.3.33 (aerial roots)</w:t>
+      </w:r>
+    </w:p>
+    <w:p>
+      <w:pPr>
+        <w:pStyle w:val="Entry"/>
+      </w:pPr>
+      <w:r>
+        <w:rPr>
+          <w:b/>
+        </w:rPr>
+        <w:t>Organs, vegetative organs</w:t>
       </w:r>
       <w:r>
         <w:rPr/>
         <w:t xml:space="preserve"> 24.2.18 (def.), 24.1.4 (organ), 24.2.25 (annuals, perennials)</w:t>
+      </w:r>
+    </w:p>
+    <w:p>
+      <w:pPr>
+        <w:pStyle w:val="Entry"/>
+      </w:pPr>
+      <w:r>
+        <w:rPr>
+          <w:b/>
+        </w:rPr>
+        <w:t>Palisade mesophyll</w:t>
+      </w:r>
+      <w:r>
+        <w:rPr/>
+        <w:t xml:space="preserve"> see Mesophyll, palisade mesophyll, spongy mesophyll</w:t>
       </w:r>
     </w:p>
     <w:p>
@@ -3913,6 +4399,36 @@
         <w:rPr>
           <w:b/>
         </w:rPr>
+        <w:t>Perennial</w:t>
+      </w:r>
+      <w:r>
+        <w:rPr/>
+        <w:t xml:space="preserve"> see Annual / perennial</w:t>
+      </w:r>
+    </w:p>
+    <w:p>
+      <w:pPr>
+        <w:pStyle w:val="Entry"/>
+      </w:pPr>
+      <w:r>
+        <w:rPr>
+          <w:b/>
+        </w:rPr>
+        <w:t>Perforation plates</w:t>
+      </w:r>
+      <w:r>
+        <w:rPr/>
+        <w:t xml:space="preserve"> see Pits, perforation plates</w:t>
+      </w:r>
+    </w:p>
+    <w:p>
+      <w:pPr>
+        <w:pStyle w:val="Entry"/>
+      </w:pPr>
+      <w:r>
+        <w:rPr>
+          <w:b/>
+        </w:rPr>
         <w:t>Pericycle</w:t>
       </w:r>
       <w:r>
@@ -3943,6 +4459,21 @@
         <w:rPr>
           <w:b/>
         </w:rPr>
+        <w:t>Petiole</w:t>
+      </w:r>
+      <w:r>
+        <w:rPr/>
+        <w:t xml:space="preserve"> see Blade, petiole</w:t>
+      </w:r>
+    </w:p>
+    <w:p>
+      <w:pPr>
+        <w:pStyle w:val="Entry"/>
+      </w:pPr>
+      <w:r>
+        <w:rPr>
+          <w:b/>
+        </w:rPr>
         <w:t>Phloem</w:t>
       </w:r>
       <w:r>
@@ -3973,11 +4504,11 @@
         <w:rPr>
           <w:b/>
         </w:rPr>
-        <w:t>Pits / perforation plates</w:t>
-      </w:r>
-      <w:r>
-        <w:rPr/>
-        <w:t xml:space="preserve"> see Glossary</w:t>
+        <w:t>Pits, perforation plates</w:t>
+      </w:r>
+      <w:r>
+        <w:rPr/>
+        <w:t xml:space="preserve"> 24.1.15 (def.)</w:t>
       </w:r>
     </w:p>
     <w:p>
@@ -4003,11 +4534,26 @@
         <w:rPr>
           <w:b/>
         </w:rPr>
-        <w:t>Pneumatophores, prop roots, aerial roots</w:t>
-      </w:r>
-      <w:r>
-        <w:rPr/>
-        <w:t xml:space="preserve"> 24.3.33 (def.)</w:t>
+        <w:t>Pneumatophores</w:t>
+      </w:r>
+      <w:r>
+        <w:rPr/>
+        <w:t xml:space="preserve"> see Prop roots, pneumatophores, aerial roots</w:t>
+      </w:r>
+    </w:p>
+    <w:p>
+      <w:pPr>
+        <w:pStyle w:val="Entry"/>
+      </w:pPr>
+      <w:r>
+        <w:rPr>
+          <w:b/>
+        </w:rPr>
+        <w:t>Potato</w:t>
+      </w:r>
+      <w:r>
+        <w:rPr/>
+        <w:t xml:space="preserve"> 24.4.49 (tuber)</w:t>
       </w:r>
     </w:p>
     <w:p>
@@ -4048,11 +4594,41 @@
         <w:rPr>
           <w:b/>
         </w:rPr>
+        <w:t>Prop roots, pneumatophores, aerial roots</w:t>
+      </w:r>
+      <w:r>
+        <w:rPr/>
+        <w:t xml:space="preserve"> 24.3.33 (def.)</w:t>
+      </w:r>
+    </w:p>
+    <w:p>
+      <w:pPr>
+        <w:pStyle w:val="Entry"/>
+      </w:pPr>
+      <w:r>
+        <w:rPr>
+          <w:b/>
+        </w:rPr>
         <w:t>Protoderm</w:t>
       </w:r>
       <w:r>
         <w:rPr/>
         <w:t xml:space="preserve"> 24.1.3 (def.), 24.3.28 (root tip), 24.4.35 (shoot tip)</w:t>
+      </w:r>
+    </w:p>
+    <w:p>
+      <w:pPr>
+        <w:pStyle w:val="Entry"/>
+      </w:pPr>
+      <w:r>
+        <w:rPr>
+          <w:b/>
+        </w:rPr>
+        <w:t>Quinine</w:t>
+      </w:r>
+      <w:r>
+        <w:rPr/>
+        <w:t xml:space="preserve"> see Sugar cane, cinnamon, quinine</w:t>
       </w:r>
     </w:p>
     <w:p>
@@ -4153,11 +4729,101 @@
         <w:rPr>
           <w:b/>
         </w:rPr>
+        <w:t>Roots</w:t>
+      </w:r>
+      <w:r>
+        <w:rPr/>
+        <w:t xml:space="preserve"> 24.3.26 (root tip), 24.2.18 (root system), 24.3.32 (diversity)</w:t>
+      </w:r>
+    </w:p>
+    <w:p>
+      <w:pPr>
+        <w:pStyle w:val="Entry"/>
+      </w:pPr>
+      <w:r>
+        <w:rPr>
+          <w:b/>
+        </w:rPr>
+        <w:t>Rope</w:t>
+      </w:r>
+      <w:r>
+        <w:rPr/>
+        <w:t xml:space="preserve"> see Hemp, rope</w:t>
+      </w:r>
+    </w:p>
+    <w:p>
+      <w:pPr>
+        <w:pStyle w:val="Entry"/>
+      </w:pPr>
+      <w:r>
+        <w:rPr>
+          <w:b/>
+        </w:rPr>
+        <w:t>Sapwood</w:t>
+      </w:r>
+      <w:r>
+        <w:rPr/>
+        <w:t xml:space="preserve"> see Heartwood, sapwood</w:t>
+      </w:r>
+    </w:p>
+    <w:p>
+      <w:pPr>
+        <w:pStyle w:val="Entry"/>
+      </w:pPr>
+      <w:r>
+        <w:rPr>
+          <w:b/>
+        </w:rPr>
         <w:t>Sclerenchyma</w:t>
       </w:r>
       <w:r>
         <w:rPr/>
         <w:t xml:space="preserve"> 24.1.11 (def.)</w:t>
+      </w:r>
+    </w:p>
+    <w:p>
+      <w:pPr>
+        <w:pStyle w:val="Entry"/>
+      </w:pPr>
+      <w:r>
+        <w:rPr>
+          <w:b/>
+        </w:rPr>
+        <w:t>Secondary growth</w:t>
+      </w:r>
+      <w:r>
+        <w:rPr/>
+        <w:t xml:space="preserve"> see Primary / secondary growth</w:t>
+      </w:r>
+    </w:p>
+    <w:p>
+      <w:pPr>
+        <w:pStyle w:val="Entry"/>
+      </w:pPr>
+      <w:r>
+        <w:rPr>
+          <w:b/>
+        </w:rPr>
+        <w:t>Seed coats, nutshells</w:t>
+      </w:r>
+      <w:r>
+        <w:rPr/>
+        <w:t xml:space="preserve"> 24.1.11 (sclereids)</w:t>
+      </w:r>
+    </w:p>
+    <w:p>
+      <w:pPr>
+        <w:pStyle w:val="Entry"/>
+      </w:pPr>
+      <w:r>
+        <w:rPr>
+          <w:b/>
+        </w:rPr>
+        <w:t>Shoot system</w:t>
+      </w:r>
+      <w:r>
+        <w:rPr/>
+        <w:t xml:space="preserve"> see Root system, shoot system</w:t>
       </w:r>
     </w:p>
     <w:p>
@@ -4213,11 +4879,41 @@
         <w:rPr>
           <w:b/>
         </w:rPr>
+        <w:t>Spongy mesophyll</w:t>
+      </w:r>
+      <w:r>
+        <w:rPr/>
+        <w:t xml:space="preserve"> see Mesophyll, palisade mesophyll, spongy mesophyll</w:t>
+      </w:r>
+    </w:p>
+    <w:p>
+      <w:pPr>
+        <w:pStyle w:val="Entry"/>
+      </w:pPr>
+      <w:r>
+        <w:rPr>
+          <w:b/>
+        </w:rPr>
         <w:t>Spring wood, summer wood</w:t>
       </w:r>
       <w:r>
         <w:rPr/>
         <w:t xml:space="preserve"> 24.4.45 (def.)</w:t>
+      </w:r>
+    </w:p>
+    <w:p>
+      <w:pPr>
+        <w:pStyle w:val="Entry"/>
+      </w:pPr>
+      <w:r>
+        <w:rPr>
+          <w:b/>
+        </w:rPr>
+        <w:t>Stems</w:t>
+      </w:r>
+      <w:r>
+        <w:rPr/>
+        <w:t xml:space="preserve"> 24.2.20 (def.), 24.4.38 (herbaceous, woody), 24.4.48 (diversity)</w:t>
       </w:r>
     </w:p>
     <w:p>
@@ -4273,11 +4969,56 @@
         <w:rPr>
           <w:b/>
         </w:rPr>
+        <w:t>Sugar cane, cinnamon, quinine</w:t>
+      </w:r>
+      <w:r>
+        <w:rPr/>
+        <w:t xml:space="preserve"> 24.4.48 (uses)</w:t>
+      </w:r>
+    </w:p>
+    <w:p>
+      <w:pPr>
+        <w:pStyle w:val="Entry"/>
+      </w:pPr>
+      <w:r>
+        <w:rPr>
+          <w:b/>
+        </w:rPr>
+        <w:t>Summer wood</w:t>
+      </w:r>
+      <w:r>
+        <w:rPr/>
+        <w:t xml:space="preserve"> see Spring wood, summer wood</w:t>
+      </w:r>
+    </w:p>
+    <w:p>
+      <w:pPr>
+        <w:pStyle w:val="Entry"/>
+      </w:pPr>
+      <w:r>
+        <w:rPr>
+          <w:b/>
+        </w:rPr>
         <w:t>Sundew, Venus flytrap</w:t>
       </w:r>
       <w:r>
         <w:rPr/>
         <w:t xml:space="preserve"> (insect-catching leaves) 24.5.55 (traps prey)</w:t>
+      </w:r>
+    </w:p>
+    <w:p>
+      <w:pPr>
+        <w:pStyle w:val="Entry"/>
+      </w:pPr>
+      <w:r>
+        <w:rPr>
+          <w:b/>
+        </w:rPr>
+        <w:t>Sweet potato</w:t>
+      </w:r>
+      <w:r>
+        <w:rPr/>
+        <w:t xml:space="preserve"> 24.3.33 (storage roots)</w:t>
       </w:r>
     </w:p>
     <w:p>
@@ -4303,6 +5044,21 @@
         <w:rPr>
           <w:b/>
         </w:rPr>
+        <w:t>Tendrils</w:t>
+      </w:r>
+      <w:r>
+        <w:rPr/>
+        <w:t xml:space="preserve"> see Spines, tendrils</w:t>
+      </w:r>
+    </w:p>
+    <w:p>
+      <w:pPr>
+        <w:pStyle w:val="Entry"/>
+      </w:pPr>
+      <w:r>
+        <w:rPr>
+          <w:b/>
+        </w:rPr>
         <w:t>Terminal bud</w:t>
       </w:r>
       <w:r>
@@ -4438,11 +5194,11 @@
         <w:rPr>
           <w:b/>
         </w:rPr>
-        <w:t>Vessel elements</w:t>
-      </w:r>
-      <w:r>
-        <w:rPr/>
-        <w:t xml:space="preserve"> 24.1.15 (def.)</w:t>
+        <w:t>Vegetative organs</w:t>
+      </w:r>
+      <w:r>
+        <w:rPr/>
+        <w:t xml:space="preserve"> see Organs, vegetative organs</w:t>
       </w:r>
     </w:p>
     <w:p>
@@ -4453,11 +5209,41 @@
         <w:rPr>
           <w:b/>
         </w:rPr>
-        <w:t>Whorled, alternate, opposite leaves</w:t>
-      </w:r>
-      <w:r>
-        <w:rPr/>
-        <w:t xml:space="preserve"> 24.5.53 (leaf arrangement)</w:t>
+        <w:t>Venus flytrap</w:t>
+      </w:r>
+      <w:r>
+        <w:rPr/>
+        <w:t xml:space="preserve"> see Sundew, Venus flytrap</w:t>
+      </w:r>
+    </w:p>
+    <w:p>
+      <w:pPr>
+        <w:pStyle w:val="Entry"/>
+      </w:pPr>
+      <w:r>
+        <w:rPr>
+          <w:b/>
+        </w:rPr>
+        <w:t>Vessel elements</w:t>
+      </w:r>
+      <w:r>
+        <w:rPr/>
+        <w:t xml:space="preserve"> 24.1.15 (def.)</w:t>
+      </w:r>
+    </w:p>
+    <w:p>
+      <w:pPr>
+        <w:pStyle w:val="Entry"/>
+      </w:pPr>
+      <w:r>
+        <w:rPr>
+          <w:b/>
+        </w:rPr>
+        <w:t>Whorled leaves</w:t>
+      </w:r>
+      <w:r>
+        <w:rPr/>
+        <w:t xml:space="preserve"> see Alternate, opposite, whorled leaves</w:t>
       </w:r>
     </w:p>
     <w:p>
@@ -4473,6 +5259,21 @@
       <w:r>
         <w:rPr/>
         <w:t xml:space="preserve"> 24.4.45 (def.), 24.4.42 (stem regions), 24.4.48 (uses)</w:t>
+      </w:r>
+    </w:p>
+    <w:p>
+      <w:pPr>
+        <w:pStyle w:val="Entry"/>
+      </w:pPr>
+      <w:r>
+        <w:rPr>
+          <w:b/>
+        </w:rPr>
+        <w:t>Woody stems</w:t>
+      </w:r>
+      <w:r>
+        <w:rPr/>
+        <w:t xml:space="preserve"> see Herbaceous / woody stems</w:t>
       </w:r>
     </w:p>
     <w:p>

--- a/Printed Exam Notes/Ch 24 Index.docx
+++ b/Printed Exam Notes/Ch 24 Index.docx
@@ -6,19 +6,26 @@
       <w:pPr>
         <w:pStyle w:val="Notestitle"/>
       </w:pPr>
+      <w:bookmarkStart w:id="1" w:name="t24"/>
       <w:r>
         <w:rPr/>
         <w:t>Ch. 24: Flowering Plants: Structure and Organization (index)</w:t>
       </w:r>
+      <w:bookmarkEnd w:id="1"/>
     </w:p>
     <w:p>
       <w:pPr>
         <w:sectPr>
           <w:headerReference w:type="default" r:id="rId9"/>
-          <w:footerReference w:type="default" r:id="rId10"/>
+          <w:headerReference w:type="first" r:id="rId10"/>
+          <w:footerReference w:type="default" r:id="rId11"/>
+          <w:footerReference w:type="first" r:id="rId12"/>
+          <w:type w:val="oddPage"/>
           <w:pgSz w:w="12240" w:h="15840"/>
           <w:pgMar w:top="792" w:right="576" w:bottom="720" w:left="576" w:header="432" w:footer="360" w:gutter="0"/>
+          <w:pgNumType w:start="7"/>
           <w:cols w:space="720"/>
+          <w:titlePg/>
           <w:docGrid w:linePitch="360"/>
         </w:sectPr>
       </w:pPr>
@@ -56,11 +63,11 @@
       </w:pPr>
       <w:r>
         <w:rPr/>
-        <w:t>24.1.3 Apical Meristem Gives Rise to Differing Plant Tissues</w:t>
+        <w:t>24.13.3 Apical Meristem Gives Rise to Differing Plant Tissues</w:t>
         <w:tab/>
       </w:r>
       <w:r>
-        <w:t>1</w:t>
+        <w:t>13</w:t>
       </w:r>
     </w:p>
     <w:p>
@@ -72,11 +79,11 @@
       </w:pPr>
       <w:r>
         <w:rPr/>
-        <w:t>24.1.4 Cells and Tissues of Flowering Plants</w:t>
+        <w:t>24.13.4 Cells and Tissues of Flowering Plants</w:t>
         <w:tab/>
       </w:r>
       <w:r>
-        <w:t>1</w:t>
+        <w:t>13</w:t>
       </w:r>
     </w:p>
     <w:p>
@@ -88,11 +95,11 @@
       </w:pPr>
       <w:r>
         <w:rPr/>
-        <w:t>24.1.5 Meristem Cell Division</w:t>
+        <w:t>24.13.5 Meristem Cell Division</w:t>
         <w:tab/>
       </w:r>
       <w:r>
-        <w:t>1</w:t>
+        <w:t>13</w:t>
       </w:r>
     </w:p>
     <w:p>
@@ -104,11 +111,11 @@
       </w:pPr>
       <w:r>
         <w:rPr/>
-        <w:t>24.1.6 Meristem Development</w:t>
+        <w:t>24.13.6 Meristem Development</w:t>
         <w:tab/>
       </w:r>
       <w:r>
-        <w:t>1</w:t>
+        <w:t>13</w:t>
       </w:r>
     </w:p>
     <w:p>
@@ -120,11 +127,11 @@
       </w:pPr>
       <w:r>
         <w:rPr/>
-        <w:t>24.1.7–8 Epidermal Tissue</w:t>
+        <w:t>24.13.7–8 Epidermal Tissue</w:t>
         <w:tab/>
       </w:r>
       <w:r>
-        <w:t>1</w:t>
+        <w:t>13</w:t>
       </w:r>
     </w:p>
     <w:p>
@@ -136,11 +143,11 @@
       </w:pPr>
       <w:r>
         <w:rPr/>
-        <w:t>24.1.9 Modifications of Epidermal Tissue</w:t>
+        <w:t>24.13.9 Modifications of Epidermal Tissue</w:t>
         <w:tab/>
       </w:r>
       <w:r>
-        <w:t>1</w:t>
+        <w:t>13</w:t>
       </w:r>
     </w:p>
     <w:p>
@@ -152,11 +159,11 @@
       </w:pPr>
       <w:r>
         <w:rPr/>
-        <w:t>24.1.10–11 Ground Tissue</w:t>
+        <w:t>24.13.10–11 Ground Tissue</w:t>
         <w:tab/>
       </w:r>
       <w:r>
-        <w:t>1</w:t>
+        <w:t>13</w:t>
       </w:r>
     </w:p>
     <w:p>
@@ -168,11 +175,11 @@
       </w:pPr>
       <w:r>
         <w:rPr/>
-        <w:t>24.1.12 Ground Tissue Cells</w:t>
+        <w:t>24.13.12 Ground Tissue Cells</w:t>
         <w:tab/>
       </w:r>
       <w:r>
-        <w:t>1</w:t>
+        <w:t>13</w:t>
       </w:r>
     </w:p>
     <w:p>
@@ -184,11 +191,11 @@
       </w:pPr>
       <w:r>
         <w:rPr/>
-        <w:t>24.1.13 Vascular Tissue</w:t>
+        <w:t>24.13.13 Vascular Tissue</w:t>
         <w:tab/>
       </w:r>
       <w:r>
-        <w:t>1</w:t>
+        <w:t>13</w:t>
       </w:r>
     </w:p>
     <w:p>
@@ -200,11 +207,11 @@
       </w:pPr>
       <w:r>
         <w:rPr/>
-        <w:t>24.1.14 Xylem Structure</w:t>
+        <w:t>24.13.14 Xylem Structure</w:t>
         <w:tab/>
       </w:r>
       <w:r>
-        <w:t>1</w:t>
+        <w:t>13</w:t>
       </w:r>
     </w:p>
     <w:p>
@@ -216,11 +223,11 @@
       </w:pPr>
       <w:r>
         <w:rPr/>
-        <w:t>24.1.15 Tracheids and Vessel Elements</w:t>
+        <w:t>24.13.15 Tracheids and Vessel Elements</w:t>
         <w:tab/>
       </w:r>
       <w:r>
-        <w:t>1</w:t>
+        <w:t>13</w:t>
       </w:r>
     </w:p>
     <w:p>
@@ -232,11 +239,11 @@
       </w:pPr>
       <w:r>
         <w:rPr/>
-        <w:t>24.1.16 Sieve-Tube Members</w:t>
+        <w:t>24.13.16 Sieve-Tube Members</w:t>
         <w:tab/>
       </w:r>
       <w:r>
-        <w:t>2</w:t>
+        <w:t>13</w:t>
       </w:r>
     </w:p>
     <w:p>
@@ -248,11 +255,11 @@
       </w:pPr>
       <w:r>
         <w:rPr/>
-        <w:t>24.1.17 Phloem Structure</w:t>
+        <w:t>24.14.17 Phloem Structure</w:t>
         <w:tab/>
       </w:r>
       <w:r>
-        <w:t>2</w:t>
+        <w:t>14</w:t>
       </w:r>
     </w:p>
     <w:p>
@@ -273,11 +280,11 @@
       </w:pPr>
       <w:r>
         <w:rPr/>
-        <w:t>24.2.18 Organs of Flowering Plants</w:t>
+        <w:t>24.14.18 Organs of Flowering Plants</w:t>
         <w:tab/>
       </w:r>
       <w:r>
-        <w:t>2</w:t>
+        <w:t>14</w:t>
       </w:r>
     </w:p>
     <w:p>
@@ -289,11 +296,11 @@
       </w:pPr>
       <w:r>
         <w:rPr/>
-        <w:t>24.2.19 Organization of Plant Body</w:t>
+        <w:t>24.14.19 Organization of Plant Body</w:t>
         <w:tab/>
       </w:r>
       <w:r>
-        <w:t>2</w:t>
+        <w:t>14</w:t>
       </w:r>
     </w:p>
     <w:p>
@@ -305,11 +312,11 @@
       </w:pPr>
       <w:r>
         <w:rPr/>
-        <w:t>24.2.20 Shoot System</w:t>
+        <w:t>24.14.20 Shoot System</w:t>
         <w:tab/>
       </w:r>
       <w:r>
-        <w:t>2</w:t>
+        <w:t>14</w:t>
       </w:r>
     </w:p>
     <w:p>
@@ -321,11 +328,11 @@
       </w:pPr>
       <w:r>
         <w:rPr/>
-        <w:t>24.2.21 A Terminal Bud</w:t>
+        <w:t>24.14.21 A Terminal Bud</w:t>
         <w:tab/>
       </w:r>
       <w:r>
-        <w:t>2</w:t>
+        <w:t>14</w:t>
       </w:r>
     </w:p>
     <w:p>
@@ -337,11 +344,11 @@
       </w:pPr>
       <w:r>
         <w:rPr/>
-        <w:t>24.2.22 Monocots</w:t>
+        <w:t>24.14.22 Monocots</w:t>
         <w:tab/>
       </w:r>
       <w:r>
-        <w:t>2</w:t>
+        <w:t>14</w:t>
       </w:r>
     </w:p>
     <w:p>
@@ -353,11 +360,11 @@
       </w:pPr>
       <w:r>
         <w:rPr/>
-        <w:t>24.2.23 Eudicots</w:t>
+        <w:t>24.14.23 Eudicots</w:t>
         <w:tab/>
       </w:r>
       <w:r>
-        <w:t>2</w:t>
+        <w:t>14</w:t>
       </w:r>
     </w:p>
     <w:p>
@@ -369,11 +376,11 @@
       </w:pPr>
       <w:r>
         <w:rPr/>
-        <w:t>24.2.24 Flowering Plants Are Either Monocots or Eudicots</w:t>
+        <w:t>24.14.24 Flowering Plants Are Either Monocots or Eudicots</w:t>
         <w:tab/>
       </w:r>
       <w:r>
-        <w:t>2</w:t>
+        <w:t>14</w:t>
       </w:r>
     </w:p>
     <w:p>
@@ -385,11 +392,11 @@
       </w:pPr>
       <w:r>
         <w:rPr/>
-        <w:t>24.2.25 Vegetative Organs and Plant Life Cycles</w:t>
+        <w:t>24.14.25 Vegetative Organs and Plant Life Cycles</w:t>
         <w:tab/>
       </w:r>
       <w:r>
-        <w:t>2</w:t>
+        <w:t>14</w:t>
       </w:r>
     </w:p>
     <w:p>
@@ -410,11 +417,11 @@
       </w:pPr>
       <w:r>
         <w:rPr/>
-        <w:t>24.3.26 Organization and Diversity of Roots</w:t>
+        <w:t>24.14.26 Organization and Diversity of Roots</w:t>
         <w:tab/>
       </w:r>
       <w:r>
-        <w:t>2</w:t>
+        <w:t>14</w:t>
       </w:r>
     </w:p>
     <w:p>
@@ -426,11 +433,11 @@
       </w:pPr>
       <w:r>
         <w:rPr/>
-        <w:t>24.3.27 Tissues of Eudicot Root</w:t>
+        <w:t>24.14.27 Tissues of Eudicot Root</w:t>
         <w:tab/>
       </w:r>
       <w:r>
-        <w:t>3</w:t>
+        <w:t>14</w:t>
       </w:r>
     </w:p>
     <w:p>
@@ -442,11 +449,11 @@
       </w:pPr>
       <w:r>
         <w:rPr/>
-        <w:t>24.3.28 Eudicot Root Tip</w:t>
+        <w:t>24.14.28 Eudicot Root Tip</w:t>
         <w:tab/>
       </w:r>
       <w:r>
-        <w:t>3</w:t>
+        <w:t>14</w:t>
       </w:r>
     </w:p>
     <w:p>
@@ -458,11 +465,11 @@
       </w:pPr>
       <w:r>
         <w:rPr/>
-        <w:t>24.3.29 Branching of a Eudicot Root</w:t>
+        <w:t>24.15.29 Branching of a Eudicot Root</w:t>
         <w:tab/>
       </w:r>
       <w:r>
-        <w:t>3</w:t>
+        <w:t>15</w:t>
       </w:r>
     </w:p>
     <w:p>
@@ -474,11 +481,11 @@
       </w:pPr>
       <w:r>
         <w:rPr/>
-        <w:t>24.3.30 Organization of Monocot Roots</w:t>
+        <w:t>24.15.30 Organization of Monocot Roots</w:t>
         <w:tab/>
       </w:r>
       <w:r>
-        <w:t>3</w:t>
+        <w:t>15</w:t>
       </w:r>
     </w:p>
     <w:p>
@@ -490,11 +497,11 @@
       </w:pPr>
       <w:r>
         <w:rPr/>
-        <w:t>24.3.31 Monocot Root</w:t>
+        <w:t>24.15.31 Monocot Root</w:t>
         <w:tab/>
       </w:r>
       <w:r>
-        <w:t>3</w:t>
+        <w:t>15</w:t>
       </w:r>
     </w:p>
     <w:p>
@@ -506,11 +513,11 @@
       </w:pPr>
       <w:r>
         <w:rPr/>
-        <w:t>24.3.32 Root Diversity</w:t>
+        <w:t>24.15.32 Root Diversity</w:t>
         <w:tab/>
       </w:r>
       <w:r>
-        <w:t>3</w:t>
+        <w:t>15</w:t>
       </w:r>
     </w:p>
     <w:p>
@@ -522,11 +529,11 @@
       </w:pPr>
       <w:r>
         <w:rPr/>
-        <w:t>24.3.33 Root Specializations</w:t>
+        <w:t>24.15.33 Root Specializations</w:t>
         <w:tab/>
       </w:r>
       <w:r>
-        <w:t>3</w:t>
+        <w:t>15</w:t>
       </w:r>
     </w:p>
     <w:p>
@@ -538,11 +545,11 @@
       </w:pPr>
       <w:r>
         <w:rPr/>
-        <w:t>24.3.34 Root Symbiotic Relationships</w:t>
+        <w:t>24.15.34 Root Symbiotic Relationships</w:t>
         <w:tab/>
       </w:r>
       <w:r>
-        <w:t>3</w:t>
+        <w:t>15</w:t>
       </w:r>
     </w:p>
     <w:p>
@@ -563,11 +570,11 @@
       </w:pPr>
       <w:r>
         <w:rPr/>
-        <w:t>24.4.35 Organization and Diversity of Stems</w:t>
+        <w:t>24.15.35 Organization and Diversity of Stems</w:t>
         <w:tab/>
       </w:r>
       <w:r>
-        <w:t>3</w:t>
+        <w:t>15</w:t>
       </w:r>
     </w:p>
     <w:p>
@@ -579,11 +586,11 @@
       </w:pPr>
       <w:r>
         <w:rPr/>
-        <w:t>24.4.36 Woody Twig</w:t>
+        <w:t>24.15.36 Woody Twig</w:t>
         <w:tab/>
       </w:r>
       <w:r>
-        <w:t>3</w:t>
+        <w:t>15</w:t>
       </w:r>
     </w:p>
     <w:p>
@@ -595,11 +602,11 @@
       </w:pPr>
       <w:r>
         <w:rPr/>
-        <w:t>24.4.37 Shoot Tip and Primary Meristems</w:t>
+        <w:t>24.15.37 Shoot Tip and Primary Meristems</w:t>
         <w:tab/>
       </w:r>
       <w:r>
-        <w:t>3</w:t>
+        <w:t>15</w:t>
       </w:r>
     </w:p>
     <w:p>
@@ -611,11 +618,11 @@
       </w:pPr>
       <w:r>
         <w:rPr/>
-        <w:t>24.4.38 Herbaceous Stems</w:t>
+        <w:t>24.15.38 Herbaceous Stems</w:t>
         <w:tab/>
       </w:r>
       <w:r>
-        <w:t>4</w:t>
+        <w:t>15</w:t>
       </w:r>
     </w:p>
     <w:p>
@@ -627,11 +634,11 @@
       </w:pPr>
       <w:r>
         <w:rPr/>
-        <w:t>24.4.39 Herbaceous Eudicot Stem</w:t>
+        <w:t>24.15.39 Herbaceous Eudicot Stem</w:t>
         <w:tab/>
       </w:r>
       <w:r>
-        <w:t>4</w:t>
+        <w:t>15</w:t>
       </w:r>
     </w:p>
     <w:p>
@@ -643,11 +650,11 @@
       </w:pPr>
       <w:r>
         <w:rPr/>
-        <w:t>24.4.40 Monocot Stem</w:t>
+        <w:t>24.15.40 Monocot Stem</w:t>
         <w:tab/>
       </w:r>
       <w:r>
-        <w:t>4</w:t>
+        <w:t>15</w:t>
       </w:r>
     </w:p>
     <w:p>
@@ -659,11 +666,11 @@
       </w:pPr>
       <w:r>
         <w:rPr/>
-        <w:t>24.4.41 Woody Stems</w:t>
+        <w:t>24.15.41 Woody Stems</w:t>
         <w:tab/>
       </w:r>
       <w:r>
-        <w:t>4</w:t>
+        <w:t>15</w:t>
       </w:r>
     </w:p>
     <w:p>
@@ -675,11 +682,11 @@
       </w:pPr>
       <w:r>
         <w:rPr/>
-        <w:t>24.4.42 Woody Stem Characteristics</w:t>
+        <w:t>24.15.42 Woody Stem Characteristics</w:t>
         <w:tab/>
       </w:r>
       <w:r>
-        <w:t>4</w:t>
+        <w:t>15</w:t>
       </w:r>
     </w:p>
     <w:p>
@@ -691,11 +698,11 @@
       </w:pPr>
       <w:r>
         <w:rPr/>
-        <w:t>24.4.43 Diagrams of Secondary Growth of Stems</w:t>
+        <w:t>24.16.43 Diagrams of Secondary Growth of Stems</w:t>
         <w:tab/>
       </w:r>
       <w:r>
-        <w:t>4</w:t>
+        <w:t>16</w:t>
       </w:r>
     </w:p>
     <w:p>
@@ -707,11 +714,11 @@
       </w:pPr>
       <w:r>
         <w:rPr/>
-        <w:t>24.4.44 Bark</w:t>
+        <w:t>24.16.44 Bark</w:t>
         <w:tab/>
       </w:r>
       <w:r>
-        <w:t>4</w:t>
+        <w:t>16</w:t>
       </w:r>
     </w:p>
     <w:p>
@@ -723,11 +730,11 @@
       </w:pPr>
       <w:r>
         <w:rPr/>
-        <w:t>24.4.45 Wood</w:t>
+        <w:t>24.16.45 Wood</w:t>
         <w:tab/>
       </w:r>
       <w:r>
-        <w:t>4</w:t>
+        <w:t>16</w:t>
       </w:r>
     </w:p>
     <w:p>
@@ -739,11 +746,11 @@
       </w:pPr>
       <w:r>
         <w:rPr/>
-        <w:t>24.4.46 Three-Year-Old Woody Twig</w:t>
+        <w:t>24.16.46 Three-Year-Old Woody Twig</w:t>
         <w:tab/>
       </w:r>
       <w:r>
-        <w:t>4</w:t>
+        <w:t>16</w:t>
       </w:r>
     </w:p>
     <w:p>
@@ -755,11 +762,11 @@
       </w:pPr>
       <w:r>
         <w:rPr/>
-        <w:t>24.4.47 Tree Trunk</w:t>
+        <w:t>24.16.47 Tree Trunk</w:t>
         <w:tab/>
       </w:r>
       <w:r>
-        <w:t>4</w:t>
+        <w:t>16</w:t>
       </w:r>
     </w:p>
     <w:p>
@@ -771,11 +778,11 @@
       </w:pPr>
       <w:r>
         <w:rPr/>
-        <w:t>24.4.48–49 Stem Diversity</w:t>
+        <w:t>24.16.48–49 Stem Diversity</w:t>
         <w:tab/>
       </w:r>
       <w:r>
-        <w:t>4</w:t>
+        <w:t>16</w:t>
       </w:r>
     </w:p>
     <w:p>
@@ -796,11 +803,11 @@
       </w:pPr>
       <w:r>
         <w:rPr/>
-        <w:t>24.5.50 Organization and Diversity of Leaves</w:t>
+        <w:t>24.16.50 Organization and Diversity of Leaves</w:t>
         <w:tab/>
       </w:r>
       <w:r>
-        <w:t>4</w:t>
+        <w:t>16</w:t>
       </w:r>
     </w:p>
     <w:p>
@@ -812,11 +819,11 @@
       </w:pPr>
       <w:r>
         <w:rPr/>
-        <w:t>24.5.51 Leaf Morphology</w:t>
+        <w:t>24.16.51 Leaf Morphology</w:t>
         <w:tab/>
       </w:r>
       <w:r>
-        <w:t>5</w:t>
+        <w:t>16</w:t>
       </w:r>
     </w:p>
     <w:p>
@@ -828,11 +835,11 @@
       </w:pPr>
       <w:r>
         <w:rPr/>
-        <w:t>24.5.52 Leaf Structure</w:t>
+        <w:t>24.16.52 Leaf Structure</w:t>
         <w:tab/>
       </w:r>
       <w:r>
-        <w:t>5</w:t>
+        <w:t>16</w:t>
       </w:r>
     </w:p>
     <w:p>
@@ -844,11 +851,11 @@
       </w:pPr>
       <w:r>
         <w:rPr/>
-        <w:t>24.5.53 Diversity of Leaves</w:t>
+        <w:t>24.16.53 Diversity of Leaves</w:t>
         <w:tab/>
       </w:r>
       <w:r>
-        <w:t>5</w:t>
+        <w:t>16</w:t>
       </w:r>
     </w:p>
     <w:p>
@@ -860,11 +867,11 @@
       </w:pPr>
       <w:r>
         <w:rPr/>
-        <w:t>24.5.54 Classification of Leaves</w:t>
+        <w:t>24.16.54 Classification of Leaves</w:t>
         <w:tab/>
       </w:r>
       <w:r>
-        <w:t>5</w:t>
+        <w:t>16</w:t>
       </w:r>
     </w:p>
     <w:p>
@@ -876,11 +883,11 @@
       </w:pPr>
       <w:r>
         <w:rPr/>
-        <w:t>24.5.55 Leaf Diversity</w:t>
+        <w:t>24.17.55 Leaf Diversity</w:t>
         <w:tab/>
       </w:r>
       <w:r>
-        <w:t>5</w:t>
+        <w:t>17</w:t>
       </w:r>
     </w:p>
     <w:p>
@@ -905,7 +912,7 @@
         <w:tab/>
       </w:r>
       <w:r>
-        <w:t>5</w:t>
+        <w:t>17</w:t>
       </w:r>
     </w:p>
     <w:p>
@@ -921,7 +928,7 @@
         <w:tab/>
       </w:r>
       <w:r>
-        <w:t>7</w:t>
+        <w:t>18</w:t>
       </w:r>
     </w:p>
     <w:p>
@@ -937,7 +944,7 @@
         <w:tab/>
       </w:r>
       <w:r>
-        <w:t>7</w:t>
+        <w:t>19</w:t>
       </w:r>
     </w:p>
     <w:p>
@@ -971,7 +978,7 @@
         <w:fldChar w:fldCharType="separate"/>
       </w:r>
       <w:r>
-        <w:t>1</w:t>
+        <w:t>7</w:t>
       </w:r>
       <w:r>
         <w:fldChar w:fldCharType="end"/>
@@ -999,7 +1006,7 @@
         <w:fldChar w:fldCharType="separate"/>
       </w:r>
       <w:r>
-        <w:t>2</w:t>
+        <w:t>8</w:t>
       </w:r>
       <w:r>
         <w:fldChar w:fldCharType="end"/>
@@ -1027,7 +1034,7 @@
         <w:fldChar w:fldCharType="separate"/>
       </w:r>
       <w:r>
-        <w:t>3</w:t>
+        <w:t>9</w:t>
       </w:r>
       <w:r>
         <w:fldChar w:fldCharType="end"/>
@@ -1037,14 +1044,14 @@
       <w:pPr>
         <w:pStyle w:val="Lookupheading"/>
       </w:pPr>
-      <w:bookmarkStart w:id="1" w:name="lk24LkClues"/>
+      <w:bookmarkStart w:id="2" w:name="lk24LkClues"/>
       <w:r>
         <w:rPr>
           <w:rStyle w:val="Slidecode"/>
         </w:rPr>
         <w:t>Clue index: description → answer</w:t>
       </w:r>
-      <w:bookmarkEnd w:id="1"/>
+      <w:bookmarkEnd w:id="2"/>
     </w:p>
     <w:p>
       <w:pPr>
@@ -1071,7 +1078,7 @@
       </w:r>
       <w:r>
         <w:rPr/>
-        <w:t xml:space="preserve"> 24.1.6</w:t>
+        <w:t xml:space="preserve"> 24.13.6</w:t>
       </w:r>
     </w:p>
     <w:p>
@@ -1090,7 +1097,7 @@
       </w:r>
       <w:r>
         <w:rPr/>
-        <w:t xml:space="preserve"> 24.1.3</w:t>
+        <w:t xml:space="preserve"> 24.13.3</w:t>
       </w:r>
     </w:p>
     <w:p>
@@ -1109,7 +1116,7 @@
       </w:r>
       <w:r>
         <w:rPr/>
-        <w:t xml:space="preserve"> 24.1.8</w:t>
+        <w:t xml:space="preserve"> 24.13.8</w:t>
       </w:r>
     </w:p>
     <w:p>
@@ -1128,7 +1135,7 @@
       </w:r>
       <w:r>
         <w:rPr/>
-        <w:t xml:space="preserve"> 24.1.7</w:t>
+        <w:t xml:space="preserve"> 24.13.7</w:t>
       </w:r>
     </w:p>
     <w:p>
@@ -1147,7 +1154,7 @@
       </w:r>
       <w:r>
         <w:rPr/>
-        <w:t xml:space="preserve"> 24.1.8</w:t>
+        <w:t xml:space="preserve"> 24.13.8</w:t>
       </w:r>
     </w:p>
     <w:p>
@@ -1166,7 +1173,7 @@
       </w:r>
       <w:r>
         <w:rPr/>
-        <w:t xml:space="preserve"> 24.1.10</w:t>
+        <w:t xml:space="preserve"> 24.13.10</w:t>
       </w:r>
     </w:p>
     <w:p>
@@ -1185,7 +1192,7 @@
       </w:r>
       <w:r>
         <w:rPr/>
-        <w:t xml:space="preserve"> 24.1.10</w:t>
+        <w:t xml:space="preserve"> 24.13.10</w:t>
       </w:r>
     </w:p>
     <w:p>
@@ -1204,7 +1211,7 @@
       </w:r>
       <w:r>
         <w:rPr/>
-        <w:t xml:space="preserve"> 24.1.11</w:t>
+        <w:t xml:space="preserve"> 24.13.11</w:t>
       </w:r>
     </w:p>
     <w:p>
@@ -1223,7 +1230,7 @@
       </w:r>
       <w:r>
         <w:rPr/>
-        <w:t xml:space="preserve"> 24.1.11</w:t>
+        <w:t xml:space="preserve"> 24.13.11</w:t>
       </w:r>
     </w:p>
     <w:p>
@@ -1242,7 +1249,7 @@
       </w:r>
       <w:r>
         <w:rPr/>
-        <w:t xml:space="preserve"> 24.1.11</w:t>
+        <w:t xml:space="preserve"> 24.13.11</w:t>
       </w:r>
     </w:p>
     <w:p>
@@ -1261,7 +1268,7 @@
       </w:r>
       <w:r>
         <w:rPr/>
-        <w:t xml:space="preserve"> 24.1.15</w:t>
+        <w:t xml:space="preserve"> 24.13.15</w:t>
       </w:r>
     </w:p>
     <w:p>
@@ -1280,7 +1287,7 @@
       </w:r>
       <w:r>
         <w:rPr/>
-        <w:t xml:space="preserve"> 24.1.15</w:t>
+        <w:t xml:space="preserve"> 24.13.15</w:t>
       </w:r>
     </w:p>
     <w:p>
@@ -1299,7 +1306,7 @@
       </w:r>
       <w:r>
         <w:rPr/>
-        <w:t xml:space="preserve"> 24.1.15</w:t>
+        <w:t xml:space="preserve"> 24.13.15</w:t>
       </w:r>
     </w:p>
     <w:p>
@@ -1318,7 +1325,7 @@
       </w:r>
       <w:r>
         <w:rPr/>
-        <w:t xml:space="preserve"> 24.1.16</w:t>
+        <w:t xml:space="preserve"> 24.13.16</w:t>
       </w:r>
     </w:p>
     <w:p>
@@ -1337,7 +1344,7 @@
       </w:r>
       <w:r>
         <w:rPr/>
-        <w:t xml:space="preserve"> 24.1.16</w:t>
+        <w:t xml:space="preserve"> 24.13.16</w:t>
       </w:r>
     </w:p>
     <w:p>
@@ -1356,7 +1363,7 @@
       </w:r>
       <w:r>
         <w:rPr/>
-        <w:t xml:space="preserve"> 24.1.16</w:t>
+        <w:t xml:space="preserve"> 24.13.16</w:t>
       </w:r>
     </w:p>
     <w:p>
@@ -1384,7 +1391,7 @@
       </w:r>
       <w:r>
         <w:rPr/>
-        <w:t xml:space="preserve"> 24.3.26</w:t>
+        <w:t xml:space="preserve"> 24.14.26</w:t>
       </w:r>
     </w:p>
     <w:p>
@@ -1403,7 +1410,7 @@
       </w:r>
       <w:r>
         <w:rPr/>
-        <w:t xml:space="preserve"> 24.3.26</w:t>
+        <w:t xml:space="preserve"> 24.14.26</w:t>
       </w:r>
     </w:p>
     <w:p>
@@ -1422,7 +1429,7 @@
       </w:r>
       <w:r>
         <w:rPr/>
-        <w:t xml:space="preserve"> 24.3.26</w:t>
+        <w:t xml:space="preserve"> 24.14.26</w:t>
       </w:r>
     </w:p>
     <w:p>
@@ -1441,7 +1448,7 @@
       </w:r>
       <w:r>
         <w:rPr/>
-        <w:t xml:space="preserve"> 24.3.27</w:t>
+        <w:t xml:space="preserve"> 24.14.27</w:t>
       </w:r>
     </w:p>
     <w:p>
@@ -1460,7 +1467,7 @@
       </w:r>
       <w:r>
         <w:rPr/>
-        <w:t xml:space="preserve"> 24.3.27, 24.3.29</w:t>
+        <w:t xml:space="preserve"> 24.14.27, 24.15.29</w:t>
       </w:r>
     </w:p>
     <w:p>
@@ -1479,7 +1486,7 @@
       </w:r>
       <w:r>
         <w:rPr/>
-        <w:t xml:space="preserve"> 24.3.30</w:t>
+        <w:t xml:space="preserve"> 24.15.30</w:t>
       </w:r>
     </w:p>
     <w:p>
@@ -1498,7 +1505,7 @@
       </w:r>
       <w:r>
         <w:rPr/>
-        <w:t xml:space="preserve"> 24.3.32</w:t>
+        <w:t xml:space="preserve"> 24.15.32</w:t>
       </w:r>
     </w:p>
     <w:p>
@@ -1517,7 +1524,7 @@
       </w:r>
       <w:r>
         <w:rPr/>
-        <w:t xml:space="preserve"> 24.3.32</w:t>
+        <w:t xml:space="preserve"> 24.15.32</w:t>
       </w:r>
     </w:p>
     <w:p>
@@ -1536,7 +1543,7 @@
       </w:r>
       <w:r>
         <w:rPr/>
-        <w:t xml:space="preserve"> 24.3.33</w:t>
+        <w:t xml:space="preserve"> 24.15.33</w:t>
       </w:r>
     </w:p>
     <w:p>
@@ -1555,7 +1562,7 @@
       </w:r>
       <w:r>
         <w:rPr/>
-        <w:t xml:space="preserve"> 24.3.33</w:t>
+        <w:t xml:space="preserve"> 24.15.33</w:t>
       </w:r>
     </w:p>
     <w:p>
@@ -1574,7 +1581,7 @@
       </w:r>
       <w:r>
         <w:rPr/>
-        <w:t xml:space="preserve"> 24.3.33</w:t>
+        <w:t xml:space="preserve"> 24.15.33</w:t>
       </w:r>
     </w:p>
     <w:p>
@@ -1593,7 +1600,7 @@
       </w:r>
       <w:r>
         <w:rPr/>
-        <w:t xml:space="preserve"> 24.3.34</w:t>
+        <w:t xml:space="preserve"> 24.15.34</w:t>
       </w:r>
     </w:p>
     <w:p>
@@ -1612,7 +1619,7 @@
       </w:r>
       <w:r>
         <w:rPr/>
-        <w:t xml:space="preserve"> 24.3.34</w:t>
+        <w:t xml:space="preserve"> 24.15.34</w:t>
       </w:r>
     </w:p>
     <w:p>
@@ -1640,7 +1647,7 @@
       </w:r>
       <w:r>
         <w:rPr/>
-        <w:t xml:space="preserve"> 24.2.20</w:t>
+        <w:t xml:space="preserve"> 24.14.20</w:t>
       </w:r>
     </w:p>
     <w:p>
@@ -1659,7 +1666,7 @@
       </w:r>
       <w:r>
         <w:rPr/>
-        <w:t xml:space="preserve"> 24.2.20–21</w:t>
+        <w:t xml:space="preserve"> 24.14.20–21</w:t>
       </w:r>
     </w:p>
     <w:p>
@@ -1678,7 +1685,7 @@
       </w:r>
       <w:r>
         <w:rPr/>
-        <w:t xml:space="preserve"> 24.4.35</w:t>
+        <w:t xml:space="preserve"> 24.15.35</w:t>
       </w:r>
     </w:p>
     <w:p>
@@ -1697,7 +1704,7 @@
       </w:r>
       <w:r>
         <w:rPr/>
-        <w:t xml:space="preserve"> 24.4.38, 24.4.40</w:t>
+        <w:t xml:space="preserve"> 24.15.38, 24.15.40</w:t>
       </w:r>
     </w:p>
     <w:p>
@@ -1716,7 +1723,7 @@
       </w:r>
       <w:r>
         <w:rPr/>
-        <w:t xml:space="preserve"> 24.4.38–39</w:t>
+        <w:t xml:space="preserve"> 24.15.38–39</w:t>
       </w:r>
     </w:p>
     <w:p>
@@ -1735,7 +1742,7 @@
       </w:r>
       <w:r>
         <w:rPr/>
-        <w:t xml:space="preserve"> 24.4.42–43</w:t>
+        <w:t xml:space="preserve"> 24.15.42–24.16.43</w:t>
       </w:r>
     </w:p>
     <w:p>
@@ -1754,7 +1761,7 @@
       </w:r>
       <w:r>
         <w:rPr/>
-        <w:t xml:space="preserve"> 24.4.43</w:t>
+        <w:t xml:space="preserve"> 24.16.43</w:t>
       </w:r>
     </w:p>
     <w:p>
@@ -1773,7 +1780,7 @@
       </w:r>
       <w:r>
         <w:rPr/>
-        <w:t xml:space="preserve"> 24.4.44</w:t>
+        <w:t xml:space="preserve"> 24.16.44</w:t>
       </w:r>
     </w:p>
     <w:p>
@@ -1792,7 +1799,7 @@
       </w:r>
       <w:r>
         <w:rPr/>
-        <w:t xml:space="preserve"> 24.4.44</w:t>
+        <w:t xml:space="preserve"> 24.16.44</w:t>
       </w:r>
     </w:p>
     <w:p>
@@ -1811,7 +1818,7 @@
       </w:r>
       <w:r>
         <w:rPr/>
-        <w:t xml:space="preserve"> 24.4.44</w:t>
+        <w:t xml:space="preserve"> 24.16.44</w:t>
       </w:r>
     </w:p>
     <w:p>
@@ -1830,7 +1837,7 @@
       </w:r>
       <w:r>
         <w:rPr/>
-        <w:t xml:space="preserve"> 24.4.45</w:t>
+        <w:t xml:space="preserve"> 24.16.45</w:t>
       </w:r>
     </w:p>
     <w:p>
@@ -1849,7 +1856,7 @@
       </w:r>
       <w:r>
         <w:rPr/>
-        <w:t xml:space="preserve"> 24.4.45</w:t>
+        <w:t xml:space="preserve"> 24.16.45</w:t>
       </w:r>
     </w:p>
     <w:p>
@@ -1868,7 +1875,7 @@
       </w:r>
       <w:r>
         <w:rPr/>
-        <w:t xml:space="preserve"> 24.4.45, 24.4.47</w:t>
+        <w:t xml:space="preserve"> 24.16.45, 24.16.47</w:t>
       </w:r>
     </w:p>
     <w:p>
@@ -1887,7 +1894,7 @@
       </w:r>
       <w:r>
         <w:rPr/>
-        <w:t xml:space="preserve"> 24.4.48</w:t>
+        <w:t xml:space="preserve"> 24.16.48</w:t>
       </w:r>
     </w:p>
     <w:p>
@@ -1906,7 +1913,7 @@
       </w:r>
       <w:r>
         <w:rPr/>
-        <w:t xml:space="preserve"> 24.4.48–49</w:t>
+        <w:t xml:space="preserve"> 24.16.48–49</w:t>
       </w:r>
     </w:p>
     <w:p>
@@ -1925,7 +1932,7 @@
       </w:r>
       <w:r>
         <w:rPr/>
-        <w:t xml:space="preserve"> 24.4.48–49</w:t>
+        <w:t xml:space="preserve"> 24.16.48–49</w:t>
       </w:r>
     </w:p>
     <w:p>
@@ -1944,7 +1951,7 @@
       </w:r>
       <w:r>
         <w:rPr/>
-        <w:t xml:space="preserve"> 24.4.48–49</w:t>
+        <w:t xml:space="preserve"> 24.16.48–49</w:t>
       </w:r>
     </w:p>
     <w:p>
@@ -1972,7 +1979,7 @@
       </w:r>
       <w:r>
         <w:rPr/>
-        <w:t xml:space="preserve"> 24.5.50</w:t>
+        <w:t xml:space="preserve"> 24.16.50</w:t>
       </w:r>
     </w:p>
     <w:p>
@@ -1991,7 +1998,7 @@
       </w:r>
       <w:r>
         <w:rPr/>
-        <w:t xml:space="preserve"> 24.5.50</w:t>
+        <w:t xml:space="preserve"> 24.16.50</w:t>
       </w:r>
     </w:p>
     <w:p>
@@ -2010,7 +2017,7 @@
       </w:r>
       <w:r>
         <w:rPr/>
-        <w:t xml:space="preserve"> 24.5.50</w:t>
+        <w:t xml:space="preserve"> 24.16.50</w:t>
       </w:r>
     </w:p>
     <w:p>
@@ -2029,7 +2036,7 @@
       </w:r>
       <w:r>
         <w:rPr/>
-        <w:t xml:space="preserve"> 24.5.51</w:t>
+        <w:t xml:space="preserve"> 24.16.51</w:t>
       </w:r>
     </w:p>
     <w:p>
@@ -2048,7 +2055,7 @@
       </w:r>
       <w:r>
         <w:rPr/>
-        <w:t xml:space="preserve"> 24.5.51</w:t>
+        <w:t xml:space="preserve"> 24.16.51</w:t>
       </w:r>
     </w:p>
     <w:p>
@@ -2067,7 +2074,7 @@
       </w:r>
       <w:r>
         <w:rPr/>
-        <w:t xml:space="preserve"> 24.5.53–54</w:t>
+        <w:t xml:space="preserve"> 24.16.53–54</w:t>
       </w:r>
     </w:p>
     <w:p>
@@ -2086,7 +2093,7 @@
       </w:r>
       <w:r>
         <w:rPr/>
-        <w:t xml:space="preserve"> 24.5.53–54</w:t>
+        <w:t xml:space="preserve"> 24.16.53–54</w:t>
       </w:r>
     </w:p>
     <w:p>
@@ -2105,7 +2112,7 @@
       </w:r>
       <w:r>
         <w:rPr/>
-        <w:t xml:space="preserve"> 24.5.53, 24.5.55</w:t>
+        <w:t xml:space="preserve"> 24.16.53, 24.17.55</w:t>
       </w:r>
     </w:p>
     <w:p>
@@ -2124,7 +2131,7 @@
       </w:r>
       <w:r>
         <w:rPr/>
-        <w:t xml:space="preserve"> 24.5.53, 24.5.55</w:t>
+        <w:t xml:space="preserve"> 24.16.53, 24.17.55</w:t>
       </w:r>
     </w:p>
     <w:p>
@@ -2152,7 +2159,7 @@
       </w:r>
       <w:r>
         <w:rPr/>
-        <w:t xml:space="preserve"> 24.2.25</w:t>
+        <w:t xml:space="preserve"> 24.14.25</w:t>
       </w:r>
     </w:p>
     <w:p>
@@ -2171,7 +2178,7 @@
       </w:r>
       <w:r>
         <w:rPr/>
-        <w:t xml:space="preserve"> 24.2.25</w:t>
+        <w:t xml:space="preserve"> 24.14.25</w:t>
       </w:r>
     </w:p>
     <w:p>
@@ -2190,7 +2197,7 @@
       </w:r>
       <w:r>
         <w:rPr/>
-        <w:t xml:space="preserve"> 24.2.25</w:t>
+        <w:t xml:space="preserve"> 24.14.25</w:t>
       </w:r>
     </w:p>
     <w:p>
@@ -2209,7 +2216,7 @@
       </w:r>
       <w:r>
         <w:rPr/>
-        <w:t xml:space="preserve"> 24.2.22, 24.2.24</w:t>
+        <w:t xml:space="preserve"> 24.14.22, 24.14.24</w:t>
       </w:r>
     </w:p>
     <w:p>
@@ -2228,7 +2235,7 @@
       </w:r>
       <w:r>
         <w:rPr/>
-        <w:t xml:space="preserve"> 24.2.23–24</w:t>
+        <w:t xml:space="preserve"> 24.14.23–24</w:t>
       </w:r>
     </w:p>
     <w:p>
@@ -2247,21 +2254,21 @@
       </w:r>
       <w:r>
         <w:rPr/>
-        <w:t xml:space="preserve"> 24.2.18</w:t>
+        <w:t xml:space="preserve"> 24.14.18</w:t>
       </w:r>
     </w:p>
     <w:p>
       <w:pPr>
         <w:pStyle w:val="Lookupheading"/>
       </w:pPr>
-      <w:bookmarkStart w:id="2" w:name="lk24LkGloss"/>
+      <w:bookmarkStart w:id="3" w:name="lk24LkGloss"/>
       <w:r>
         <w:rPr>
           <w:rStyle w:val="Slidecode"/>
         </w:rPr>
         <w:t>Glossary: key terms</w:t>
       </w:r>
-      <w:bookmarkEnd w:id="2"/>
+      <w:bookmarkEnd w:id="3"/>
     </w:p>
     <w:p>
       <w:pPr>
@@ -2275,7 +2282,7 @@
       </w:r>
       <w:r>
         <w:rPr/>
-        <w:t>: roots that grow from a stem, e.g. at the nodes of stolons and rhizomes (textbook) 24.4.49</w:t>
+        <w:t>: roots that grow from a stem, e.g. at the nodes of stolons and rhizomes (textbook) 24.16.49</w:t>
       </w:r>
     </w:p>
     <w:p>
@@ -2290,7 +2297,7 @@
       </w:r>
       <w:r>
         <w:rPr/>
-        <w:t>: one leaf per node / two per node / three or more per node (textbook) 24.5.53</w:t>
+        <w:t>: one leaf per node / two per node / three or more per node (textbook) 24.16.53</w:t>
       </w:r>
     </w:p>
     <w:p>
@@ -2305,7 +2312,7 @@
       </w:r>
       <w:r>
         <w:rPr/>
-        <w:t>: lives one growing season / three or more seasons 24.2.25</w:t>
+        <w:t>: lives one growing season / three or more seasons 24.14.25</w:t>
       </w:r>
     </w:p>
     <w:p>
@@ -2320,7 +2327,7 @@
       </w:r>
       <w:r>
         <w:rPr/>
-        <w:t>: one year's xylem: spring wood (more vessels) + summer wood (fewer vessels) 24.4.45</w:t>
+        <w:t>: one year's xylem: spring wood (more vessels) + summer wood (fewer vessels) 24.16.45</w:t>
       </w:r>
     </w:p>
     <w:p>
@@ -2335,7 +2342,7 @@
       </w:r>
       <w:r>
         <w:rPr/>
-        <w:t>: meristem at the tips of stems and roots; increases their length (primary growth) 24.1.6</w:t>
+        <w:t>: meristem at the tips of stems and roots; increases their length (primary growth) 24.13.6</w:t>
       </w:r>
     </w:p>
     <w:p>
@@ -2350,7 +2357,7 @@
       </w:r>
       <w:r>
         <w:rPr/>
-        <w:t>: cork, cork cambium, cortex and phloem / secondary xylem that builds up year after year 24.4.44</w:t>
+        <w:t>: cork, cork cambium, cortex and phloem / secondary xylem that builds up year after year 24.16.44</w:t>
       </w:r>
     </w:p>
     <w:p>
@@ -2365,7 +2372,7 @@
       </w:r>
       <w:r>
         <w:rPr/>
-        <w:t>: wide part of a leaf / stalk attaching the blade to the stem 24.5.50</w:t>
+        <w:t>: wide part of a leaf / stalk attaching the blade to the stem 24.16.50</w:t>
       </w:r>
     </w:p>
     <w:p>
@@ -2380,7 +2387,7 @@
       </w:r>
       <w:r>
         <w:rPr/>
-        <w:t>: protect the terminal bud; they drop each spring, leaving a scar (one per year of growth) 24.4.35</w:t>
+        <w:t>: protect the terminal bud; they drop each spring, leaving a scar (one per year of growth) 24.15.35</w:t>
       </w:r>
     </w:p>
     <w:p>
@@ -2395,7 +2402,7 @@
       </w:r>
       <w:r>
         <w:rPr/>
-        <w:t>: parenchyma tissue inside the epidermis; water and minerals move through it 24.3.27</w:t>
+        <w:t>: parenchyma tissue inside the epidermis; water and minerals move through it 24.14.27</w:t>
       </w:r>
     </w:p>
     <w:p>
@@ -2410,7 +2417,7 @@
       </w:r>
       <w:r>
         <w:rPr/>
-        <w:t>: a seed leaf of the embryo; it provides nutrients (textbook) 24.2.22</w:t>
+        <w:t>: a seed leaf of the embryo; it provides nutrients (textbook) 24.14.22</w:t>
       </w:r>
     </w:p>
     <w:p>
@@ -2425,7 +2432,7 @@
       </w:r>
       <w:r>
         <w:rPr/>
-        <w:t>: loses all its leaves / bears leaves the entire year 24.5.50</w:t>
+        <w:t>: loses all its leaves / bears leaves the entire year 24.16.50</w:t>
       </w:r>
     </w:p>
     <w:p>
@@ -2440,7 +2447,7 @@
       </w:r>
       <w:r>
         <w:rPr/>
-        <w:t>: a cell specialized in structure and job (textbook) 24.1.5</w:t>
+        <w:t>: a cell specialized in structure and job (textbook) 24.13.5</w:t>
       </w:r>
     </w:p>
     <w:p>
@@ -2455,7 +2462,7 @@
       </w:r>
       <w:r>
         <w:rPr/>
-        <w:t>: boundary layer between cortex and vascular cylinder / its band of lignin and suberin that forces water and minerals through the endodermal cells 24.3.27</w:t>
+        <w:t>: boundary layer between cortex and vascular cylinder / its band of lignin and suberin that forces water and minerals through the endodermal cells 24.14.27</w:t>
       </w:r>
     </w:p>
     <w:p>
@@ -2470,7 +2477,7 @@
       </w:r>
       <w:r>
         <w:rPr/>
-        <w:t>: the seed's food-storage tissue; monocot cotyledons transfer its nutrients 24.2.22</w:t>
+        <w:t>: the seed's food-storage tissue; monocot cotyledons transfer its nutrients 24.14.22</w:t>
       </w:r>
     </w:p>
     <w:p>
@@ -2485,7 +2492,7 @@
       </w:r>
       <w:r>
         <w:rPr/>
-        <w:t>: outer protective covering of closely packed cells; covered by a waxy cuticle where exposed to air 24.1.7</w:t>
+        <w:t>: outer protective covering of closely packed cells; covered by a waxy cuticle where exposed to air 24.13.7</w:t>
       </w:r>
     </w:p>
     <w:p>
@@ -2500,7 +2507,7 @@
       </w:r>
       <w:r>
         <w:rPr/>
-        <w:t>: long, slender sclerenchyma cells in bundles (hemp, rope) / shorter, varied ones (seed coats, nutshells) 24.1.11</w:t>
+        <w:t>: long, slender sclerenchyma cells in bundles (hemp, rope) / shorter, varied ones (seed coats, nutshells) 24.13.11</w:t>
       </w:r>
     </w:p>
     <w:p>
@@ -2515,7 +2522,7 @@
       </w:r>
       <w:r>
         <w:rPr/>
-        <w:t>: removing the bark around a tree; it kills the tree (no organic nutrient transport) 24.4.44</w:t>
+        <w:t>: removing the bark around a tree; it kills the tree (no organic nutrient transport) 24.16.44</w:t>
       </w:r>
     </w:p>
     <w:p>
@@ -2530,7 +2537,7 @@
       </w:r>
       <w:r>
         <w:rPr/>
-        <w:t>: forms the bulk of the plant: parenchyma, collenchyma and sclerenchyma cells 24.1.10</w:t>
+        <w:t>: forms the bulk of the plant: parenchyma, collenchyma and sclerenchyma cells 24.13.10</w:t>
       </w:r>
     </w:p>
     <w:p>
@@ -2545,7 +2552,7 @@
       </w:r>
       <w:r>
         <w:rPr/>
-        <w:t>: the two cells around each stoma; changes in their turgor open and close it (textbook) 24.1.9</w:t>
+        <w:t>: the two cells around each stoma; changes in their turgor open and close it (textbook) 24.13.9</w:t>
       </w:r>
     </w:p>
     <w:p>
@@ -2560,7 +2567,7 @@
       </w:r>
       <w:r>
         <w:rPr/>
-        <w:t>: inner, older rings that no longer transport water / outer rings that still do (textbook) 24.4.45</w:t>
+        <w:t>: inner, older rings that no longer transport water / outer rings that still do (textbook) 24.16.45</w:t>
       </w:r>
     </w:p>
     <w:p>
@@ -2575,7 +2582,7 @@
       </w:r>
       <w:r>
         <w:rPr/>
-        <w:t>: nonwoody, primary growth only / primary and secondary growth (wood) 24.4.38</w:t>
+        <w:t>: nonwoody, primary growth only / primary and secondary growth (wood) 24.15.38</w:t>
       </w:r>
     </w:p>
     <w:p>
@@ -2590,7 +2597,7 @@
       </w:r>
       <w:r>
         <w:rPr/>
-        <w:t>: animals eating plants 24.1.8</w:t>
+        <w:t>: animals eating plants 24.13.8</w:t>
       </w:r>
     </w:p>
     <w:p>
@@ -2605,7 +2612,7 @@
       </w:r>
       <w:r>
         <w:rPr/>
-        <w:t>: meristems that produce secondary tissues, increasing girth (secondary growth), e.g. the vascular cambium 24.4.41</w:t>
+        <w:t>: meristems that produce secondary tissues, increasing girth (secondary growth), e.g. the vascular cambium 24.15.41</w:t>
       </w:r>
     </w:p>
     <w:p>
@@ -2620,7 +2627,7 @@
       </w:r>
       <w:r>
         <w:rPr/>
-        <w:t>: upper angle between petiole and stem, where the axillary bud is 24.5.50</w:t>
+        <w:t>: upper angle between petiole and stem, where the axillary bud is 24.16.50</w:t>
       </w:r>
     </w:p>
     <w:p>
@@ -2635,7 +2642,7 @@
       </w:r>
       <w:r>
         <w:rPr/>
-        <w:t>: immature leaves around the shoot apical meristem (textbook) 24.4.35</w:t>
+        <w:t>: immature leaves around the shoot apical meristem (textbook) 24.15.35</w:t>
       </w:r>
     </w:p>
     <w:p>
@@ -2650,7 +2657,7 @@
       </w:r>
       <w:r>
         <w:rPr/>
-        <w:t>: spots in the cork where gas exchange can occur 24.4.44</w:t>
+        <w:t>: spots in the cork where gas exchange can occur 24.16.44</w:t>
       </w:r>
     </w:p>
     <w:p>
@@ -2665,7 +2672,7 @@
       </w:r>
       <w:r>
         <w:rPr/>
-        <w:t>: a chemical that hardens cell walls (not a protein) / a waxy, waterproof lipid in cork cells; both are in the Casparian strip (textbook) 24.3.27</w:t>
+        <w:t>: a chemical that hardens cell walls (not a protein) / a waxy, waterproof lipid in cork cells; both are in the Casparian strip (textbook) 24.14.27</w:t>
       </w:r>
     </w:p>
     <w:p>
@@ -2680,7 +2687,7 @@
       </w:r>
       <w:r>
         <w:rPr/>
-        <w:t>: undifferentiated cells that divide indefinitely and give rise to differentiated cells; lets the plant grow throughout its life 24.1.6</w:t>
+        <w:t>: undifferentiated cells that divide indefinitely and give rise to differentiated cells; lets the plant grow throughout its life 24.13.6</w:t>
       </w:r>
     </w:p>
     <w:p>
@@ -2695,7 +2702,7 @@
       </w:r>
       <w:r>
         <w:rPr/>
-        <w:t>: leaf tissue: elongated cells under the upper epidermis / irregular cells with air spaces 24.5.51</w:t>
+        <w:t>: leaf tissue: elongated cells under the upper epidermis / irregular cells with air spaces 24.16.51</w:t>
       </w:r>
     </w:p>
     <w:p>
@@ -2710,7 +2717,7 @@
       </w:r>
       <w:r>
         <w:rPr/>
-        <w:t>: one cotyledon, parallel veins, parts in threes, scattered stem bundles, root xylem and phloem in a ring / two cotyledons, net veins, parts in fours or fives, stem bundles in a ring, root phloem between xylem arms 24.2.24</w:t>
+        <w:t>: one cotyledon, parallel veins, parts in threes, scattered stem bundles, root xylem and phloem in a ring / two cotyledons, net veins, parts in fours or fives, stem bundles in a ring, root phloem between xylem arms 24.14.24</w:t>
       </w:r>
     </w:p>
     <w:p>
@@ -2725,7 +2732,7 @@
       </w:r>
       <w:r>
         <w:rPr/>
-        <w:t>: a relationship in which both species benefit (textbook) 24.3.34</w:t>
+        <w:t>: a relationship in which both species benefit (textbook) 24.15.34</w:t>
       </w:r>
     </w:p>
     <w:p>
@@ -2740,7 +2747,7 @@
       </w:r>
       <w:r>
         <w:rPr/>
-        <w:t>: mutualistic root–fungus partnership that helps water and mineral uptake / swellings that house nitrogen-fixing bacteria 24.3.34</w:t>
+        <w:t>: mutualistic root–fungus partnership that helps water and mineral uptake / swellings that house nitrogen-fixing bacteria 24.15.34</w:t>
       </w:r>
     </w:p>
     <w:p>
@@ -2755,7 +2762,7 @@
       </w:r>
       <w:r>
         <w:rPr/>
-        <w:t>: bacteria turning nitrogen gas from the air into compounds plants can use (textbook) 24.3.34</w:t>
+        <w:t>: bacteria turning nitrogen gas from the air into compounds plants can use (textbook) 24.15.34</w:t>
       </w:r>
     </w:p>
     <w:p>
@@ -2770,7 +2777,7 @@
       </w:r>
       <w:r>
         <w:rPr/>
-        <w:t>: where leaves attach to the stem / the stem region between nodes 24.2.20</w:t>
+        <w:t>: where leaves attach to the stem / the stem region between nodes 24.14.20</w:t>
       </w:r>
     </w:p>
     <w:p>
@@ -2785,7 +2792,7 @@
       </w:r>
       <w:r>
         <w:rPr/>
-        <w:t>: least specialized, most abundant, can photosynthesize and divide / thicker primary walls, flexible support (celery strands) / thick lignified secondary walls, mostly dead at maturity, support 24.1.10</w:t>
+        <w:t>: least specialized, most abundant, can photosynthesize and divide / thicker primary walls, flexible support (celery strands) / thick lignified secondary walls, mostly dead at maturity, support 24.13.10</w:t>
       </w:r>
     </w:p>
     <w:p>
@@ -2800,7 +2807,7 @@
       </w:r>
       <w:r>
         <w:rPr/>
-        <w:t>: mitotically active layer inside the endodermis, where branch (lateral) roots start 24.3.27</w:t>
+        <w:t>: mitotically active layer inside the endodermis, where branch (lateral) roots start 24.14.27</w:t>
       </w:r>
     </w:p>
     <w:p>
@@ -2815,7 +2822,7 @@
       </w:r>
       <w:r>
         <w:rPr/>
-        <w:t>: replaces the epidermis on older woody stems / its main part, cells impregnated with suberin / the meristem that makes new cork 24.1.8</w:t>
+        <w:t>: replaces the epidermis on older woody stems / its main part, cells impregnated with suberin / the meristem that makes new cork 24.13.8</w:t>
       </w:r>
     </w:p>
     <w:p>
@@ -2830,7 +2837,7 @@
       </w:r>
       <w:r>
         <w:rPr/>
-        <w:t>: parenchyma at the center of a stem or a monocot root (textbook) 24.3.30</w:t>
+        <w:t>: parenchyma at the center of a stem or a monocot root (textbook) 24.15.30</w:t>
       </w:r>
     </w:p>
     <w:p>
@@ -2845,7 +2852,7 @@
       </w:r>
       <w:r>
         <w:rPr/>
-        <w:t>: thin spots in a tracheid's wall where water passes / end walls of vessel elements, with openings (textbook) 24.1.15</w:t>
+        <w:t>: thin spots in a tracheid's wall where water passes / end walls of vessel elements, with openings (textbook) 24.13.15</w:t>
       </w:r>
     </w:p>
     <w:p>
@@ -2860,7 +2867,7 @@
       </w:r>
       <w:r>
         <w:rPr/>
-        <w:t>: narrow channels through cell walls that connect neighboring cells' cytoplasm (textbook) 24.1.16</w:t>
+        <w:t>: narrow channels through cell walls that connect neighboring cells' cytoplasm (textbook) 24.13.16</w:t>
       </w:r>
     </w:p>
     <w:p>
@@ -2875,7 +2882,7 @@
       </w:r>
       <w:r>
         <w:rPr/>
-        <w:t>: increase in length (apical meristems) / increase in girth (lateral meristems) 24.4.42</w:t>
+        <w:t>: increase in length (apical meristems) / increase in girth (lateral meristems) 24.15.42</w:t>
       </w:r>
     </w:p>
     <w:p>
@@ -2890,7 +2897,7 @@
       </w:r>
       <w:r>
         <w:rPr/>
-        <w:t>: support in high winds (corn) / rise above the water to get oxygen (mangrove) / support, uptake, even photosynthesis (orchids) 24.3.33</w:t>
+        <w:t>: support in high winds (corn) / rise above the water to get oxygen (mangrove) / support, uptake, even photosynthesis (orchids) 24.15.33</w:t>
       </w:r>
     </w:p>
     <w:p>
@@ -2905,7 +2912,7 @@
       </w:r>
       <w:r>
         <w:rPr/>
-        <w:t>: the three primary meristems; they give rise to epidermal / ground / vascular tissue 24.1.3</w:t>
+        <w:t>: the three primary meristems; they give rise to epidermal / ground / vascular tissue 24.13.3</w:t>
       </w:r>
     </w:p>
     <w:p>
@@ -2920,7 +2927,7 @@
       </w:r>
       <w:r>
         <w:rPr/>
-        <w:t>: covers and protects the root tip; its cells are replaced as soil wears them off (textbook) 24.3.26</w:t>
+        <w:t>: covers and protects the root tip; its cells are replaced as soil wears them off (textbook) 24.14.26</w:t>
       </w:r>
     </w:p>
     <w:p>
@@ -2935,7 +2942,7 @@
       </w:r>
       <w:r>
         <w:rPr/>
-        <w:t>: extensions of root epidermal cells that increase surface area for water absorption 24.1.7</w:t>
+        <w:t>: extensions of root epidermal cells that increase surface area for water absorption 24.13.7</w:t>
       </w:r>
     </w:p>
     <w:p>
@@ -2950,7 +2957,7 @@
       </w:r>
       <w:r>
         <w:rPr/>
-        <w:t>: the roots / the stem and leaves 24.2.18</w:t>
+        <w:t>: the roots / the stem and leaves 24.14.18</w:t>
       </w:r>
     </w:p>
     <w:p>
@@ -2965,7 +2972,7 @@
       </w:r>
       <w:r>
         <w:rPr/>
-        <w:t>: cell division (primary meristems) → elongation (cells lengthen and specialize) → maturation (fully differentiated cells) 24.3.26</w:t>
+        <w:t>: cell division (primary meristems) → elongation (cells lengthen and specialize) → maturation (fully differentiated cells) 24.14.26</w:t>
       </w:r>
     </w:p>
     <w:p>
@@ -2980,7 +2987,7 @@
       </w:r>
       <w:r>
         <w:rPr/>
-        <w:t>: cluster of pores in the wall of a sieve-tube member 24.1.16</w:t>
+        <w:t>: cluster of pores in the wall of a sieve-tube member 24.13.16</w:t>
       </w:r>
     </w:p>
     <w:p>
@@ -2995,7 +3002,7 @@
       </w:r>
       <w:r>
         <w:rPr/>
-        <w:t>: phloem's conducting cell, with cytoplasm but no nucleus / its partner cell, with a nucleus, connected to it by plasmodesmata 24.1.16</w:t>
+        <w:t>: phloem's conducting cell, with cytoplasm but no nucleus / its partner cell, with a nucleus, connected to it by plasmodesmata 24.13.16</w:t>
       </w:r>
     </w:p>
     <w:p>
@@ -3010,7 +3017,7 @@
       </w:r>
       <w:r>
         <w:rPr/>
-        <w:t>: one undivided blade / blade divided into leaflets (textbook) 24.5.53</w:t>
+        <w:t>: one undivided blade / blade divided into leaflets (textbook) 24.16.53</w:t>
       </w:r>
     </w:p>
     <w:p>
@@ -3025,7 +3032,7 @@
       </w:r>
       <w:r>
         <w:rPr/>
-        <w:t>: modified leaves that protect the stem (cactus) / that attach the plant to a support (cucumber) 24.5.55</w:t>
+        <w:t>: modified leaves that protect the stem (cactus) / that attach the plant to a support (cucumber) 24.17.55</w:t>
       </w:r>
     </w:p>
     <w:p>
@@ -3040,7 +3047,7 @@
       </w:r>
       <w:r>
         <w:rPr/>
-        <w:t>: aboveground horizontal stem (new plants where nodes touch the ground) / underground horizontal stem 24.4.48</w:t>
+        <w:t>: aboveground horizontal stem (new plants where nodes touch the ground) / underground horizontal stem 24.16.48</w:t>
       </w:r>
     </w:p>
     <w:p>
@@ -3055,7 +3062,7 @@
       </w:r>
       <w:r>
         <w:rPr/>
-        <w:t>: fleshy main root growing straight down, stores food / slender roots and branches that anchor the plant (monocots) 24.3.32</w:t>
+        <w:t>: fleshy main root growing straight down, stores food / slender roots and branches that anchor the plant (monocots) 24.15.32</w:t>
       </w:r>
     </w:p>
     <w:p>
@@ -3070,7 +3077,7 @@
       </w:r>
       <w:r>
         <w:rPr/>
-        <w:t>: bud at the stem tip, with the apical meristem / bud in the leaf axil; lateral branches grow from it 24.2.20</w:t>
+        <w:t>: bud at the stem tip, with the apical meristem / bud in the leaf axil; lateral branches grow from it 24.14.20</w:t>
       </w:r>
     </w:p>
     <w:p>
@@ -3085,7 +3092,7 @@
       </w:r>
       <w:r>
         <w:rPr/>
-        <w:t>: specialized cells that perform a particular function / a structure made of several tissues 24.1.4</w:t>
+        <w:t>: specialized cells that perform a particular function / a structure made of several tissues 24.13.4</w:t>
       </w:r>
     </w:p>
     <w:p>
@@ -3100,7 +3107,7 @@
       </w:r>
       <w:r>
         <w:rPr/>
-        <w:t>: long xylem cells with tapered ends; water crosses pits / larger xylem cells with perforation plates, forming a continuous vessel 24.1.15</w:t>
+        <w:t>: long xylem cells with tapered ends; water crosses pits / larger xylem cells with perforation plates, forming a continuous vessel 24.13.15</w:t>
       </w:r>
     </w:p>
     <w:p>
@@ -3115,7 +3122,7 @@
       </w:r>
       <w:r>
         <w:rPr/>
-        <w:t>: hairs on the epidermis of stems, leaves and reproductive organs; protect from sun and moisture loss, discourage herbivory 24.1.8</w:t>
+        <w:t>: hairs on the epidermis of stems, leaves and reproductive organs; protect from sun and moisture loss, discourage herbivory 24.13.8</w:t>
       </w:r>
     </w:p>
     <w:p>
@@ -3130,7 +3137,7 @@
       </w:r>
       <w:r>
         <w:rPr/>
-        <w:t>: enlarged stem part for food storage (potato) / underground stem that makes new plants the next season 24.4.48</w:t>
+        <w:t>: enlarged stem part for food storage (potato) / underground stem that makes new plants the next season 24.16.48</w:t>
       </w:r>
     </w:p>
     <w:p>
@@ -3145,7 +3152,7 @@
       </w:r>
       <w:r>
         <w:rPr/>
-        <w:t>: lateral meristem that produces secondary xylem and secondary phloem each year 24.4.43</w:t>
+        <w:t>: lateral meristem that produces secondary xylem and secondary phloem each year 24.16.43</w:t>
       </w:r>
     </w:p>
     <w:p>
@@ -3160,7 +3167,7 @@
       </w:r>
       <w:r>
         <w:rPr/>
-        <w:t>: vascular tissue in the center of a root / strands of xylem and phloem in a stem 24.1.13</w:t>
+        <w:t>: vascular tissue in the center of a root / strands of xylem and phloem in a stem 24.13.13</w:t>
       </w:r>
     </w:p>
     <w:p>
@@ -3175,7 +3182,7 @@
       </w:r>
       <w:r>
         <w:rPr/>
-        <w:t>: conduct water across the width of the plant, between rows of tracheids 24.1.15</w:t>
+        <w:t>: conduct water across the width of the plant, between rows of tracheids 24.13.15</w:t>
       </w:r>
     </w:p>
     <w:p>
@@ -3190,7 +3197,7 @@
       </w:r>
       <w:r>
         <w:rPr/>
-        <w:t>: xylem and phloem: in the vascular cylinder of roots, vascular bundles of stems and veins of leaves 24.1.13</w:t>
+        <w:t>: xylem and phloem: in the vascular cylinder of roots, vascular bundles of stems and veins of leaves 24.13.13</w:t>
       </w:r>
     </w:p>
     <w:p>
@@ -3205,7 +3212,7 @@
       </w:r>
       <w:r>
         <w:rPr/>
-        <w:t>: roots, stems and leaves: all parts except the reproductive structures (flowers, seeds, fruits) 24.2.18</w:t>
+        <w:t>: roots, stems and leaves: all parts except the reproductive structures (flowers, seeds, fruits) 24.14.18</w:t>
       </w:r>
     </w:p>
     <w:p>
@@ -3220,21 +3227,21 @@
       </w:r>
       <w:r>
         <w:rPr/>
-        <w:t>: transports water and minerals from the roots to the leaves / transports sucrose and other organic compounds 24.1.13</w:t>
+        <w:t>: transports water and minerals from the roots to the leaves / transports sucrose and other organic compounds 24.13.13</w:t>
       </w:r>
     </w:p>
     <w:p>
       <w:pPr>
         <w:pStyle w:val="Lookupheading"/>
       </w:pPr>
-      <w:bookmarkStart w:id="3" w:name="lk24LkIndex"/>
+      <w:bookmarkStart w:id="4" w:name="lk24LkIndex"/>
       <w:r>
         <w:rPr>
           <w:rStyle w:val="Slidecode"/>
         </w:rPr>
         <w:t>Term index</w:t>
       </w:r>
-      <w:bookmarkEnd w:id="3"/>
+      <w:bookmarkEnd w:id="4"/>
     </w:p>
     <w:p>
       <w:pPr>
@@ -3248,7 +3255,7 @@
       </w:r>
       <w:r>
         <w:rPr/>
-        <w:t xml:space="preserve"> 24.4.49 (stolons, rhizomes)</w:t>
+        <w:t xml:space="preserve"> 24.16.49 (stolons, rhizomes)</w:t>
       </w:r>
     </w:p>
     <w:p>
@@ -3278,7 +3285,7 @@
       </w:r>
       <w:r>
         <w:rPr/>
-        <w:t xml:space="preserve"> 24.5.53 (leaf arrangement)</w:t>
+        <w:t xml:space="preserve"> 24.16.53 (leaf arrangement)</w:t>
       </w:r>
     </w:p>
     <w:p>
@@ -3293,7 +3300,7 @@
       </w:r>
       <w:r>
         <w:rPr/>
-        <w:t xml:space="preserve"> 24.2.25 (def.)</w:t>
+        <w:t xml:space="preserve"> 24.14.25 (def.)</w:t>
       </w:r>
     </w:p>
     <w:p>
@@ -3308,7 +3315,7 @@
       </w:r>
       <w:r>
         <w:rPr/>
-        <w:t xml:space="preserve"> 24.4.45 (def.)</w:t>
+        <w:t xml:space="preserve"> 24.16.45 (def.)</w:t>
       </w:r>
     </w:p>
     <w:p>
@@ -3338,7 +3345,7 @@
       </w:r>
       <w:r>
         <w:rPr/>
-        <w:t xml:space="preserve"> 24.1.6 (def.), 24.1.3 (three meristems), 24.3.26 (root tip), 24.4.35 (shoot tip)</w:t>
+        <w:t xml:space="preserve"> 24.13.6 (def.), 24.13.3 (three meristems), 24.14.26 (root tip), 24.15.35 (shoot tip)</w:t>
       </w:r>
     </w:p>
     <w:p>
@@ -3353,7 +3360,7 @@
       </w:r>
       <w:r>
         <w:rPr/>
-        <w:t xml:space="preserve"> 24.5.50 (def.), 24.2.21 (lateral branches), 24.4.36 (woody twig)</w:t>
+        <w:t xml:space="preserve"> 24.16.50 (def.), 24.14.21 (lateral branches), 24.15.36 (woody twig)</w:t>
       </w:r>
     </w:p>
     <w:p>
@@ -3383,7 +3390,7 @@
       </w:r>
       <w:r>
         <w:rPr/>
-        <w:t xml:space="preserve"> 24.4.44 (def.), 24.4.48 (uses)</w:t>
+        <w:t xml:space="preserve"> 24.16.44 (def.), 24.16.48 (uses)</w:t>
       </w:r>
     </w:p>
     <w:p>
@@ -3413,7 +3420,7 @@
       </w:r>
       <w:r>
         <w:rPr/>
-        <w:t xml:space="preserve"> 24.5.54 (leaf arrangement)</w:t>
+        <w:t xml:space="preserve"> 24.16.54 (leaf arrangement)</w:t>
       </w:r>
     </w:p>
     <w:p>
@@ -3443,7 +3450,7 @@
       </w:r>
       <w:r>
         <w:rPr/>
-        <w:t xml:space="preserve"> 24.5.50 (def.), 24.2.19 (plant body), 24.5.53 (simple, compound)</w:t>
+        <w:t xml:space="preserve"> 24.16.50 (def.), 24.14.19 (plant body), 24.16.53 (simple, compound)</w:t>
       </w:r>
     </w:p>
     <w:p>
@@ -3458,7 +3465,7 @@
       </w:r>
       <w:r>
         <w:rPr/>
-        <w:t xml:space="preserve"> 24.3.27 (from pericycle), 24.2.19 (root system)</w:t>
+        <w:t xml:space="preserve"> 24.14.27 (from pericycle), 24.14.19 (root system)</w:t>
       </w:r>
     </w:p>
     <w:p>
@@ -3488,7 +3495,7 @@
       </w:r>
       <w:r>
         <w:rPr/>
-        <w:t xml:space="preserve"> 24.4.35 (def.)</w:t>
+        <w:t xml:space="preserve"> 24.15.35 (def.)</w:t>
       </w:r>
     </w:p>
     <w:p>
@@ -3518,7 +3525,7 @@
       </w:r>
       <w:r>
         <w:rPr/>
-        <w:t xml:space="preserve"> 24.5.55 (spines, tendrils)</w:t>
+        <w:t xml:space="preserve"> 24.17.55 (spines, tendrils)</w:t>
       </w:r>
     </w:p>
     <w:p>
@@ -3533,7 +3540,7 @@
       </w:r>
       <w:r>
         <w:rPr/>
-        <w:t xml:space="preserve"> 24.3.27 (def.), 24.3.31 (monocot root)</w:t>
+        <w:t xml:space="preserve"> 24.14.27 (def.), 24.15.31 (monocot root)</w:t>
       </w:r>
     </w:p>
     <w:p>
@@ -3548,7 +3555,7 @@
       </w:r>
       <w:r>
         <w:rPr/>
-        <w:t xml:space="preserve"> 24.1.10 (collenchyma)</w:t>
+        <w:t xml:space="preserve"> 24.13.10 (collenchyma)</w:t>
       </w:r>
     </w:p>
     <w:p>
@@ -3578,7 +3585,7 @@
       </w:r>
       <w:r>
         <w:rPr/>
-        <w:t xml:space="preserve"> 24.1.10 (def.), 24.4.39 (eudicot stem)</w:t>
+        <w:t xml:space="preserve"> 24.13.10 (def.), 24.15.39 (eudicot stem)</w:t>
       </w:r>
     </w:p>
     <w:p>
@@ -3593,7 +3600,7 @@
       </w:r>
       <w:r>
         <w:rPr/>
-        <w:t xml:space="preserve"> 24.1.16 (def.), 24.4.40 (monocot stem)</w:t>
+        <w:t xml:space="preserve"> 24.13.16 (def.), 24.15.40 (monocot stem)</w:t>
       </w:r>
     </w:p>
     <w:p>
@@ -3623,7 +3630,7 @@
       </w:r>
       <w:r>
         <w:rPr/>
-        <w:t xml:space="preserve"> 24.1.8 (def.), 24.4.44 (bark, suberin)</w:t>
+        <w:t xml:space="preserve"> 24.13.8 (def.), 24.16.44 (bark, suberin)</w:t>
       </w:r>
     </w:p>
     <w:p>
@@ -3638,7 +3645,7 @@
       </w:r>
       <w:r>
         <w:rPr/>
-        <w:t xml:space="preserve"> (gladiolus) 24.4.48 (def.)</w:t>
+        <w:t xml:space="preserve"> (gladiolus) 24.16.48 (def.)</w:t>
       </w:r>
     </w:p>
     <w:p>
@@ -3653,7 +3660,7 @@
       </w:r>
       <w:r>
         <w:rPr/>
-        <w:t xml:space="preserve"> 24.3.33 (prop roots)</w:t>
+        <w:t xml:space="preserve"> 24.15.33 (prop roots)</w:t>
       </w:r>
     </w:p>
     <w:p>
@@ -3668,7 +3675,7 @@
       </w:r>
       <w:r>
         <w:rPr/>
-        <w:t xml:space="preserve"> 24.3.27 (def.), 24.4.35 (from ground meristem), 24.4.44 (in bark)</w:t>
+        <w:t xml:space="preserve"> 24.14.27 (def.), 24.15.35 (from ground meristem), 24.16.44 (in bark)</w:t>
       </w:r>
     </w:p>
     <w:p>
@@ -3683,7 +3690,7 @@
       </w:r>
       <w:r>
         <w:rPr/>
-        <w:t xml:space="preserve"> 24.2.22 (monocots)</w:t>
+        <w:t xml:space="preserve"> 24.14.22 (monocots)</w:t>
       </w:r>
     </w:p>
     <w:p>
@@ -3713,7 +3720,7 @@
       </w:r>
       <w:r>
         <w:rPr/>
-        <w:t xml:space="preserve"> 24.1.7 (epidermis), 24.4.38 (herbaceous stems), 24.5.51 (leaves)</w:t>
+        <w:t xml:space="preserve"> 24.13.7 (epidermis), 24.15.38 (herbaceous stems), 24.16.51 (leaves)</w:t>
       </w:r>
     </w:p>
     <w:p>
@@ -3728,7 +3735,7 @@
       </w:r>
       <w:r>
         <w:rPr/>
-        <w:t xml:space="preserve"> 24.5.50 (def.)</w:t>
+        <w:t xml:space="preserve"> 24.16.50 (def.)</w:t>
       </w:r>
     </w:p>
     <w:p>
@@ -3743,7 +3750,7 @@
       </w:r>
       <w:r>
         <w:rPr/>
-        <w:t xml:space="preserve"> 24.1.5 (meristem division), 24.3.26 (zone of maturation)</w:t>
+        <w:t xml:space="preserve"> 24.13.5 (meristem division), 24.14.26 (zone of maturation)</w:t>
       </w:r>
     </w:p>
     <w:p>
@@ -3758,7 +3765,7 @@
       </w:r>
       <w:r>
         <w:rPr/>
-        <w:t xml:space="preserve"> 24.3.27 (def.), 24.3.31 (monocot root)</w:t>
+        <w:t xml:space="preserve"> 24.14.27 (def.), 24.15.31 (monocot root)</w:t>
       </w:r>
     </w:p>
     <w:p>
@@ -3773,7 +3780,7 @@
       </w:r>
       <w:r>
         <w:rPr/>
-        <w:t xml:space="preserve"> 24.2.22 (monocots)</w:t>
+        <w:t xml:space="preserve"> 24.14.22 (monocots)</w:t>
       </w:r>
     </w:p>
     <w:p>
@@ -3803,7 +3810,7 @@
       </w:r>
       <w:r>
         <w:rPr/>
-        <w:t xml:space="preserve"> 24.1.7 (def.), 24.1.3 (from protoderm), 24.3.27 (root), 24.5.51 (leaf)</w:t>
+        <w:t xml:space="preserve"> 24.13.7 (def.), 24.13.3 (from protoderm), 24.14.27 (root), 24.16.51 (leaf)</w:t>
       </w:r>
     </w:p>
     <w:p>
@@ -3818,7 +3825,7 @@
       </w:r>
       <w:r>
         <w:rPr/>
-        <w:t xml:space="preserve"> 24.2.23 (def.), 24.3.27 (root tissues), 24.4.38 (stem bundles), 24.5.51 (leaf mesophyll)</w:t>
+        <w:t xml:space="preserve"> 24.14.23 (def.), 24.14.27 (root tissues), 24.15.38 (stem bundles), 24.16.51 (leaf mesophyll)</w:t>
       </w:r>
     </w:p>
     <w:p>
@@ -3848,7 +3855,7 @@
       </w:r>
       <w:r>
         <w:rPr/>
-        <w:t xml:space="preserve"> 24.1.11 (def.)</w:t>
+        <w:t xml:space="preserve"> 24.13.11 (def.)</w:t>
       </w:r>
     </w:p>
     <w:p>
@@ -3863,7 +3870,7 @@
       </w:r>
       <w:r>
         <w:rPr/>
-        <w:t xml:space="preserve"> 24.3.32 (def.)</w:t>
+        <w:t xml:space="preserve"> 24.15.32 (def.)</w:t>
       </w:r>
     </w:p>
     <w:p>
@@ -3878,7 +3885,7 @@
       </w:r>
       <w:r>
         <w:rPr/>
-        <w:t xml:space="preserve"> 24.4.44 (def.)</w:t>
+        <w:t xml:space="preserve"> 24.16.44 (def.)</w:t>
       </w:r>
     </w:p>
     <w:p>
@@ -3893,7 +3900,7 @@
       </w:r>
       <w:r>
         <w:rPr/>
-        <w:t xml:space="preserve"> 24.4.49 (corm)</w:t>
+        <w:t xml:space="preserve"> 24.16.49 (corm)</w:t>
       </w:r>
     </w:p>
     <w:p>
@@ -3908,7 +3915,7 @@
       </w:r>
       <w:r>
         <w:rPr/>
-        <w:t xml:space="preserve"> 24.1.3 (def.), 24.3.28 (root tip), 24.4.35 (pith and cortex)</w:t>
+        <w:t xml:space="preserve"> 24.13.3 (def.), 24.14.28 (root tip), 24.15.35 (pith and cortex)</w:t>
       </w:r>
     </w:p>
     <w:p>
@@ -3923,7 +3930,7 @@
       </w:r>
       <w:r>
         <w:rPr/>
-        <w:t xml:space="preserve"> 24.1.10 (def.), 24.1.3 (from ground meristem), 24.3.30 (monocot root pith)</w:t>
+        <w:t xml:space="preserve"> 24.13.10 (def.), 24.13.3 (from ground meristem), 24.15.30 (monocot root pith)</w:t>
       </w:r>
     </w:p>
     <w:p>
@@ -3938,7 +3945,7 @@
       </w:r>
       <w:r>
         <w:rPr/>
-        <w:t xml:space="preserve"> 24.5.52 (leaf structure), 24.1.9 (photo)</w:t>
+        <w:t xml:space="preserve"> 24.16.52 (leaf structure), 24.13.9 (photo)</w:t>
       </w:r>
     </w:p>
     <w:p>
@@ -3953,7 +3960,7 @@
       </w:r>
       <w:r>
         <w:rPr/>
-        <w:t xml:space="preserve"> 24.4.45 (def.)</w:t>
+        <w:t xml:space="preserve"> 24.16.45 (def.)</w:t>
       </w:r>
     </w:p>
     <w:p>
@@ -3968,7 +3975,7 @@
       </w:r>
       <w:r>
         <w:rPr/>
-        <w:t xml:space="preserve"> 24.1.11 (fibers)</w:t>
+        <w:t xml:space="preserve"> 24.13.11 (fibers)</w:t>
       </w:r>
     </w:p>
     <w:p>
@@ -3983,7 +3990,7 @@
       </w:r>
       <w:r>
         <w:rPr/>
-        <w:t xml:space="preserve"> 24.4.38 (def.), 24.4.42 (primary and secondary)</w:t>
+        <w:t xml:space="preserve"> 24.15.38 (def.), 24.15.42 (primary and secondary)</w:t>
       </w:r>
     </w:p>
     <w:p>
@@ -3998,7 +4005,7 @@
       </w:r>
       <w:r>
         <w:rPr/>
-        <w:t xml:space="preserve"> 24.1.8 (trichomes)</w:t>
+        <w:t xml:space="preserve"> 24.13.8 (trichomes)</w:t>
       </w:r>
     </w:p>
     <w:p>
@@ -4028,7 +4035,7 @@
       </w:r>
       <w:r>
         <w:rPr/>
-        <w:t xml:space="preserve"> 24.4.41 (def.)</w:t>
+        <w:t xml:space="preserve"> 24.15.41 (def.)</w:t>
       </w:r>
     </w:p>
     <w:p>
@@ -4043,7 +4050,7 @@
       </w:r>
       <w:r>
         <w:rPr/>
-        <w:t xml:space="preserve"> 24.5.50 (def.)</w:t>
+        <w:t xml:space="preserve"> 24.16.50 (def.)</w:t>
       </w:r>
     </w:p>
     <w:p>
@@ -4058,7 +4065,7 @@
       </w:r>
       <w:r>
         <w:rPr/>
-        <w:t xml:space="preserve"> 24.4.35 (shoot apical meristem)</w:t>
+        <w:t xml:space="preserve"> 24.15.35 (shoot apical meristem)</w:t>
       </w:r>
     </w:p>
     <w:p>
@@ -4073,7 +4080,7 @@
       </w:r>
       <w:r>
         <w:rPr/>
-        <w:t xml:space="preserve"> 24.4.36 (woody twig)</w:t>
+        <w:t xml:space="preserve"> 24.15.36 (woody twig)</w:t>
       </w:r>
     </w:p>
     <w:p>
@@ -4088,7 +4095,7 @@
       </w:r>
       <w:r>
         <w:rPr/>
-        <w:t xml:space="preserve"> 24.1.13 (vascular tissue), 24.2.24 (parallel vs net), 24.5.52 (leaf structure)</w:t>
+        <w:t xml:space="preserve"> 24.13.13 (vascular tissue), 24.14.24 (parallel vs net), 24.16.52 (leaf structure)</w:t>
       </w:r>
     </w:p>
     <w:p>
@@ -4103,7 +4110,7 @@
       </w:r>
       <w:r>
         <w:rPr/>
-        <w:t xml:space="preserve"> (flower-inducing genes) 24.2.25 (annual or perennial)</w:t>
+        <w:t xml:space="preserve"> (flower-inducing genes) 24.14.25 (annual or perennial)</w:t>
       </w:r>
     </w:p>
     <w:p>
@@ -4118,7 +4125,7 @@
       </w:r>
       <w:r>
         <w:rPr/>
-        <w:t xml:space="preserve"> 24.5.50 (def.), 24.5.53 (diversity)</w:t>
+        <w:t xml:space="preserve"> 24.16.50 (def.), 24.16.53 (diversity)</w:t>
       </w:r>
     </w:p>
     <w:p>
@@ -4133,7 +4140,7 @@
       </w:r>
       <w:r>
         <w:rPr/>
-        <w:t xml:space="preserve"> 24.4.44 (gas exchange), 24.1.9 (periderm photo), 24.4.36 (woody twig)</w:t>
+        <w:t xml:space="preserve"> 24.16.44 (gas exchange), 24.13.9 (periderm photo), 24.15.36 (woody twig)</w:t>
       </w:r>
     </w:p>
     <w:p>
@@ -4148,7 +4155,7 @@
       </w:r>
       <w:r>
         <w:rPr/>
-        <w:t xml:space="preserve"> 24.1.11 (sclerenchyma), 24.3.27 (Casparian strip)</w:t>
+        <w:t xml:space="preserve"> 24.13.11 (sclerenchyma), 24.14.27 (Casparian strip)</w:t>
       </w:r>
     </w:p>
     <w:p>
@@ -4163,7 +4170,7 @@
       </w:r>
       <w:r>
         <w:rPr/>
-        <w:t xml:space="preserve"> 24.5.54 (simple, compound)</w:t>
+        <w:t xml:space="preserve"> 24.16.54 (simple, compound)</w:t>
       </w:r>
     </w:p>
     <w:p>
@@ -4178,7 +4185,7 @@
       </w:r>
       <w:r>
         <w:rPr/>
-        <w:t xml:space="preserve"> 24.3.33 (pneumatophores)</w:t>
+        <w:t xml:space="preserve"> 24.15.33 (pneumatophores)</w:t>
       </w:r>
     </w:p>
     <w:p>
@@ -4208,7 +4215,7 @@
       </w:r>
       <w:r>
         <w:rPr/>
-        <w:t xml:space="preserve"> 24.1.6 (def.), 24.1.3 (three types), 24.3.26 (root tip), 24.4.41 (lateral meristems)</w:t>
+        <w:t xml:space="preserve"> 24.13.6 (def.), 24.13.3 (three types), 24.14.26 (root tip), 24.15.41 (lateral meristems)</w:t>
       </w:r>
     </w:p>
     <w:p>
@@ -4223,7 +4230,7 @@
       </w:r>
       <w:r>
         <w:rPr/>
-        <w:t xml:space="preserve"> 24.5.51 (def.)</w:t>
+        <w:t xml:space="preserve"> 24.16.51 (def.)</w:t>
       </w:r>
     </w:p>
     <w:p>
@@ -4238,7 +4245,7 @@
       </w:r>
       <w:r>
         <w:rPr/>
-        <w:t xml:space="preserve"> 24.2.22 (def.), 24.3.30 (roots), 24.4.38 (stem bundles)</w:t>
+        <w:t xml:space="preserve"> 24.14.22 (def.), 24.15.30 (roots), 24.15.38 (stem bundles)</w:t>
       </w:r>
     </w:p>
     <w:p>
@@ -4253,7 +4260,7 @@
       </w:r>
       <w:r>
         <w:rPr/>
-        <w:t xml:space="preserve"> 24.3.34 (mycorrhizae)</w:t>
+        <w:t xml:space="preserve"> 24.15.34 (mycorrhizae)</w:t>
       </w:r>
     </w:p>
     <w:p>
@@ -4268,7 +4275,7 @@
       </w:r>
       <w:r>
         <w:rPr/>
-        <w:t xml:space="preserve"> 24.3.34 (def.)</w:t>
+        <w:t xml:space="preserve"> 24.15.34 (def.)</w:t>
       </w:r>
     </w:p>
     <w:p>
@@ -4283,7 +4290,7 @@
       </w:r>
       <w:r>
         <w:rPr/>
-        <w:t xml:space="preserve"> 24.3.34 (root nodules)</w:t>
+        <w:t xml:space="preserve"> 24.15.34 (root nodules)</w:t>
       </w:r>
     </w:p>
     <w:p>
@@ -4298,7 +4305,7 @@
       </w:r>
       <w:r>
         <w:rPr/>
-        <w:t xml:space="preserve"> 24.2.20 (def.), 24.4.36 (woody twig), 24.4.48 (stolons)</w:t>
+        <w:t xml:space="preserve"> 24.14.20 (def.), 24.15.36 (woody twig), 24.16.48 (stolons)</w:t>
       </w:r>
     </w:p>
     <w:p>
@@ -4343,7 +4350,7 @@
       </w:r>
       <w:r>
         <w:rPr/>
-        <w:t xml:space="preserve"> 24.3.33 (aerial roots)</w:t>
+        <w:t xml:space="preserve"> 24.15.33 (aerial roots)</w:t>
       </w:r>
     </w:p>
     <w:p>
@@ -4358,7 +4365,7 @@
       </w:r>
       <w:r>
         <w:rPr/>
-        <w:t xml:space="preserve"> 24.2.18 (def.), 24.1.4 (organ), 24.2.25 (annuals, perennials)</w:t>
+        <w:t xml:space="preserve"> 24.14.18 (def.), 24.13.4 (organ), 24.14.25 (annuals, perennials)</w:t>
       </w:r>
     </w:p>
     <w:p>
@@ -4388,7 +4395,7 @@
       </w:r>
       <w:r>
         <w:rPr/>
-        <w:t xml:space="preserve"> 24.1.10 (def.), 24.1.16 (sieve-tube members), 24.3.27 (cortex)</w:t>
+        <w:t xml:space="preserve"> 24.13.10 (def.), 24.13.16 (sieve-tube members), 24.14.27 (cortex)</w:t>
       </w:r>
     </w:p>
     <w:p>
@@ -4433,7 +4440,7 @@
       </w:r>
       <w:r>
         <w:rPr/>
-        <w:t xml:space="preserve"> 24.3.27 (def.), 24.3.31 (monocot root)</w:t>
+        <w:t xml:space="preserve"> 24.14.27 (def.), 24.15.31 (monocot root)</w:t>
       </w:r>
     </w:p>
     <w:p>
@@ -4448,7 +4455,7 @@
       </w:r>
       <w:r>
         <w:rPr/>
-        <w:t xml:space="preserve"> 24.1.8 (def.), 24.4.43 (bark)</w:t>
+        <w:t xml:space="preserve"> 24.13.8 (def.), 24.16.43 (bark)</w:t>
       </w:r>
     </w:p>
     <w:p>
@@ -4478,7 +4485,7 @@
       </w:r>
       <w:r>
         <w:rPr/>
-        <w:t xml:space="preserve"> 24.1.13 (def.), 24.1.16 (sieve-tube members), 24.2.23 (eudicot root), 24.4.43 (secondary phloem)</w:t>
+        <w:t xml:space="preserve"> 24.13.13 (def.), 24.13.16 (sieve-tube members), 24.14.23 (eudicot root), 24.16.43 (secondary phloem)</w:t>
       </w:r>
     </w:p>
     <w:p>
@@ -4493,7 +4500,7 @@
       </w:r>
       <w:r>
         <w:rPr/>
-        <w:t xml:space="preserve"> 24.3.30 (monocot root), 24.4.35 (from ground meristem), 24.4.42 (stem regions)</w:t>
+        <w:t xml:space="preserve"> 24.15.30 (monocot root), 24.15.35 (from ground meristem), 24.15.42 (stem regions)</w:t>
       </w:r>
     </w:p>
     <w:p>
@@ -4508,7 +4515,7 @@
       </w:r>
       <w:r>
         <w:rPr/>
-        <w:t xml:space="preserve"> 24.1.15 (def.)</w:t>
+        <w:t xml:space="preserve"> 24.13.15 (def.)</w:t>
       </w:r>
     </w:p>
     <w:p>
@@ -4523,7 +4530,7 @@
       </w:r>
       <w:r>
         <w:rPr/>
-        <w:t xml:space="preserve"> 24.1.16 (sieve tube, companion cell)</w:t>
+        <w:t xml:space="preserve"> 24.13.16 (sieve tube, companion cell)</w:t>
       </w:r>
     </w:p>
     <w:p>
@@ -4553,7 +4560,7 @@
       </w:r>
       <w:r>
         <w:rPr/>
-        <w:t xml:space="preserve"> 24.4.49 (tuber)</w:t>
+        <w:t xml:space="preserve"> 24.16.49 (tuber)</w:t>
       </w:r>
     </w:p>
     <w:p>
@@ -4568,7 +4575,7 @@
       </w:r>
       <w:r>
         <w:rPr/>
-        <w:t xml:space="preserve"> 24.4.42 (def.), 24.2.21 (terminal bud), 24.3.30 (monocot roots lack), 24.4.38 (herbaceous stems)</w:t>
+        <w:t xml:space="preserve"> 24.15.42 (def.), 24.14.21 (terminal bud), 24.15.30 (monocot roots lack), 24.15.38 (herbaceous stems)</w:t>
       </w:r>
     </w:p>
     <w:p>
@@ -4583,7 +4590,7 @@
       </w:r>
       <w:r>
         <w:rPr/>
-        <w:t xml:space="preserve"> 24.1.3 (def.), 24.3.28 (root tip), 24.4.35 (primary xylem, phloem)</w:t>
+        <w:t xml:space="preserve"> 24.13.3 (def.), 24.14.28 (root tip), 24.15.35 (primary xylem, phloem)</w:t>
       </w:r>
     </w:p>
     <w:p>
@@ -4598,7 +4605,7 @@
       </w:r>
       <w:r>
         <w:rPr/>
-        <w:t xml:space="preserve"> 24.3.33 (def.)</w:t>
+        <w:t xml:space="preserve"> 24.15.33 (def.)</w:t>
       </w:r>
     </w:p>
     <w:p>
@@ -4613,7 +4620,7 @@
       </w:r>
       <w:r>
         <w:rPr/>
-        <w:t xml:space="preserve"> 24.1.3 (def.), 24.3.28 (root tip), 24.4.35 (shoot tip)</w:t>
+        <w:t xml:space="preserve"> 24.13.3 (def.), 24.14.28 (root tip), 24.15.35 (shoot tip)</w:t>
       </w:r>
     </w:p>
     <w:p>
@@ -4643,7 +4650,7 @@
       </w:r>
       <w:r>
         <w:rPr/>
-        <w:t xml:space="preserve"> 24.4.48 (def.)</w:t>
+        <w:t xml:space="preserve"> 24.16.48 (def.)</w:t>
       </w:r>
     </w:p>
     <w:p>
@@ -4658,7 +4665,7 @@
       </w:r>
       <w:r>
         <w:rPr/>
-        <w:t xml:space="preserve"> 24.3.26 (def.)</w:t>
+        <w:t xml:space="preserve"> 24.14.26 (def.)</w:t>
       </w:r>
     </w:p>
     <w:p>
@@ -4673,7 +4680,7 @@
       </w:r>
       <w:r>
         <w:rPr/>
-        <w:t xml:space="preserve"> 24.1.7 (def.), 24.3.28 (water entry)</w:t>
+        <w:t xml:space="preserve"> 24.13.7 (def.), 24.14.28 (water entry)</w:t>
       </w:r>
     </w:p>
     <w:p>
@@ -4688,7 +4695,7 @@
       </w:r>
       <w:r>
         <w:rPr/>
-        <w:t xml:space="preserve"> 24.3.34 (def.)</w:t>
+        <w:t xml:space="preserve"> 24.15.34 (def.)</w:t>
       </w:r>
     </w:p>
     <w:p>
@@ -4703,7 +4710,7 @@
       </w:r>
       <w:r>
         <w:rPr/>
-        <w:t xml:space="preserve"> 24.2.18 (def.), 24.3.32 (root types)</w:t>
+        <w:t xml:space="preserve"> 24.14.18 (def.), 24.15.32 (root types)</w:t>
       </w:r>
     </w:p>
     <w:p>
@@ -4718,7 +4725,7 @@
       </w:r>
       <w:r>
         <w:rPr/>
-        <w:t xml:space="preserve"> 24.3.26 (def.)</w:t>
+        <w:t xml:space="preserve"> 24.14.26 (def.)</w:t>
       </w:r>
     </w:p>
     <w:p>
@@ -4733,7 +4740,7 @@
       </w:r>
       <w:r>
         <w:rPr/>
-        <w:t xml:space="preserve"> 24.3.26 (root tip), 24.2.18 (root system), 24.3.32 (diversity)</w:t>
+        <w:t xml:space="preserve"> 24.14.26 (root tip), 24.14.18 (root system), 24.15.32 (diversity)</w:t>
       </w:r>
     </w:p>
     <w:p>
@@ -4778,7 +4785,7 @@
       </w:r>
       <w:r>
         <w:rPr/>
-        <w:t xml:space="preserve"> 24.1.11 (def.)</w:t>
+        <w:t xml:space="preserve"> 24.13.11 (def.)</w:t>
       </w:r>
     </w:p>
     <w:p>
@@ -4808,7 +4815,7 @@
       </w:r>
       <w:r>
         <w:rPr/>
-        <w:t xml:space="preserve"> 24.1.11 (sclereids)</w:t>
+        <w:t xml:space="preserve"> 24.13.11 (sclereids)</w:t>
       </w:r>
     </w:p>
     <w:p>
@@ -4838,7 +4845,7 @@
       </w:r>
       <w:r>
         <w:rPr/>
-        <w:t xml:space="preserve"> 24.1.16 (def.), 24.4.40 (monocot stem)</w:t>
+        <w:t xml:space="preserve"> 24.13.16 (def.), 24.15.40 (monocot stem)</w:t>
       </w:r>
     </w:p>
     <w:p>
@@ -4853,7 +4860,7 @@
       </w:r>
       <w:r>
         <w:rPr/>
-        <w:t xml:space="preserve"> 24.5.53 (blade types)</w:t>
+        <w:t xml:space="preserve"> 24.16.53 (blade types)</w:t>
       </w:r>
     </w:p>
     <w:p>
@@ -4868,7 +4875,7 @@
       </w:r>
       <w:r>
         <w:rPr/>
-        <w:t xml:space="preserve"> (modified leaves) 24.5.55 (cactus, cucumber)</w:t>
+        <w:t xml:space="preserve"> (modified leaves) 24.17.55 (cactus, cucumber)</w:t>
       </w:r>
     </w:p>
     <w:p>
@@ -4898,7 +4905,7 @@
       </w:r>
       <w:r>
         <w:rPr/>
-        <w:t xml:space="preserve"> 24.4.45 (def.)</w:t>
+        <w:t xml:space="preserve"> 24.16.45 (def.)</w:t>
       </w:r>
     </w:p>
     <w:p>
@@ -4913,7 +4920,7 @@
       </w:r>
       <w:r>
         <w:rPr/>
-        <w:t xml:space="preserve"> 24.2.20 (def.), 24.4.38 (herbaceous, woody), 24.4.48 (diversity)</w:t>
+        <w:t xml:space="preserve"> 24.14.20 (def.), 24.15.38 (herbaceous, woody), 24.16.48 (diversity)</w:t>
       </w:r>
     </w:p>
     <w:p>
@@ -4928,7 +4935,7 @@
       </w:r>
       <w:r>
         <w:rPr/>
-        <w:t xml:space="preserve"> 24.4.48 (def.)</w:t>
+        <w:t xml:space="preserve"> 24.16.48 (def.)</w:t>
       </w:r>
     </w:p>
     <w:p>
@@ -4943,7 +4950,7 @@
       </w:r>
       <w:r>
         <w:rPr/>
-        <w:t xml:space="preserve"> 24.5.51 (def.), 24.1.8 (epidermis)</w:t>
+        <w:t xml:space="preserve"> 24.16.51 (def.), 24.13.8 (epidermis)</w:t>
       </w:r>
     </w:p>
     <w:p>
@@ -4958,7 +4965,7 @@
       </w:r>
       <w:r>
         <w:rPr/>
-        <w:t xml:space="preserve"> 24.3.27 (Casparian strip), 24.4.44 (cork cells)</w:t>
+        <w:t xml:space="preserve"> 24.14.27 (Casparian strip), 24.16.44 (cork cells)</w:t>
       </w:r>
     </w:p>
     <w:p>
@@ -4973,7 +4980,7 @@
       </w:r>
       <w:r>
         <w:rPr/>
-        <w:t xml:space="preserve"> 24.4.48 (uses)</w:t>
+        <w:t xml:space="preserve"> 24.16.48 (uses)</w:t>
       </w:r>
     </w:p>
     <w:p>
@@ -5003,7 +5010,7 @@
       </w:r>
       <w:r>
         <w:rPr/>
-        <w:t xml:space="preserve"> (insect-catching leaves) 24.5.55 (traps prey)</w:t>
+        <w:t xml:space="preserve"> (insect-catching leaves) 24.17.55 (traps prey)</w:t>
       </w:r>
     </w:p>
     <w:p>
@@ -5018,7 +5025,7 @@
       </w:r>
       <w:r>
         <w:rPr/>
-        <w:t xml:space="preserve"> 24.3.33 (storage roots)</w:t>
+        <w:t xml:space="preserve"> 24.15.33 (storage roots)</w:t>
       </w:r>
     </w:p>
     <w:p>
@@ -5033,7 +5040,7 @@
       </w:r>
       <w:r>
         <w:rPr/>
-        <w:t xml:space="preserve"> 24.3.32 (def.)</w:t>
+        <w:t xml:space="preserve"> 24.15.32 (def.)</w:t>
       </w:r>
     </w:p>
     <w:p>
@@ -5063,7 +5070,7 @@
       </w:r>
       <w:r>
         <w:rPr/>
-        <w:t xml:space="preserve"> 24.2.20 (def.), 24.4.35 (bud scales)</w:t>
+        <w:t xml:space="preserve"> 24.14.20 (def.), 24.15.35 (bud scales)</w:t>
       </w:r>
     </w:p>
     <w:p>
@@ -5078,7 +5085,7 @@
       </w:r>
       <w:r>
         <w:rPr/>
-        <w:t xml:space="preserve"> 24.1.4 (def.), 24.1.7 (epidermal), 24.1.10 (ground), 24.1.13 (vascular)</w:t>
+        <w:t xml:space="preserve"> 24.13.4 (def.), 24.13.7 (epidermal), 24.13.10 (ground), 24.13.13 (vascular)</w:t>
       </w:r>
     </w:p>
     <w:p>
@@ -5093,7 +5100,7 @@
       </w:r>
       <w:r>
         <w:rPr/>
-        <w:t xml:space="preserve"> 24.1.15 (def.)</w:t>
+        <w:t xml:space="preserve"> 24.13.15 (def.)</w:t>
       </w:r>
     </w:p>
     <w:p>
@@ -5108,7 +5115,7 @@
       </w:r>
       <w:r>
         <w:rPr/>
-        <w:t xml:space="preserve"> 24.1.8 (def.), 24.5.51 (leaves)</w:t>
+        <w:t xml:space="preserve"> 24.13.8 (def.), 24.16.51 (leaves)</w:t>
       </w:r>
     </w:p>
     <w:p>
@@ -5123,7 +5130,7 @@
       </w:r>
       <w:r>
         <w:rPr/>
-        <w:t xml:space="preserve"> (potato) 24.4.48 (def.)</w:t>
+        <w:t xml:space="preserve"> (potato) 24.16.48 (def.)</w:t>
       </w:r>
     </w:p>
     <w:p>
@@ -5138,7 +5145,7 @@
       </w:r>
       <w:r>
         <w:rPr/>
-        <w:t xml:space="preserve"> 24.1.13 (def.), 24.2.24 (ring vs scattered), 24.4.35 (vascular cambium)</w:t>
+        <w:t xml:space="preserve"> 24.13.13 (def.), 24.14.24 (ring vs scattered), 24.15.35 (vascular cambium)</w:t>
       </w:r>
     </w:p>
     <w:p>
@@ -5153,7 +5160,7 @@
       </w:r>
       <w:r>
         <w:rPr/>
-        <w:t xml:space="preserve"> 24.4.43 (def.), 24.4.35 (in bundles), 24.4.46 (woody twig)</w:t>
+        <w:t xml:space="preserve"> 24.16.43 (def.), 24.15.35 (in bundles), 24.16.46 (woody twig)</w:t>
       </w:r>
     </w:p>
     <w:p>
@@ -5168,7 +5175,7 @@
       </w:r>
       <w:r>
         <w:rPr/>
-        <w:t xml:space="preserve"> 24.1.13 (def.), 24.3.27 (endodermis boundary)</w:t>
+        <w:t xml:space="preserve"> 24.13.13 (def.), 24.14.27 (endodermis boundary)</w:t>
       </w:r>
     </w:p>
     <w:p>
@@ -5183,7 +5190,7 @@
       </w:r>
       <w:r>
         <w:rPr/>
-        <w:t xml:space="preserve"> 24.1.15 (def.)</w:t>
+        <w:t xml:space="preserve"> 24.13.15 (def.)</w:t>
       </w:r>
     </w:p>
     <w:p>
@@ -5228,7 +5235,7 @@
       </w:r>
       <w:r>
         <w:rPr/>
-        <w:t xml:space="preserve"> 24.1.15 (def.)</w:t>
+        <w:t xml:space="preserve"> 24.13.15 (def.)</w:t>
       </w:r>
     </w:p>
     <w:p>
@@ -5258,7 +5265,7 @@
       </w:r>
       <w:r>
         <w:rPr/>
-        <w:t xml:space="preserve"> 24.4.45 (def.), 24.4.42 (stem regions), 24.4.48 (uses)</w:t>
+        <w:t xml:space="preserve"> 24.16.45 (def.), 24.15.42 (stem regions), 24.16.48 (uses)</w:t>
       </w:r>
     </w:p>
     <w:p>
@@ -5288,14 +5295,16 @@
       </w:r>
       <w:r>
         <w:rPr/>
-        <w:t xml:space="preserve"> 24.1.13 (def.), 24.2.23 (eudicot root), 24.4.43 (secondary xylem), 24.5.52 (leaf)</w:t>
+        <w:t xml:space="preserve"> 24.13.13 (def.), 24.14.23 (eudicot root), 24.16.43 (secondary xylem), 24.16.52 (leaf)</w:t>
       </w:r>
     </w:p>
     <w:sectPr>
       <w:type w:val="continuous"/>
       <w:pgSz w:w="12240" w:h="15840"/>
       <w:pgMar w:top="792" w:right="576" w:bottom="720" w:left="576" w:header="432" w:footer="360" w:gutter="0"/>
+      <w:pgNumType w:start="7"/>
       <w:cols w:space="288" w:num="2" w:sep="1"/>
+      <w:titlePg/>
       <w:docGrid w:linePitch="360"/>
     </w:sectPr>
   </w:body>
@@ -5319,7 +5328,33 @@
       <w:fldChar w:fldCharType="separate"/>
     </w:r>
     <w:r>
-      <w:t>1</w:t>
+      <w:t>7</w:t>
+    </w:r>
+    <w:r>
+      <w:fldChar w:fldCharType="end"/>
+    </w:r>
+  </w:p>
+</w:ftr>
+</file>
+
+<file path=word/footer2.xml><?xml version="1.0" encoding="utf-8"?>
+<w:ftr xmlns:m="http://schemas.openxmlformats.org/officeDocument/2006/math" xmlns:mc="http://schemas.openxmlformats.org/markup-compatibility/2006" xmlns:mo="http://schemas.microsoft.com/office/mac/office/2008/main" xmlns:mv="urn:schemas-microsoft-com:mac:vml" xmlns:o="urn:schemas-microsoft-com:office:office" xmlns:r="http://schemas.openxmlformats.org/officeDocument/2006/relationships" xmlns:v="urn:schemas-microsoft-com:vml" xmlns:w10="urn:schemas-microsoft-com:office:word" xmlns:w14="http://schemas.microsoft.com/office/word/2010/wordml" xmlns:w="http://schemas.openxmlformats.org/wordprocessingml/2006/main" xmlns:wne="http://schemas.microsoft.com/office/word/2006/wordml" xmlns:wp14="http://schemas.microsoft.com/office/word/2010/wordprocessingDrawing" xmlns:wp="http://schemas.openxmlformats.org/drawingml/2006/wordprocessingDrawing" xmlns:wpc="http://schemas.microsoft.com/office/word/2010/wordprocessingCanvas" xmlns:wpg="http://schemas.microsoft.com/office/word/2010/wordprocessingGroup" xmlns:wpi="http://schemas.microsoft.com/office/word/2010/wordprocessingInk" xmlns:wps="http://schemas.microsoft.com/office/word/2010/wordprocessingShape" mc:Ignorable="w14 wp14">
+  <w:p>
+    <w:pPr>
+      <w:pStyle w:val="Footer"/>
+      <w:jc w:val="center"/>
+    </w:pPr>
+    <w:r>
+      <w:fldChar w:fldCharType="begin"/>
+    </w:r>
+    <w:r>
+      <w:instrText xml:space="preserve"> PAGE </w:instrText>
+    </w:r>
+    <w:r>
+      <w:fldChar w:fldCharType="separate"/>
+    </w:r>
+    <w:r>
+      <w:t>7</w:t>
     </w:r>
     <w:r>
       <w:fldChar w:fldCharType="end"/>
@@ -5419,6 +5454,16 @@
 </w:hdr>
 </file>
 
+<file path=word/header2.xml><?xml version="1.0" encoding="utf-8"?>
+<w:hdr xmlns:m="http://schemas.openxmlformats.org/officeDocument/2006/math" xmlns:mc="http://schemas.openxmlformats.org/markup-compatibility/2006" xmlns:mo="http://schemas.microsoft.com/office/mac/office/2008/main" xmlns:mv="urn:schemas-microsoft-com:mac:vml" xmlns:o="urn:schemas-microsoft-com:office:office" xmlns:r="http://schemas.openxmlformats.org/officeDocument/2006/relationships" xmlns:v="urn:schemas-microsoft-com:vml" xmlns:w10="urn:schemas-microsoft-com:office:word" xmlns:w14="http://schemas.microsoft.com/office/word/2010/wordml" xmlns:w="http://schemas.openxmlformats.org/wordprocessingml/2006/main" xmlns:wne="http://schemas.microsoft.com/office/word/2006/wordml" xmlns:wp14="http://schemas.microsoft.com/office/word/2010/wordprocessingDrawing" xmlns:wp="http://schemas.openxmlformats.org/drawingml/2006/wordprocessingDrawing" xmlns:wpc="http://schemas.microsoft.com/office/word/2010/wordprocessingCanvas" xmlns:wpg="http://schemas.microsoft.com/office/word/2010/wordprocessingGroup" xmlns:wpi="http://schemas.microsoft.com/office/word/2010/wordprocessingInk" xmlns:wps="http://schemas.microsoft.com/office/word/2010/wordprocessingShape" mc:Ignorable="w14 wp14">
+  <w:p>
+    <w:pPr>
+      <w:pStyle w:val="Header"/>
+    </w:pPr>
+  </w:p>
+</w:hdr>
+</file>
+
 <file path=word/numbering.xml><?xml version="1.0" encoding="utf-8"?>
 <w:numbering xmlns:wpc="http://schemas.microsoft.com/office/word/2010/wordprocessingCanvas" xmlns:mo="http://schemas.microsoft.com/office/mac/office/2008/main" xmlns:mc="http://schemas.openxmlformats.org/markup-compatibility/2006" xmlns:mv="urn:schemas-microsoft-com:mac:vml" xmlns:o="urn:schemas-microsoft-com:office:office" xmlns:r="http://schemas.openxmlformats.org/officeDocument/2006/relationships" xmlns:m="http://schemas.openxmlformats.org/officeDocument/2006/math" xmlns:v="urn:schemas-microsoft-com:vml" xmlns:wp14="http://schemas.microsoft.com/office/word/2010/wordprocessingDrawing" xmlns:wp="http://schemas.openxmlformats.org/drawingml/2006/wordprocessingDrawing" xmlns:w10="urn:schemas-microsoft-com:office:word" xmlns:w="http://schemas.openxmlformats.org/wordprocessingml/2006/main" xmlns:w14="http://schemas.microsoft.com/office/word/2010/wordml" xmlns:wpg="http://schemas.microsoft.com/office/word/2010/wordprocessingGroup" xmlns:wpi="http://schemas.microsoft.com/office/word/2010/wordprocessingInk" xmlns:wne="http://schemas.microsoft.com/office/word/2006/wordml" xmlns:wps="http://schemas.microsoft.com/office/word/2010/wordprocessingShape" mc:Ignorable="w14 wp14">
   <w:abstractNum w:abstractNumId="0">
@@ -5602,7 +5647,7 @@
         <w:ind w:left="172" w:hanging="172"/>
       </w:pPr>
       <w:rPr>
-        <w:rFonts w:ascii="Arial Narrow" w:hAnsi="Arial Narrow" w:cs="Arial Narrow"/>
+        <w:rFonts w:ascii="Handwriting Final" w:hAnsi="Handwriting Final" w:cs="Handwriting Final"/>
       </w:rPr>
     </w:lvl>
     <w:lvl w:ilvl="1">
@@ -5614,7 +5659,7 @@
         <w:ind w:left="356" w:hanging="172"/>
       </w:pPr>
       <w:rPr>
-        <w:rFonts w:ascii="Arial Narrow" w:hAnsi="Arial Narrow" w:cs="Arial Narrow"/>
+        <w:rFonts w:ascii="Handwriting Final" w:hAnsi="Handwriting Final" w:cs="Handwriting Final"/>
       </w:rPr>
     </w:lvl>
     <w:lvl w:ilvl="2">
@@ -5626,7 +5671,7 @@
         <w:ind w:left="540" w:hanging="172"/>
       </w:pPr>
       <w:rPr>
-        <w:rFonts w:ascii="Arial Narrow" w:hAnsi="Arial Narrow" w:cs="Arial Narrow"/>
+        <w:rFonts w:ascii="Handwriting Final" w:hAnsi="Handwriting Final" w:cs="Handwriting Final"/>
       </w:rPr>
     </w:lvl>
     <w:lvl w:ilvl="3">
@@ -5638,7 +5683,7 @@
         <w:ind w:left="724" w:hanging="172"/>
       </w:pPr>
       <w:rPr>
-        <w:rFonts w:ascii="Arial Narrow" w:hAnsi="Arial Narrow" w:cs="Arial Narrow"/>
+        <w:rFonts w:ascii="Handwriting Final" w:hAnsi="Handwriting Final" w:cs="Handwriting Final"/>
       </w:rPr>
     </w:lvl>
     <w:lvl w:ilvl="4">
@@ -5650,7 +5695,7 @@
         <w:ind w:left="908" w:hanging="172"/>
       </w:pPr>
       <w:rPr>
-        <w:rFonts w:ascii="Arial Narrow" w:hAnsi="Arial Narrow" w:cs="Arial Narrow"/>
+        <w:rFonts w:ascii="Handwriting Final" w:hAnsi="Handwriting Final" w:cs="Handwriting Final"/>
       </w:rPr>
     </w:lvl>
     <w:lvl w:ilvl="5">
@@ -5662,7 +5707,7 @@
         <w:ind w:left="1092" w:hanging="172"/>
       </w:pPr>
       <w:rPr>
-        <w:rFonts w:ascii="Arial Narrow" w:hAnsi="Arial Narrow" w:cs="Arial Narrow"/>
+        <w:rFonts w:ascii="Handwriting Final" w:hAnsi="Handwriting Final" w:cs="Handwriting Final"/>
       </w:rPr>
     </w:lvl>
     <w:lvl w:ilvl="6">
@@ -5674,7 +5719,7 @@
         <w:ind w:left="1276" w:hanging="172"/>
       </w:pPr>
       <w:rPr>
-        <w:rFonts w:ascii="Arial Narrow" w:hAnsi="Arial Narrow" w:cs="Arial Narrow"/>
+        <w:rFonts w:ascii="Handwriting Final" w:hAnsi="Handwriting Final" w:cs="Handwriting Final"/>
       </w:rPr>
     </w:lvl>
     <w:lvl w:ilvl="7">
@@ -5686,7 +5731,7 @@
         <w:ind w:left="1460" w:hanging="172"/>
       </w:pPr>
       <w:rPr>
-        <w:rFonts w:ascii="Arial Narrow" w:hAnsi="Arial Narrow" w:cs="Arial Narrow"/>
+        <w:rFonts w:ascii="Handwriting Final" w:hAnsi="Handwriting Final" w:cs="Handwriting Final"/>
       </w:rPr>
     </w:lvl>
     <w:lvl w:ilvl="8">
@@ -5698,7 +5743,7 @@
         <w:ind w:left="1644" w:hanging="172"/>
       </w:pPr>
       <w:rPr>
-        <w:rFonts w:ascii="Arial Narrow" w:hAnsi="Arial Narrow" w:cs="Arial Narrow"/>
+        <w:rFonts w:ascii="Handwriting Final" w:hAnsi="Handwriting Final" w:cs="Handwriting Final"/>
       </w:rPr>
     </w:lvl>
   </w:abstractNum>
@@ -5899,7 +5944,7 @@
       <w:spacing w:after="0" w:before="0" w:line="240" w:lineRule="auto"/>
     </w:pPr>
     <w:rPr>
-      <w:rFonts w:ascii="Arial Narrow" w:hAnsi="Arial Narrow" w:eastAsia="Arial Narrow"/>
+      <w:rFonts w:ascii="Handwriting Final" w:hAnsi="Handwriting Final" w:eastAsia="Handwriting Final"/>
       <w:sz w:val="23"/>
     </w:rPr>
   </w:style>
